--- a/docs/files/f90_面试备考资料-京东-物流方向管理培训生（TET）.docx
+++ b/docs/files/f90_面试备考资料-京东-物流方向管理培训生（TET）.docx
@@ -109,7 +109,7 @@
           <w:b w:val="0"/>
           <w:sz w:val="24"/>
         </w:rPr>
-        <w:t>1. 一、企业与岗位认知</w:t>
+        <w:t>1. 一、企业与岗位深度认知</w:t>
       </w:r>
     </w:p>
     <w:p>
@@ -135,7 +135,7 @@
           <w:b w:val="0"/>
           <w:sz w:val="24"/>
         </w:rPr>
-        <w:t>3. 三、简历深度深挖（重点板块）</w:t>
+        <w:t>3. 三、简历深度深挖（重点板块——已按最新简历更新）</w:t>
       </w:r>
     </w:p>
     <w:p>
@@ -161,7 +161,7 @@
           <w:b w:val="0"/>
           <w:sz w:val="24"/>
         </w:rPr>
-        <w:t>5. 五、英文专项（CET-4水平，可背诵）</w:t>
+        <w:t>5. 五、英文专项（CET-4水平）</w:t>
       </w:r>
     </w:p>
     <w:p>
@@ -178,8 +178,14 @@
       </w:r>
     </w:p>
     <w:p>
+      <w:r>
+        <w:br w:type="page"/>
+      </w:r>
+    </w:p>
+    <w:p>
       <w:pPr>
         <w:spacing w:line="360" w:lineRule="auto"/>
+        <w:ind w:firstLine="480"/>
       </w:pPr>
       <w:r>
         <w:rPr>
@@ -187,35 +193,49 @@
           <w:b w:val="0"/>
           <w:sz w:val="24"/>
         </w:rPr>
-        <w:t>7. 七、群面专项（重点！宣讲会明确有群面30min）</w:t>
+        <w:t>﻿---</w:t>
       </w:r>
     </w:p>
     <w:p>
-      <w:r>
-        <w:br w:type="page"/>
-      </w:r>
-    </w:p>
-    <w:p>
       <w:pPr>
         <w:spacing w:line="360" w:lineRule="auto"/>
-        <w:ind w:left="567"/>
+        <w:ind w:firstLine="480"/>
       </w:pPr>
       <w:r>
         <w:rPr>
           <w:rFonts w:ascii="Times New Roman" w:hAnsi="Times New Roman" w:eastAsia="宋体"/>
           <w:b w:val="0"/>
-          <w:i/>
           <w:sz w:val="24"/>
         </w:rPr>
-        <w:t>**岗位**：物流方向管理培训生（TET）</w:t>
-        <w:br/>
-        <w:t>**面试流程**（来自宣讲会）：综合面70min + 群面30min（6人/3min读题/20min讨论/代表总结）+ 提问后当场2v1加面</w:t>
-        <w:br/>
-        <w:t>**轮岗安排**：3周一线轮岗（客服/仓储/配送）→ 6周固定轮岗 → 自由轮岗选3个</w:t>
-        <w:br/>
-        <w:t>**备考日期**：2026-09-09</w:t>
-        <w:br/>
-        <w:t>**信息来源**：京东官网、财报、宣讲会、牛客网、员工评价</w:t>
+        <w:t>title: 面试备考资料 - 京东 - 物流方向管理培训生（TET）</w:t>
+      </w:r>
+    </w:p>
+    <w:p>
+      <w:pPr>
+        <w:spacing w:line="360" w:lineRule="auto"/>
+        <w:ind w:firstLine="480"/>
+      </w:pPr>
+      <w:r>
+        <w:rPr>
+          <w:rFonts w:ascii="Times New Roman" w:hAnsi="Times New Roman" w:eastAsia="宋体"/>
+          <w:b w:val="0"/>
+          <w:sz w:val="24"/>
+        </w:rPr>
+        <w:t>date: 2026-09-09</w:t>
+      </w:r>
+    </w:p>
+    <w:p>
+      <w:pPr>
+        <w:spacing w:line="360" w:lineRule="auto"/>
+        <w:ind w:firstLine="480"/>
+      </w:pPr>
+      <w:r>
+        <w:rPr>
+          <w:rFonts w:ascii="Times New Roman" w:hAnsi="Times New Roman" w:eastAsia="宋体"/>
+          <w:b w:val="0"/>
+          <w:sz w:val="24"/>
+        </w:rPr>
+        <w:t>tags: [面试备考, 京东, 管培生, 物流, TET]</w:t>
       </w:r>
     </w:p>
     <w:p>
@@ -228,7 +248,7 @@
           <w:b/>
           <w:sz w:val="32"/>
         </w:rPr>
-        <w:t>1、二、面试问题库</w:t>
+        <w:t>1、一、企业与岗位深度认知</w:t>
       </w:r>
     </w:p>
     <w:p>
@@ -241,13 +261,13 @@
           <w:b/>
           <w:sz w:val="28"/>
         </w:rPr>
-        <w:t>2.1 自我介绍（1分钟/3分钟版本）</w:t>
+        <w:t>1.1 京东核心数据（必须记住）</w:t>
       </w:r>
     </w:p>
     <w:p>
       <w:pPr>
         <w:spacing w:line="360" w:lineRule="auto"/>
-        <w:ind w:firstLine="480"/>
+        <w:ind w:left="283"/>
       </w:pPr>
       <w:r>
         <w:rPr>
@@ -255,6 +275,338 @@
           <w:b w:val="0"/>
           <w:sz w:val="24"/>
         </w:rPr>
+        <w:t>• **世界500强**：2026年第41位，连续11年上榜，3年蝉联大陆民营企业第一</w:t>
+      </w:r>
+    </w:p>
+    <w:p>
+      <w:pPr>
+        <w:spacing w:line="360" w:lineRule="auto"/>
+        <w:ind w:left="283"/>
+      </w:pPr>
+      <w:r>
+        <w:rPr>
+          <w:rFonts w:ascii="Times New Roman" w:hAnsi="Times New Roman" w:eastAsia="宋体"/>
+          <w:b w:val="0"/>
+          <w:sz w:val="24"/>
+        </w:rPr>
+        <w:t>• **员工规模**：超90万人</w:t>
+      </w:r>
+    </w:p>
+    <w:p>
+      <w:pPr>
+        <w:spacing w:line="360" w:lineRule="auto"/>
+        <w:ind w:left="283"/>
+      </w:pPr>
+      <w:r>
+        <w:rPr>
+          <w:rFonts w:ascii="Times New Roman" w:hAnsi="Times New Roman" w:eastAsia="宋体"/>
+          <w:b w:val="0"/>
+          <w:sz w:val="24"/>
+        </w:rPr>
+        <w:t>• **定位**：以供应链为基础的技术和服务企业</w:t>
+      </w:r>
+    </w:p>
+    <w:p>
+      <w:pPr>
+        <w:spacing w:line="360" w:lineRule="auto"/>
+        <w:ind w:left="283"/>
+      </w:pPr>
+      <w:r>
+        <w:rPr>
+          <w:rFonts w:ascii="Times New Roman" w:hAnsi="Times New Roman" w:eastAsia="宋体"/>
+          <w:b w:val="0"/>
+          <w:sz w:val="24"/>
+        </w:rPr>
+        <w:t>• **2026 Q2营收**：3464亿元，经营利润45.47亿元（去年同期亏损8.59亿元，利润大幅改善）</w:t>
+      </w:r>
+    </w:p>
+    <w:p>
+      <w:pPr>
+        <w:spacing w:line="360" w:lineRule="auto"/>
+        <w:ind w:left="283"/>
+      </w:pPr>
+      <w:r>
+        <w:rPr>
+          <w:rFonts w:ascii="Times New Roman" w:hAnsi="Times New Roman" w:eastAsia="宋体"/>
+          <w:b w:val="0"/>
+          <w:sz w:val="24"/>
+        </w:rPr>
+        <w:t>• **京东物流**：运营超1600个仓库+2000多个云仓，总管理面积超3400万平方米</w:t>
+      </w:r>
+    </w:p>
+    <w:p>
+      <w:pPr>
+        <w:spacing w:line="360" w:lineRule="auto"/>
+        <w:ind w:left="283"/>
+      </w:pPr>
+      <w:r>
+        <w:rPr>
+          <w:rFonts w:ascii="Times New Roman" w:hAnsi="Times New Roman" w:eastAsia="宋体"/>
+          <w:b w:val="0"/>
+          <w:sz w:val="24"/>
+        </w:rPr>
+        <w:t>• **AI应用**："狼族机器人军团"应用于物流供应链存储、拣选等上千个场景</w:t>
+      </w:r>
+    </w:p>
+    <w:p>
+      <w:pPr>
+        <w:spacing w:before="120" w:after="60"/>
+      </w:pPr>
+      <w:r>
+        <w:rPr>
+          <w:rFonts w:ascii="Times New Roman" w:hAnsi="Times New Roman" w:eastAsia="宋体"/>
+          <w:b/>
+          <w:sz w:val="28"/>
+        </w:rPr>
+        <w:t>1.2 TET管培生项目核心信息</w:t>
+      </w:r>
+    </w:p>
+    <w:p>
+      <w:pPr>
+        <w:spacing w:line="360" w:lineRule="auto"/>
+        <w:ind w:left="283"/>
+      </w:pPr>
+      <w:r>
+        <w:rPr>
+          <w:rFonts w:ascii="Times New Roman" w:hAnsi="Times New Roman" w:eastAsia="宋体"/>
+          <w:b w:val="0"/>
+          <w:sz w:val="24"/>
+        </w:rPr>
+        <w:t>• **全称**：Talent Excellence Training（京鹰会）</w:t>
+      </w:r>
+    </w:p>
+    <w:p>
+      <w:pPr>
+        <w:spacing w:line="360" w:lineRule="auto"/>
+        <w:ind w:left="283"/>
+      </w:pPr>
+      <w:r>
+        <w:rPr>
+          <w:rFonts w:ascii="Times New Roman" w:hAnsi="Times New Roman" w:eastAsia="宋体"/>
+          <w:b w:val="0"/>
+          <w:sz w:val="24"/>
+        </w:rPr>
+        <w:t>• **立项**：2007年，已培养超200位中高层管理者</w:t>
+      </w:r>
+    </w:p>
+    <w:p>
+      <w:pPr>
+        <w:spacing w:line="360" w:lineRule="auto"/>
+        <w:ind w:left="283"/>
+      </w:pPr>
+      <w:r>
+        <w:rPr>
+          <w:rFonts w:ascii="Times New Roman" w:hAnsi="Times New Roman" w:eastAsia="宋体"/>
+          <w:b w:val="0"/>
+          <w:sz w:val="24"/>
+        </w:rPr>
+        <w:t>• **四个方向**：综合方向、物流方向、技术方向、产品方向</w:t>
+      </w:r>
+    </w:p>
+    <w:p>
+      <w:pPr>
+        <w:spacing w:line="360" w:lineRule="auto"/>
+        <w:ind w:left="283"/>
+      </w:pPr>
+      <w:r>
+        <w:rPr>
+          <w:rFonts w:ascii="Times New Roman" w:hAnsi="Times New Roman" w:eastAsia="宋体"/>
+          <w:b w:val="0"/>
+          <w:sz w:val="24"/>
+        </w:rPr>
+        <w:t>• **培养路径**：3周一线（客服/仓储/配送）→6周固定→自由轮岗选3个</w:t>
+      </w:r>
+    </w:p>
+    <w:p>
+      <w:pPr>
+        <w:spacing w:line="360" w:lineRule="auto"/>
+        <w:ind w:left="283"/>
+      </w:pPr>
+      <w:r>
+        <w:rPr>
+          <w:rFonts w:ascii="Times New Roman" w:hAnsi="Times New Roman" w:eastAsia="宋体"/>
+          <w:b w:val="0"/>
+          <w:sz w:val="24"/>
+        </w:rPr>
+        <w:t>• **五年离职率**：&lt;5%（远低于行业平均）</w:t>
+      </w:r>
+    </w:p>
+    <w:p>
+      <w:pPr>
+        <w:spacing w:before="120" w:after="60"/>
+      </w:pPr>
+      <w:r>
+        <w:rPr>
+          <w:rFonts w:ascii="Times New Roman" w:hAnsi="Times New Roman" w:eastAsia="宋体"/>
+          <w:b/>
+          <w:sz w:val="28"/>
+        </w:rPr>
+        <w:t>1.3 宣讲会关键信息（用户提供）</w:t>
+      </w:r>
+    </w:p>
+    <w:p>
+      <w:pPr>
+        <w:spacing w:line="360" w:lineRule="auto"/>
+        <w:ind w:left="283"/>
+      </w:pPr>
+      <w:r>
+        <w:rPr>
+          <w:rFonts w:ascii="Times New Roman" w:hAnsi="Times New Roman" w:eastAsia="宋体"/>
+          <w:b w:val="0"/>
+          <w:sz w:val="24"/>
+        </w:rPr>
+        <w:t>• **面试流程**：综合面70min + 群面30min（6人/3min读题/20min讨论/代表总结）+ 提问后当场2v1加面</w:t>
+      </w:r>
+    </w:p>
+    <w:p>
+      <w:pPr>
+        <w:spacing w:line="360" w:lineRule="auto"/>
+        <w:ind w:left="283"/>
+      </w:pPr>
+      <w:r>
+        <w:rPr>
+          <w:rFonts w:ascii="Times New Roman" w:hAnsi="Times New Roman" w:eastAsia="宋体"/>
+          <w:b w:val="0"/>
+          <w:sz w:val="24"/>
+        </w:rPr>
+        <w:t>• **轮岗**：3周一线（客服/仓储/配送）→6周固定→自由轮岗选3个</w:t>
+      </w:r>
+    </w:p>
+    <w:p>
+      <w:pPr>
+        <w:spacing w:line="360" w:lineRule="auto"/>
+        <w:ind w:left="283"/>
+      </w:pPr>
+      <w:r>
+        <w:rPr>
+          <w:rFonts w:ascii="Times New Roman" w:hAnsi="Times New Roman" w:eastAsia="宋体"/>
+          <w:b w:val="0"/>
+          <w:sz w:val="24"/>
+        </w:rPr>
+        <w:t>• **五年离职率**：&lt;5%</w:t>
+      </w:r>
+    </w:p>
+    <w:p>
+      <w:pPr>
+        <w:spacing w:before="120" w:after="60"/>
+      </w:pPr>
+      <w:r>
+        <w:rPr>
+          <w:rFonts w:ascii="Times New Roman" w:hAnsi="Times New Roman" w:eastAsia="宋体"/>
+          <w:b/>
+          <w:sz w:val="28"/>
+        </w:rPr>
+        <w:t>1.4 岗位核心挑战</w:t>
+      </w:r>
+    </w:p>
+    <w:p>
+      <w:pPr>
+        <w:spacing w:line="360" w:lineRule="auto"/>
+        <w:ind w:left="283"/>
+      </w:pPr>
+      <w:r>
+        <w:rPr>
+          <w:rFonts w:ascii="Times New Roman" w:hAnsi="Times New Roman" w:eastAsia="宋体"/>
+          <w:b w:val="0"/>
+          <w:sz w:val="24"/>
+        </w:rPr>
+        <w:t>1. 一线轮岗的适应能力（3周客服/仓储/配送）</w:t>
+      </w:r>
+    </w:p>
+    <w:p>
+      <w:pPr>
+        <w:spacing w:line="360" w:lineRule="auto"/>
+        <w:ind w:left="283"/>
+      </w:pPr>
+      <w:r>
+        <w:rPr>
+          <w:rFonts w:ascii="Times New Roman" w:hAnsi="Times New Roman" w:eastAsia="宋体"/>
+          <w:b w:val="0"/>
+          <w:sz w:val="24"/>
+        </w:rPr>
+        <w:t>2. 物流供应链的复杂度（1600+仓库、3400万平米）</w:t>
+      </w:r>
+    </w:p>
+    <w:p>
+      <w:pPr>
+        <w:spacing w:line="360" w:lineRule="auto"/>
+        <w:ind w:left="283"/>
+      </w:pPr>
+      <w:r>
+        <w:rPr>
+          <w:rFonts w:ascii="Times New Roman" w:hAnsi="Times New Roman" w:eastAsia="宋体"/>
+          <w:b w:val="0"/>
+          <w:sz w:val="24"/>
+        </w:rPr>
+        <w:t>3. 数据驱动决策能力</w:t>
+      </w:r>
+    </w:p>
+    <w:p>
+      <w:pPr>
+        <w:spacing w:line="360" w:lineRule="auto"/>
+        <w:ind w:left="283"/>
+      </w:pPr>
+      <w:r>
+        <w:rPr>
+          <w:rFonts w:ascii="Times New Roman" w:hAnsi="Times New Roman" w:eastAsia="宋体"/>
+          <w:b w:val="0"/>
+          <w:sz w:val="24"/>
+        </w:rPr>
+        <w:t>4. 跨部门协同能力</w:t>
+      </w:r>
+    </w:p>
+    <w:p>
+      <w:pPr>
+        <w:spacing w:line="360" w:lineRule="auto"/>
+        <w:ind w:left="283"/>
+      </w:pPr>
+      <w:r>
+        <w:rPr>
+          <w:rFonts w:ascii="Times New Roman" w:hAnsi="Times New Roman" w:eastAsia="宋体"/>
+          <w:b w:val="0"/>
+          <w:sz w:val="24"/>
+        </w:rPr>
+        <w:t>5. 技术驱动变革的拥抱程度（AI、机器人）</w:t>
+      </w:r>
+    </w:p>
+    <w:p>
+      <w:pPr>
+        <w:spacing w:before="240" w:after="120"/>
+      </w:pPr>
+      <w:r>
+        <w:rPr>
+          <w:rFonts w:ascii="Times New Roman" w:hAnsi="Times New Roman" w:eastAsia="宋体"/>
+          <w:b/>
+          <w:sz w:val="32"/>
+        </w:rPr>
+        <w:t>2、三、简历深度深挖（重点板块——已按最新简历更新）</w:t>
+      </w:r>
+    </w:p>
+    <w:p>
+      <w:pPr>
+        <w:spacing w:before="120" w:after="60"/>
+      </w:pPr>
+      <w:r>
+        <w:rPr>
+          <w:rFonts w:ascii="Times New Roman" w:hAnsi="Times New Roman" w:eastAsia="宋体"/>
+          <w:b/>
+          <w:sz w:val="28"/>
+        </w:rPr>
+        <w:t>3.1 社区团购末端网络优化（个人课程项目）</w:t>
+      </w:r>
+    </w:p>
+    <w:p>
+      <w:pPr>
+        <w:spacing w:line="360" w:lineRule="auto"/>
+        <w:ind w:firstLine="480"/>
+      </w:pPr>
+      <w:r>
+        <w:rPr>
+          <w:rFonts w:ascii="Times New Roman" w:hAnsi="Times New Roman" w:eastAsia="宋体"/>
+          <w:b w:val="0"/>
+          <w:sz w:val="24"/>
+        </w:rPr>
+        <w:t xml:space="preserve">📌 </w:t>
       </w:r>
       <w:r>
         <w:rPr>
@@ -262,7 +614,7 @@
           <w:b/>
           <w:sz w:val="24"/>
         </w:rPr>
-        <w:t>1分钟版本</w:t>
+        <w:t>简历原文摘录</w:t>
       </w:r>
       <w:r>
         <w:rPr>
@@ -285,20 +637,7 @@
           <w:i/>
           <w:sz w:val="24"/>
         </w:rPr>
-        <w:t>"面试官好，我是文雪，山东大学供应链管理专业2027届本科生。我的核心优势在于数据处理与供应链建模：曾独立处理4.5万条业务数据，通过选址-路径优化模型测算降低运营成本18.7%。我性格沉稳细致，属于深度工作型，有瑞幸门店库存管理和项目助理的一线执行经验，愿意从一线扎实积累。我对京东物流'全球最大物理世界运营中心'的战略非常认同，希望能在TET项目中快速成长。"</w:t>
-      </w:r>
-    </w:p>
-    <w:p>
-      <w:pPr>
-        <w:spacing w:before="120" w:after="60"/>
-      </w:pPr>
-      <w:r>
-        <w:rPr>
-          <w:rFonts w:ascii="Times New Roman" w:hAnsi="Times New Roman" w:eastAsia="宋体"/>
-          <w:b/>
-          <w:sz w:val="28"/>
-        </w:rPr>
-        <w:t>2.2 动机类高频问题</w:t>
+        <w:t>针对社区团购末端配送效率低、老年群体服务覆盖不足的问题，基于15个候选点位、日均345单真实数据，设计"2核心点+4动态临时点"弹性布局方案。构建选址-路径双层优化模型，用Python求解，测算可降低运营成本18.7%、提升老年服务覆盖率至87.3%、缩短配送时长22.3%。</w:t>
       </w:r>
     </w:p>
     <w:p>
@@ -312,6 +651,7 @@
           <w:b w:val="0"/>
           <w:sz w:val="24"/>
         </w:rPr>
+        <w:t xml:space="preserve">🔍 </w:t>
       </w:r>
       <w:r>
         <w:rPr>
@@ -319,1206 +659,7 @@
           <w:b/>
           <w:sz w:val="24"/>
         </w:rPr>
-        <w:t>Q：为什么选京东？为什么选物流方向TET？</w:t>
-      </w:r>
-      <w:r>
-        <w:rPr>
-          <w:rFonts w:ascii="Times New Roman" w:hAnsi="Times New Roman" w:eastAsia="宋体"/>
-          <w:b w:val="0"/>
-          <w:sz w:val="24"/>
-        </w:rPr>
-      </w:r>
-    </w:p>
-    <w:p>
-      <w:pPr>
-        <w:spacing w:line="360" w:lineRule="auto"/>
-        <w:ind w:left="283"/>
-      </w:pPr>
-      <w:r>
-        <w:rPr>
-          <w:rFonts w:ascii="Times New Roman" w:hAnsi="Times New Roman" w:eastAsia="宋体"/>
-          <w:b w:val="0"/>
-          <w:sz w:val="24"/>
-        </w:rPr>
-        <w:t>• 京东物流是国内供应链基础设施的标杆，"以供应链为基础的技术和服务企业"定位与我专业高度匹配</w:t>
-      </w:r>
-    </w:p>
-    <w:p>
-      <w:pPr>
-        <w:spacing w:line="360" w:lineRule="auto"/>
-        <w:ind w:left="283"/>
-      </w:pPr>
-      <w:r>
-        <w:rPr>
-          <w:rFonts w:ascii="Times New Roman" w:hAnsi="Times New Roman" w:eastAsia="宋体"/>
-          <w:b w:val="0"/>
-          <w:sz w:val="24"/>
-        </w:rPr>
-        <w:t>• TET项目有完善的轮岗体系（3周一线+6周固定+自由轮岗），能快速建立全链路视角</w:t>
-      </w:r>
-    </w:p>
-    <w:p>
-      <w:pPr>
-        <w:spacing w:line="360" w:lineRule="auto"/>
-        <w:ind w:left="283"/>
-      </w:pPr>
-      <w:r>
-        <w:rPr>
-          <w:rFonts w:ascii="Times New Roman" w:hAnsi="Times New Roman" w:eastAsia="宋体"/>
-          <w:b w:val="0"/>
-          <w:sz w:val="24"/>
-        </w:rPr>
-        <w:t>• 五年离职率低于5%说明员工认可度高，培训体系扎实</w:t>
-      </w:r>
-    </w:p>
-    <w:p>
-      <w:pPr>
-        <w:spacing w:line="360" w:lineRule="auto"/>
-        <w:ind w:left="283"/>
-      </w:pPr>
-      <w:r>
-        <w:rPr>
-          <w:rFonts w:ascii="Times New Roman" w:hAnsi="Times New Roman" w:eastAsia="宋体"/>
-          <w:b w:val="0"/>
-          <w:sz w:val="24"/>
-        </w:rPr>
-        <w:t>• 物流方向可定岗物流规划/运营等，与我供应链建模和数据分析能力匹配</w:t>
-      </w:r>
-    </w:p>
-    <w:p>
-      <w:pPr>
-        <w:spacing w:line="360" w:lineRule="auto"/>
-        <w:ind w:firstLine="480"/>
-      </w:pPr>
-      <w:r>
-        <w:rPr>
-          <w:rFonts w:ascii="Times New Roman" w:hAnsi="Times New Roman" w:eastAsia="宋体"/>
-          <w:b w:val="0"/>
-          <w:sz w:val="24"/>
-        </w:rPr>
-      </w:r>
-      <w:r>
-        <w:rPr>
-          <w:rFonts w:ascii="Times New Roman" w:hAnsi="Times New Roman" w:eastAsia="宋体"/>
-          <w:b/>
-          <w:sz w:val="24"/>
-        </w:rPr>
-        <w:t>Q：为什么选择管培生而不是直接定岗？</w:t>
-      </w:r>
-      <w:r>
-        <w:rPr>
-          <w:rFonts w:ascii="Times New Roman" w:hAnsi="Times New Roman" w:eastAsia="宋体"/>
-          <w:b w:val="0"/>
-          <w:sz w:val="24"/>
-        </w:rPr>
-      </w:r>
-    </w:p>
-    <w:p>
-      <w:pPr>
-        <w:spacing w:line="360" w:lineRule="auto"/>
-        <w:ind w:left="283"/>
-      </w:pPr>
-      <w:r>
-        <w:rPr>
-          <w:rFonts w:ascii="Times New Roman" w:hAnsi="Times New Roman" w:eastAsia="宋体"/>
-          <w:b w:val="0"/>
-          <w:sz w:val="24"/>
-        </w:rPr>
-        <w:t>• 我希望在职业初期建立全链路业务视角，而不是局限在单一模块</w:t>
-      </w:r>
-    </w:p>
-    <w:p>
-      <w:pPr>
-        <w:spacing w:line="360" w:lineRule="auto"/>
-        <w:ind w:left="283"/>
-      </w:pPr>
-      <w:r>
-        <w:rPr>
-          <w:rFonts w:ascii="Times New Roman" w:hAnsi="Times New Roman" w:eastAsia="宋体"/>
-          <w:b w:val="0"/>
-          <w:sz w:val="24"/>
-        </w:rPr>
-        <w:t>• 轮岗能让我找到真正"热爱、擅长、坚定"的方向</w:t>
-      </w:r>
-    </w:p>
-    <w:p>
-      <w:pPr>
-        <w:spacing w:line="360" w:lineRule="auto"/>
-        <w:ind w:left="283"/>
-      </w:pPr>
-      <w:r>
-        <w:rPr>
-          <w:rFonts w:ascii="Times New Roman" w:hAnsi="Times New Roman" w:eastAsia="宋体"/>
-          <w:b w:val="0"/>
-          <w:sz w:val="24"/>
-        </w:rPr>
-        <w:t>• 管培生的培训资源和导师制对应届生成长很重要</w:t>
-      </w:r>
-    </w:p>
-    <w:p>
-      <w:pPr>
-        <w:spacing w:before="120" w:after="60"/>
-      </w:pPr>
-      <w:r>
-        <w:rPr>
-          <w:rFonts w:ascii="Times New Roman" w:hAnsi="Times New Roman" w:eastAsia="宋体"/>
-          <w:b/>
-          <w:sz w:val="28"/>
-        </w:rPr>
-        <w:t>2.3 经历深挖类（重点准备）</w:t>
-      </w:r>
-    </w:p>
-    <w:p>
-      <w:pPr>
-        <w:spacing w:line="360" w:lineRule="auto"/>
-        <w:ind w:firstLine="480"/>
-      </w:pPr>
-      <w:r>
-        <w:rPr>
-          <w:rFonts w:ascii="Times New Roman" w:hAnsi="Times New Roman" w:eastAsia="宋体"/>
-          <w:b w:val="0"/>
-          <w:sz w:val="24"/>
-        </w:rPr>
-      </w:r>
-      <w:r>
-        <w:rPr>
-          <w:rFonts w:ascii="Times New Roman" w:hAnsi="Times New Roman" w:eastAsia="宋体"/>
-          <w:b/>
-          <w:sz w:val="24"/>
-        </w:rPr>
-        <w:t>Q：介绍一下你最有挑战的项目？</w:t>
-      </w:r>
-      <w:r>
-        <w:rPr>
-          <w:rFonts w:ascii="Times New Roman" w:hAnsi="Times New Roman" w:eastAsia="宋体"/>
-          <w:b w:val="0"/>
-          <w:sz w:val="24"/>
-        </w:rPr>
-      </w:r>
-    </w:p>
-    <w:p>
-      <w:pPr>
-        <w:spacing w:line="360" w:lineRule="auto"/>
-        <w:ind w:firstLine="480"/>
-      </w:pPr>
-      <w:r>
-        <w:rPr>
-          <w:rFonts w:ascii="Times New Roman" w:hAnsi="Times New Roman" w:eastAsia="宋体"/>
-          <w:b w:val="0"/>
-          <w:sz w:val="24"/>
-        </w:rPr>
-        <w:t>→ 社区团购末端网络优化项目（选址-路径双层优化模型，成本降低18.7%）</w:t>
-      </w:r>
-    </w:p>
-    <w:p>
-      <w:pPr>
-        <w:spacing w:line="360" w:lineRule="auto"/>
-        <w:ind w:firstLine="480"/>
-      </w:pPr>
-      <w:r>
-        <w:rPr>
-          <w:rFonts w:ascii="Times New Roman" w:hAnsi="Times New Roman" w:eastAsia="宋体"/>
-          <w:b w:val="0"/>
-          <w:sz w:val="24"/>
-        </w:rPr>
-      </w:r>
-      <w:r>
-        <w:rPr>
-          <w:rFonts w:ascii="Times New Roman" w:hAnsi="Times New Roman" w:eastAsia="宋体"/>
-          <w:b/>
-          <w:sz w:val="24"/>
-        </w:rPr>
-        <w:t>Q：你在cesim企业经营模拟中负责什么？遇到了什么团队冲突？</w:t>
-      </w:r>
-      <w:r>
-        <w:rPr>
-          <w:rFonts w:ascii="Times New Roman" w:hAnsi="Times New Roman" w:eastAsia="宋体"/>
-          <w:b w:val="0"/>
-          <w:sz w:val="24"/>
-        </w:rPr>
-      </w:r>
-    </w:p>
-    <w:p>
-      <w:pPr>
-        <w:spacing w:line="360" w:lineRule="auto"/>
-        <w:ind w:firstLine="480"/>
-      </w:pPr>
-      <w:r>
-        <w:rPr>
-          <w:rFonts w:ascii="Times New Roman" w:hAnsi="Times New Roman" w:eastAsia="宋体"/>
-          <w:b w:val="0"/>
-          <w:sz w:val="24"/>
-        </w:rPr>
-        <w:t>→ 负责供应链计划与库存管理，需要与定价、产能模块协同</w:t>
-      </w:r>
-    </w:p>
-    <w:p>
-      <w:pPr>
-        <w:spacing w:line="360" w:lineRule="auto"/>
-        <w:ind w:firstLine="480"/>
-      </w:pPr>
-      <w:r>
-        <w:rPr>
-          <w:rFonts w:ascii="Times New Roman" w:hAnsi="Times New Roman" w:eastAsia="宋体"/>
-          <w:b w:val="0"/>
-          <w:sz w:val="24"/>
-        </w:rPr>
-      </w:r>
-      <w:r>
-        <w:rPr>
-          <w:rFonts w:ascii="Times New Roman" w:hAnsi="Times New Roman" w:eastAsia="宋体"/>
-          <w:b/>
-          <w:sz w:val="24"/>
-        </w:rPr>
-        <w:t>Q：瑞幸咖啡的兼职经历对你理解物流有什么帮助？</w:t>
-      </w:r>
-      <w:r>
-        <w:rPr>
-          <w:rFonts w:ascii="Times New Roman" w:hAnsi="Times New Roman" w:eastAsia="宋体"/>
-          <w:b w:val="0"/>
-          <w:sz w:val="24"/>
-        </w:rPr>
-      </w:r>
-    </w:p>
-    <w:p>
-      <w:pPr>
-        <w:spacing w:line="360" w:lineRule="auto"/>
-        <w:ind w:firstLine="480"/>
-      </w:pPr>
-      <w:r>
-        <w:rPr>
-          <w:rFonts w:ascii="Times New Roman" w:hAnsi="Times New Roman" w:eastAsia="宋体"/>
-          <w:b w:val="0"/>
-          <w:sz w:val="24"/>
-        </w:rPr>
-        <w:t>→ 一线库存管理、效期管理、需求预测的实操经验</w:t>
-      </w:r>
-    </w:p>
-    <w:p>
-      <w:pPr>
-        <w:spacing w:before="120" w:after="60"/>
-      </w:pPr>
-      <w:r>
-        <w:rPr>
-          <w:rFonts w:ascii="Times New Roman" w:hAnsi="Times New Roman" w:eastAsia="宋体"/>
-          <w:b/>
-          <w:sz w:val="28"/>
-        </w:rPr>
-        <w:t>2.4 职业规划类</w:t>
-      </w:r>
-    </w:p>
-    <w:p>
-      <w:pPr>
-        <w:spacing w:line="360" w:lineRule="auto"/>
-        <w:ind w:firstLine="480"/>
-      </w:pPr>
-      <w:r>
-        <w:rPr>
-          <w:rFonts w:ascii="Times New Roman" w:hAnsi="Times New Roman" w:eastAsia="宋体"/>
-          <w:b w:val="0"/>
-          <w:sz w:val="24"/>
-        </w:rPr>
-      </w:r>
-      <w:r>
-        <w:rPr>
-          <w:rFonts w:ascii="Times New Roman" w:hAnsi="Times New Roman" w:eastAsia="宋体"/>
-          <w:b/>
-          <w:sz w:val="24"/>
-        </w:rPr>
-        <w:t>Q：3-5年规划？</w:t>
-      </w:r>
-      <w:r>
-        <w:rPr>
-          <w:rFonts w:ascii="Times New Roman" w:hAnsi="Times New Roman" w:eastAsia="宋体"/>
-          <w:b w:val="0"/>
-          <w:sz w:val="24"/>
-        </w:rPr>
-      </w:r>
-    </w:p>
-    <w:p>
-      <w:pPr>
-        <w:spacing w:line="360" w:lineRule="auto"/>
-        <w:ind w:left="283"/>
-      </w:pPr>
-      <w:r>
-        <w:rPr>
-          <w:rFonts w:ascii="Times New Roman" w:hAnsi="Times New Roman" w:eastAsia="宋体"/>
-          <w:b w:val="0"/>
-          <w:sz w:val="24"/>
-        </w:rPr>
-        <w:t>• 1-2年：通过轮岗全面了解京东物流各业务模块，找到定岗方向</w:t>
-      </w:r>
-    </w:p>
-    <w:p>
-      <w:pPr>
-        <w:spacing w:line="360" w:lineRule="auto"/>
-        <w:ind w:left="283"/>
-      </w:pPr>
-      <w:r>
-        <w:rPr>
-          <w:rFonts w:ascii="Times New Roman" w:hAnsi="Times New Roman" w:eastAsia="宋体"/>
-          <w:b w:val="0"/>
-          <w:sz w:val="24"/>
-        </w:rPr>
-        <w:t>• 3年：在定岗方向（物流规划/运营）成为骨干，能独立负责项目</w:t>
-      </w:r>
-    </w:p>
-    <w:p>
-      <w:pPr>
-        <w:spacing w:line="360" w:lineRule="auto"/>
-        <w:ind w:left="283"/>
-      </w:pPr>
-      <w:r>
-        <w:rPr>
-          <w:rFonts w:ascii="Times New Roman" w:hAnsi="Times New Roman" w:eastAsia="宋体"/>
-          <w:b w:val="0"/>
-          <w:sz w:val="24"/>
-        </w:rPr>
-        <w:t>• 5年：向管理岗发展，带小团队，用数据驱动业务优化</w:t>
-      </w:r>
-    </w:p>
-    <w:p>
-      <w:pPr>
-        <w:spacing w:line="360" w:lineRule="auto"/>
-        <w:ind w:firstLine="480"/>
-      </w:pPr>
-      <w:r>
-        <w:rPr>
-          <w:rFonts w:ascii="Times New Roman" w:hAnsi="Times New Roman" w:eastAsia="宋体"/>
-          <w:b w:val="0"/>
-          <w:sz w:val="24"/>
-        </w:rPr>
-      </w:r>
-      <w:r>
-        <w:rPr>
-          <w:rFonts w:ascii="Times New Roman" w:hAnsi="Times New Roman" w:eastAsia="宋体"/>
-          <w:b/>
-          <w:sz w:val="24"/>
-        </w:rPr>
-        <w:t>Q：如何看待加班/一线轮岗？</w:t>
-      </w:r>
-      <w:r>
-        <w:rPr>
-          <w:rFonts w:ascii="Times New Roman" w:hAnsi="Times New Roman" w:eastAsia="宋体"/>
-          <w:b w:val="0"/>
-          <w:sz w:val="24"/>
-        </w:rPr>
-      </w:r>
-    </w:p>
-    <w:p>
-      <w:pPr>
-        <w:spacing w:line="360" w:lineRule="auto"/>
-        <w:ind w:left="283"/>
-      </w:pPr>
-      <w:r>
-        <w:rPr>
-          <w:rFonts w:ascii="Times New Roman" w:hAnsi="Times New Roman" w:eastAsia="宋体"/>
-          <w:b w:val="0"/>
-          <w:sz w:val="24"/>
-        </w:rPr>
-        <w:t>• 一线轮岗是TET项目的核心价值，我愿意沉下心从一线学起</w:t>
-      </w:r>
-    </w:p>
-    <w:p>
-      <w:pPr>
-        <w:spacing w:line="360" w:lineRule="auto"/>
-        <w:ind w:left="283"/>
-      </w:pPr>
-      <w:r>
-        <w:rPr>
-          <w:rFonts w:ascii="Times New Roman" w:hAnsi="Times New Roman" w:eastAsia="宋体"/>
-          <w:b w:val="0"/>
-          <w:sz w:val="24"/>
-        </w:rPr>
-        <w:t>• 阶段性冲刺可以接受，但希望是效率导向而非无效加班</w:t>
-      </w:r>
-    </w:p>
-    <w:p>
-      <w:pPr>
-        <w:spacing w:line="360" w:lineRule="auto"/>
-        <w:ind w:left="283"/>
-      </w:pPr>
-      <w:r>
-        <w:rPr>
-          <w:rFonts w:ascii="Times New Roman" w:hAnsi="Times New Roman" w:eastAsia="宋体"/>
-          <w:b w:val="0"/>
-          <w:sz w:val="24"/>
-        </w:rPr>
-        <w:t>• 我有瑞幸一线兼职经验，适应一线工作节奏</w:t>
-      </w:r>
-    </w:p>
-    <w:p>
-      <w:pPr>
-        <w:spacing w:before="120" w:after="60"/>
-      </w:pPr>
-      <w:r>
-        <w:rPr>
-          <w:rFonts w:ascii="Times New Roman" w:hAnsi="Times New Roman" w:eastAsia="宋体"/>
-          <w:b/>
-          <w:sz w:val="28"/>
-        </w:rPr>
-        <w:t>2.5 情景假设类（群面高频，至少5个）</w:t>
-      </w:r>
-    </w:p>
-    <w:p>
-      <w:pPr>
-        <w:spacing w:line="360" w:lineRule="auto"/>
-        <w:ind w:left="283"/>
-      </w:pPr>
-      <w:r>
-        <w:rPr>
-          <w:rFonts w:ascii="Times New Roman" w:hAnsi="Times New Roman" w:eastAsia="宋体"/>
-          <w:b w:val="0"/>
-          <w:sz w:val="24"/>
-        </w:rPr>
-        <w:t>1. **仓储效率优化**：如果让你负责一个仓库的拣选效率提升，你会从哪些维度入手？</w:t>
-      </w:r>
-    </w:p>
-    <w:p>
-      <w:pPr>
-        <w:spacing w:line="360" w:lineRule="auto"/>
-        <w:ind w:left="283"/>
-      </w:pPr>
-      <w:r>
-        <w:rPr>
-          <w:rFonts w:ascii="Times New Roman" w:hAnsi="Times New Roman" w:eastAsia="宋体"/>
-          <w:b w:val="0"/>
-          <w:sz w:val="24"/>
-        </w:rPr>
-        <w:t>2. **最后一公里配送**：社区团购末端配送成本高、老年群体覆盖不足，你怎么解决？</w:t>
-      </w:r>
-    </w:p>
-    <w:p>
-      <w:pPr>
-        <w:spacing w:line="360" w:lineRule="auto"/>
-        <w:ind w:left="283"/>
-      </w:pPr>
-      <w:r>
-        <w:rPr>
-          <w:rFonts w:ascii="Times New Roman" w:hAnsi="Times New Roman" w:eastAsia="宋体"/>
-          <w:b w:val="0"/>
-          <w:sz w:val="24"/>
-        </w:rPr>
-        <w:t>3. **库存积压**：某SKU库存周转率突然下降，你如何排查原因并提出解决方案？</w:t>
-      </w:r>
-    </w:p>
-    <w:p>
-      <w:pPr>
-        <w:spacing w:line="360" w:lineRule="auto"/>
-        <w:ind w:left="283"/>
-      </w:pPr>
-      <w:r>
-        <w:rPr>
-          <w:rFonts w:ascii="Times New Roman" w:hAnsi="Times New Roman" w:eastAsia="宋体"/>
-          <w:b w:val="0"/>
-          <w:sz w:val="24"/>
-        </w:rPr>
-        <w:t>4. **跨部门协同**：运营部门要求增加库存以提升现货率，财务部门要求降库存以减少资金占用，你怎么平衡？</w:t>
-      </w:r>
-    </w:p>
-    <w:p>
-      <w:pPr>
-        <w:spacing w:line="360" w:lineRule="auto"/>
-        <w:ind w:left="283"/>
-      </w:pPr>
-      <w:r>
-        <w:rPr>
-          <w:rFonts w:ascii="Times New Roman" w:hAnsi="Times New Roman" w:eastAsia="宋体"/>
-          <w:b w:val="0"/>
-          <w:sz w:val="24"/>
-        </w:rPr>
-        <w:t>5. **AI落地**：如果让你在仓储场景推进一个AI项目，你会选择什么场景？如何推进？</w:t>
-      </w:r>
-    </w:p>
-    <w:p>
-      <w:pPr>
-        <w:spacing w:before="120" w:after="60"/>
-      </w:pPr>
-      <w:r>
-        <w:rPr>
-          <w:rFonts w:ascii="Times New Roman" w:hAnsi="Times New Roman" w:eastAsia="宋体"/>
-          <w:b/>
-          <w:sz w:val="28"/>
-        </w:rPr>
-        <w:t>2.6 行业认知类</w:t>
-      </w:r>
-    </w:p>
-    <w:p>
-      <w:pPr>
-        <w:spacing w:line="360" w:lineRule="auto"/>
-        <w:ind w:firstLine="480"/>
-      </w:pPr>
-      <w:r>
-        <w:rPr>
-          <w:rFonts w:ascii="Times New Roman" w:hAnsi="Times New Roman" w:eastAsia="宋体"/>
-          <w:b w:val="0"/>
-          <w:sz w:val="24"/>
-        </w:rPr>
-      </w:r>
-      <w:r>
-        <w:rPr>
-          <w:rFonts w:ascii="Times New Roman" w:hAnsi="Times New Roman" w:eastAsia="宋体"/>
-          <w:b/>
-          <w:sz w:val="24"/>
-        </w:rPr>
-        <w:t>Q：你怎么看京东物流和菜鸟的竞争？</w:t>
-      </w:r>
-      <w:r>
-        <w:rPr>
-          <w:rFonts w:ascii="Times New Roman" w:hAnsi="Times New Roman" w:eastAsia="宋体"/>
-          <w:b w:val="0"/>
-          <w:sz w:val="24"/>
-        </w:rPr>
-      </w:r>
-    </w:p>
-    <w:p>
-      <w:pPr>
-        <w:spacing w:line="360" w:lineRule="auto"/>
-        <w:ind w:left="283"/>
-      </w:pPr>
-      <w:r>
-        <w:rPr>
-          <w:rFonts w:ascii="Times New Roman" w:hAnsi="Times New Roman" w:eastAsia="宋体"/>
-          <w:b w:val="0"/>
-          <w:sz w:val="24"/>
-        </w:rPr>
-        <w:t>• 京东物流是自营模式，重资产但服务质量可控</w:t>
-      </w:r>
-    </w:p>
-    <w:p>
-      <w:pPr>
-        <w:spacing w:line="360" w:lineRule="auto"/>
-        <w:ind w:left="283"/>
-      </w:pPr>
-      <w:r>
-        <w:rPr>
-          <w:rFonts w:ascii="Times New Roman" w:hAnsi="Times New Roman" w:eastAsia="宋体"/>
-          <w:b w:val="0"/>
-          <w:sz w:val="24"/>
-        </w:rPr>
-        <w:t>• 菜鸟是平台模式，轻资产但协调难度大</w:t>
-      </w:r>
-    </w:p>
-    <w:p>
-      <w:pPr>
-        <w:spacing w:line="360" w:lineRule="auto"/>
-        <w:ind w:left="283"/>
-      </w:pPr>
-      <w:r>
-        <w:rPr>
-          <w:rFonts w:ascii="Times New Roman" w:hAnsi="Times New Roman" w:eastAsia="宋体"/>
-          <w:b w:val="0"/>
-          <w:sz w:val="24"/>
-        </w:rPr>
-        <w:t>• 京东物流的优势在一体化供应链服务和AI技术应用（狼族机器人）</w:t>
-      </w:r>
-    </w:p>
-    <w:p>
-      <w:pPr>
-        <w:spacing w:before="120" w:after="60"/>
-      </w:pPr>
-      <w:r>
-        <w:rPr>
-          <w:rFonts w:ascii="Times New Roman" w:hAnsi="Times New Roman" w:eastAsia="宋体"/>
-          <w:b/>
-          <w:sz w:val="28"/>
-        </w:rPr>
-        <w:t>2.7 反问面试官类（至少5个高质量提问）</w:t>
-      </w:r>
-    </w:p>
-    <w:p>
-      <w:pPr>
-        <w:spacing w:line="360" w:lineRule="auto"/>
-        <w:ind w:left="283"/>
-      </w:pPr>
-      <w:r>
-        <w:rPr>
-          <w:rFonts w:ascii="Times New Roman" w:hAnsi="Times New Roman" w:eastAsia="宋体"/>
-          <w:b w:val="0"/>
-          <w:sz w:val="24"/>
-        </w:rPr>
-        <w:t>1. "TET物流方向的往届学长学姐，定岗在物流规划和运营方向的比例大概是多少？"</w:t>
-      </w:r>
-    </w:p>
-    <w:p>
-      <w:pPr>
-        <w:spacing w:line="360" w:lineRule="auto"/>
-        <w:ind w:left="283"/>
-      </w:pPr>
-      <w:r>
-        <w:rPr>
-          <w:rFonts w:ascii="Times New Roman" w:hAnsi="Times New Roman" w:eastAsia="宋体"/>
-          <w:b w:val="0"/>
-          <w:sz w:val="24"/>
-        </w:rPr>
-        <w:t>2. "在轮岗过程中，导师会如何帮助我们快速适应不同业务模块？"</w:t>
-      </w:r>
-    </w:p>
-    <w:p>
-      <w:pPr>
-        <w:spacing w:line="360" w:lineRule="auto"/>
-        <w:ind w:left="283"/>
-      </w:pPr>
-      <w:r>
-        <w:rPr>
-          <w:rFonts w:ascii="Times New Roman" w:hAnsi="Times New Roman" w:eastAsia="宋体"/>
-          <w:b w:val="0"/>
-          <w:sz w:val="24"/>
-        </w:rPr>
-        <w:t>3. "京东物流在AI和自动化方面，未来1-2年最重点推进的方向是什么？"</w:t>
-      </w:r>
-    </w:p>
-    <w:p>
-      <w:pPr>
-        <w:spacing w:line="360" w:lineRule="auto"/>
-        <w:ind w:left="283"/>
-      </w:pPr>
-      <w:r>
-        <w:rPr>
-          <w:rFonts w:ascii="Times New Roman" w:hAnsi="Times New Roman" w:eastAsia="宋体"/>
-          <w:b w:val="0"/>
-          <w:sz w:val="24"/>
-        </w:rPr>
-        <w:t>4. "对于物流方向的管培生，公司最看重的核心能力是什么？"</w:t>
-      </w:r>
-    </w:p>
-    <w:p>
-      <w:pPr>
-        <w:spacing w:line="360" w:lineRule="auto"/>
-        <w:ind w:left="283"/>
-      </w:pPr>
-      <w:r>
-        <w:rPr>
-          <w:rFonts w:ascii="Times New Roman" w:hAnsi="Times New Roman" w:eastAsia="宋体"/>
-          <w:b w:val="0"/>
-          <w:sz w:val="24"/>
-        </w:rPr>
-        <w:t>5. "定岗地点的选择上，个人意愿和公司需求的匹配机制是怎样的？"</w:t>
-      </w:r>
-    </w:p>
-    <w:p>
-      <w:pPr>
-        <w:spacing w:before="120" w:after="60"/>
-      </w:pPr>
-      <w:r>
-        <w:rPr>
-          <w:rFonts w:ascii="Times New Roman" w:hAnsi="Times New Roman" w:eastAsia="宋体"/>
-          <w:b/>
-          <w:sz w:val="28"/>
-        </w:rPr>
-        <w:t>2.8 绝不能说的死亡回答（至少5个）</w:t>
-      </w:r>
-    </w:p>
-    <w:tbl>
-      <w:tblPr>
-        <w:tblStyle w:val="TableGrid"/>
-        <w:tblW w:type="auto" w:w="0"/>
-        <w:tblLook w:firstColumn="1" w:firstRow="1" w:lastColumn="0" w:lastRow="0" w:noHBand="0" w:noVBand="1" w:val="04A0"/>
-      </w:tblPr>
-      <w:tblGrid>
-        <w:gridCol w:w="2882"/>
-        <w:gridCol w:w="2882"/>
-        <w:gridCol w:w="2882"/>
-      </w:tblGrid>
-      <w:tr>
-        <w:tc>
-          <w:tcPr>
-            <w:tcW w:type="dxa" w:w="2882"/>
-          </w:tcPr>
-          <w:p>
-            <w:r>
-              <w:rPr>
-                <w:b/>
-              </w:rPr>
-            </w:r>
-            <w:r>
-              <w:rPr>
-                <w:rFonts w:ascii="Times New Roman" w:hAnsi="Times New Roman" w:eastAsia="宋体"/>
-                <w:b/>
-                <w:sz w:val="20"/>
-              </w:rPr>
-              <w:t>死亡回答</w:t>
-            </w:r>
-          </w:p>
-        </w:tc>
-        <w:tc>
-          <w:tcPr>
-            <w:tcW w:type="dxa" w:w="2882"/>
-          </w:tcPr>
-          <w:p>
-            <w:r>
-              <w:rPr>
-                <w:b/>
-              </w:rPr>
-            </w:r>
-            <w:r>
-              <w:rPr>
-                <w:rFonts w:ascii="Times New Roman" w:hAnsi="Times New Roman" w:eastAsia="宋体"/>
-                <w:b/>
-                <w:sz w:val="20"/>
-              </w:rPr>
-              <w:t>为什么不加分</w:t>
-            </w:r>
-          </w:p>
-        </w:tc>
-        <w:tc>
-          <w:tcPr>
-            <w:tcW w:type="dxa" w:w="2882"/>
-          </w:tcPr>
-          <w:p>
-            <w:r>
-              <w:rPr>
-                <w:b/>
-              </w:rPr>
-            </w:r>
-            <w:r>
-              <w:rPr>
-                <w:rFonts w:ascii="Times New Roman" w:hAnsi="Times New Roman" w:eastAsia="宋体"/>
-                <w:b/>
-                <w:sz w:val="20"/>
-              </w:rPr>
-              <w:t>正确说法</w:t>
-            </w:r>
-          </w:p>
-        </w:tc>
-      </w:tr>
-      <w:tr>
-        <w:tc>
-          <w:tcPr>
-            <w:tcW w:type="dxa" w:w="2882"/>
-          </w:tcPr>
-          <w:p>
-            <w:r/>
-            <w:r>
-              <w:rPr>
-                <w:rFonts w:ascii="Times New Roman" w:hAnsi="Times New Roman" w:eastAsia="宋体"/>
-                <w:b w:val="0"/>
-                <w:sz w:val="20"/>
-              </w:rPr>
-              <w:t>"我不想去一线轮岗，觉得浪费时间"</w:t>
-            </w:r>
-          </w:p>
-        </w:tc>
-        <w:tc>
-          <w:tcPr>
-            <w:tcW w:type="dxa" w:w="2882"/>
-          </w:tcPr>
-          <w:p>
-            <w:r/>
-            <w:r>
-              <w:rPr>
-                <w:rFonts w:ascii="Times New Roman" w:hAnsi="Times New Roman" w:eastAsia="宋体"/>
-                <w:b w:val="0"/>
-                <w:sz w:val="20"/>
-              </w:rPr>
-              <w:t>一线轮岗是TET核心，说不想直接淘汰</w:t>
-            </w:r>
-          </w:p>
-        </w:tc>
-        <w:tc>
-          <w:tcPr>
-            <w:tcW w:type="dxa" w:w="2882"/>
-          </w:tcPr>
-          <w:p>
-            <w:r/>
-            <w:r>
-              <w:rPr>
-                <w:rFonts w:ascii="Times New Roman" w:hAnsi="Times New Roman" w:eastAsia="宋体"/>
-                <w:b w:val="0"/>
-                <w:sz w:val="20"/>
-              </w:rPr>
-              <w:t>"一线轮岗能让我建立对业务的真实感知，我很期待"</w:t>
-            </w:r>
-          </w:p>
-        </w:tc>
-      </w:tr>
-      <w:tr>
-        <w:tc>
-          <w:tcPr>
-            <w:tcW w:type="dxa" w:w="2882"/>
-          </w:tcPr>
-          <w:p>
-            <w:r/>
-            <w:r>
-              <w:rPr>
-                <w:rFonts w:ascii="Times New Roman" w:hAnsi="Times New Roman" w:eastAsia="宋体"/>
-                <w:b w:val="0"/>
-                <w:sz w:val="20"/>
-              </w:rPr>
-              <w:t>"我就是想进大厂镀金，以后跳槽"</w:t>
-            </w:r>
-          </w:p>
-        </w:tc>
-        <w:tc>
-          <w:tcPr>
-            <w:tcW w:type="dxa" w:w="2882"/>
-          </w:tcPr>
-          <w:p>
-            <w:r/>
-            <w:r>
-              <w:rPr>
-                <w:rFonts w:ascii="Times New Roman" w:hAnsi="Times New Roman" w:eastAsia="宋体"/>
-                <w:b w:val="0"/>
-                <w:sz w:val="20"/>
-              </w:rPr>
-              <w:t>忠诚度存疑，五年离职率低于5%说明看重长期发展</w:t>
-            </w:r>
-          </w:p>
-        </w:tc>
-        <w:tc>
-          <w:tcPr>
-            <w:tcW w:type="dxa" w:w="2882"/>
-          </w:tcPr>
-          <w:p>
-            <w:r/>
-            <w:r>
-              <w:rPr>
-                <w:rFonts w:ascii="Times New Roman" w:hAnsi="Times New Roman" w:eastAsia="宋体"/>
-                <w:b w:val="0"/>
-                <w:sz w:val="20"/>
-              </w:rPr>
-              <w:t>"我希望在京东长期发展，从管培生成长为业务骨干"</w:t>
-            </w:r>
-          </w:p>
-        </w:tc>
-      </w:tr>
-      <w:tr>
-        <w:tc>
-          <w:tcPr>
-            <w:tcW w:type="dxa" w:w="2882"/>
-          </w:tcPr>
-          <w:p>
-            <w:r/>
-            <w:r>
-              <w:rPr>
-                <w:rFonts w:ascii="Times New Roman" w:hAnsi="Times New Roman" w:eastAsia="宋体"/>
-                <w:b w:val="0"/>
-                <w:sz w:val="20"/>
-              </w:rPr>
-              <w:t>"我性格内向，不适合群面"</w:t>
-            </w:r>
-          </w:p>
-        </w:tc>
-        <w:tc>
-          <w:tcPr>
-            <w:tcW w:type="dxa" w:w="2882"/>
-          </w:tcPr>
-          <w:p>
-            <w:r/>
-            <w:r>
-              <w:rPr>
-                <w:rFonts w:ascii="Times New Roman" w:hAnsi="Times New Roman" w:eastAsia="宋体"/>
-                <w:b w:val="0"/>
-                <w:sz w:val="20"/>
-              </w:rPr>
-              <w:t>自我否定，群面可以做记录员/计时员角色</w:t>
-            </w:r>
-          </w:p>
-        </w:tc>
-        <w:tc>
-          <w:tcPr>
-            <w:tcW w:type="dxa" w:w="2882"/>
-          </w:tcPr>
-          <w:p>
-            <w:r/>
-            <w:r>
-              <w:rPr>
-                <w:rFonts w:ascii="Times New Roman" w:hAnsi="Times New Roman" w:eastAsia="宋体"/>
-                <w:b w:val="0"/>
-                <w:sz w:val="20"/>
-              </w:rPr>
-              <w:t>"我在团队中更适合数据分析和逻辑支撑的角色"</w:t>
-            </w:r>
-          </w:p>
-        </w:tc>
-      </w:tr>
-      <w:tr>
-        <w:tc>
-          <w:tcPr>
-            <w:tcW w:type="dxa" w:w="2882"/>
-          </w:tcPr>
-          <w:p>
-            <w:r/>
-            <w:r>
-              <w:rPr>
-                <w:rFonts w:ascii="Times New Roman" w:hAnsi="Times New Roman" w:eastAsia="宋体"/>
-                <w:b w:val="0"/>
-                <w:sz w:val="20"/>
-              </w:rPr>
-              <w:t>"京东物流就是送快递的吧"</w:t>
-            </w:r>
-          </w:p>
-        </w:tc>
-        <w:tc>
-          <w:tcPr>
-            <w:tcW w:type="dxa" w:w="2882"/>
-          </w:tcPr>
-          <w:p>
-            <w:r/>
-            <w:r>
-              <w:rPr>
-                <w:rFonts w:ascii="Times New Roman" w:hAnsi="Times New Roman" w:eastAsia="宋体"/>
-                <w:b w:val="0"/>
-                <w:sz w:val="20"/>
-              </w:rPr>
-              <w:t>对业务认知浅薄，京东物流是供应链基础设施</w:t>
-            </w:r>
-          </w:p>
-        </w:tc>
-        <w:tc>
-          <w:tcPr>
-            <w:tcW w:type="dxa" w:w="2882"/>
-          </w:tcPr>
-          <w:p>
-            <w:r/>
-            <w:r>
-              <w:rPr>
-                <w:rFonts w:ascii="Times New Roman" w:hAnsi="Times New Roman" w:eastAsia="宋体"/>
-                <w:b w:val="0"/>
-                <w:sz w:val="20"/>
-              </w:rPr>
-              <w:t>"京东物流是以供应链为基础的技术和服务企业"</w:t>
-            </w:r>
-          </w:p>
-        </w:tc>
-      </w:tr>
-      <w:tr>
-        <w:tc>
-          <w:tcPr>
-            <w:tcW w:type="dxa" w:w="2882"/>
-          </w:tcPr>
-          <w:p>
-            <w:r/>
-            <w:r>
-              <w:rPr>
-                <w:rFonts w:ascii="Times New Roman" w:hAnsi="Times New Roman" w:eastAsia="宋体"/>
-                <w:b w:val="0"/>
-                <w:sz w:val="20"/>
-              </w:rPr>
-              <w:t>"我没什么想问的"</w:t>
-            </w:r>
-          </w:p>
-        </w:tc>
-        <w:tc>
-          <w:tcPr>
-            <w:tcW w:type="dxa" w:w="2882"/>
-          </w:tcPr>
-          <w:p>
-            <w:r/>
-            <w:r>
-              <w:rPr>
-                <w:rFonts w:ascii="Times New Roman" w:hAnsi="Times New Roman" w:eastAsia="宋体"/>
-                <w:b w:val="0"/>
-                <w:sz w:val="20"/>
-              </w:rPr>
-              <w:t>显示对岗位不感兴趣</w:t>
-            </w:r>
-          </w:p>
-        </w:tc>
-        <w:tc>
-          <w:tcPr>
-            <w:tcW w:type="dxa" w:w="2882"/>
-          </w:tcPr>
-          <w:p>
-            <w:r/>
-            <w:r>
-              <w:rPr>
-                <w:rFonts w:ascii="Times New Roman" w:hAnsi="Times New Roman" w:eastAsia="宋体"/>
-                <w:b w:val="0"/>
-                <w:sz w:val="20"/>
-              </w:rPr>
-              <w:t>准备5个高质量反问（见2.7）</w:t>
-            </w:r>
-          </w:p>
-        </w:tc>
-      </w:tr>
-    </w:tbl>
-    <w:p>
-      <w:pPr>
-        <w:spacing w:before="120" w:after="60"/>
-      </w:pPr>
-      <w:r>
-        <w:rPr>
-          <w:rFonts w:ascii="Times New Roman" w:hAnsi="Times New Roman" w:eastAsia="宋体"/>
-          <w:b/>
-          <w:sz w:val="28"/>
-        </w:rPr>
-        <w:t>2.9 绝对不能问的问题</w:t>
-      </w:r>
-    </w:p>
-    <w:p>
-      <w:pPr>
-        <w:spacing w:line="360" w:lineRule="auto"/>
-        <w:ind w:left="283"/>
-      </w:pPr>
-      <w:r>
-        <w:rPr>
-          <w:rFonts w:ascii="Times New Roman" w:hAnsi="Times New Roman" w:eastAsia="宋体"/>
-          <w:b w:val="0"/>
-          <w:sz w:val="24"/>
-        </w:rPr>
-        <w:t>• ❌ "贵公司加班多吗？"（暴露怕吃苦）</w:t>
-      </w:r>
-    </w:p>
-    <w:p>
-      <w:pPr>
-        <w:spacing w:line="360" w:lineRule="auto"/>
-        <w:ind w:left="283"/>
-      </w:pPr>
-      <w:r>
-        <w:rPr>
-          <w:rFonts w:ascii="Times New Roman" w:hAnsi="Times New Roman" w:eastAsia="宋体"/>
-          <w:b w:val="0"/>
-          <w:sz w:val="24"/>
-        </w:rPr>
-        <w:t>• ❌ "薪资具体是多少？"（太功利，HR会主动说）</w:t>
-      </w:r>
-    </w:p>
-    <w:p>
-      <w:pPr>
-        <w:spacing w:line="360" w:lineRule="auto"/>
-        <w:ind w:left="283"/>
-      </w:pPr>
-      <w:r>
-        <w:rPr>
-          <w:rFonts w:ascii="Times New Roman" w:hAnsi="Times New Roman" w:eastAsia="宋体"/>
-          <w:b w:val="0"/>
-          <w:sz w:val="24"/>
-        </w:rPr>
-        <w:t>• ❌ "这份工作具体是做什么的？"（暴露没做功课）</w:t>
-      </w:r>
-    </w:p>
-    <w:p>
-      <w:pPr>
-        <w:spacing w:line="360" w:lineRule="auto"/>
-        <w:ind w:left="283"/>
-      </w:pPr>
-      <w:r>
-        <w:rPr>
-          <w:rFonts w:ascii="Times New Roman" w:hAnsi="Times New Roman" w:eastAsia="宋体"/>
-          <w:b w:val="0"/>
-          <w:sz w:val="24"/>
-        </w:rPr>
-        <w:t>• ❌ "我可以不定岗在一线吗？"（与TET理念冲突）</w:t>
-      </w:r>
-    </w:p>
-    <w:p>
-      <w:pPr>
-        <w:spacing w:line="360" w:lineRule="auto"/>
-        <w:ind w:left="283"/>
-      </w:pPr>
-      <w:r>
-        <w:rPr>
-          <w:rFonts w:ascii="Times New Roman" w:hAnsi="Times New Roman" w:eastAsia="宋体"/>
-          <w:b w:val="0"/>
-          <w:sz w:val="24"/>
-        </w:rPr>
-        <w:t>• ❌ "管培生是不是就是打杂的？"（不尊重项目）</w:t>
-      </w:r>
-    </w:p>
-    <w:p>
-      <w:pPr>
-        <w:spacing w:before="240" w:after="120"/>
-      </w:pPr>
-      <w:r>
-        <w:rPr>
-          <w:rFonts w:ascii="Times New Roman" w:hAnsi="Times New Roman" w:eastAsia="宋体"/>
-          <w:b/>
-          <w:sz w:val="32"/>
-        </w:rPr>
-        <w:t>2、四、专业知识领域学习资料卡</w:t>
-      </w:r>
-    </w:p>
-    <w:p>
-      <w:pPr>
-        <w:spacing w:before="120" w:after="60"/>
-      </w:pPr>
-      <w:r>
-        <w:rPr>
-          <w:rFonts w:ascii="Times New Roman" w:hAnsi="Times New Roman" w:eastAsia="宋体"/>
-          <w:b/>
-          <w:sz w:val="28"/>
-        </w:rPr>
-        <w:t>4.1 选址-路径优化模型（Location-Routing Problem, LRP）</w:t>
-      </w:r>
-    </w:p>
-    <w:p>
-      <w:pPr>
-        <w:spacing w:line="360" w:lineRule="auto"/>
-        <w:ind w:firstLine="480"/>
-      </w:pPr>
-      <w:r>
-        <w:rPr>
-          <w:rFonts w:ascii="Times New Roman" w:hAnsi="Times New Roman" w:eastAsia="宋体"/>
-          <w:b w:val="0"/>
-          <w:sz w:val="24"/>
-        </w:rPr>
-      </w:r>
-      <w:r>
-        <w:rPr>
-          <w:rFonts w:ascii="Times New Roman" w:hAnsi="Times New Roman" w:eastAsia="宋体"/>
-          <w:b/>
-          <w:sz w:val="24"/>
-        </w:rPr>
-        <w:t>📚 定义</w:t>
-      </w:r>
-      <w:r>
-        <w:rPr>
-          <w:rFonts w:ascii="Times New Roman" w:hAnsi="Times New Roman" w:eastAsia="宋体"/>
-          <w:b w:val="0"/>
-          <w:sz w:val="24"/>
-        </w:rPr>
-        <w:t>：同时优化设施选址和配送路径的组合优化问题，是物流网络设计的核心模型</w:t>
-      </w:r>
-    </w:p>
-    <w:p>
-      <w:pPr>
-        <w:spacing w:line="360" w:lineRule="auto"/>
-        <w:ind w:firstLine="480"/>
-      </w:pPr>
-      <w:r>
-        <w:rPr>
-          <w:rFonts w:ascii="Times New Roman" w:hAnsi="Times New Roman" w:eastAsia="宋体"/>
-          <w:b w:val="0"/>
-          <w:sz w:val="24"/>
-        </w:rPr>
-      </w:r>
-      <w:r>
-        <w:rPr>
-          <w:rFonts w:ascii="Times New Roman" w:hAnsi="Times New Roman" w:eastAsia="宋体"/>
-          <w:b/>
-          <w:sz w:val="24"/>
-        </w:rPr>
-        <w:t>核心概念</w:t>
-      </w:r>
-      <w:r>
-        <w:rPr>
-          <w:rFonts w:ascii="Times New Roman" w:hAnsi="Times New Roman" w:eastAsia="宋体"/>
-          <w:b w:val="0"/>
-          <w:sz w:val="24"/>
-        </w:rPr>
-        <w:t>：上层问题（选点）+ 下层问题（路径优化），NP-hard问题</w:t>
-      </w:r>
-    </w:p>
-    <w:p>
-      <w:pPr>
-        <w:spacing w:line="360" w:lineRule="auto"/>
-        <w:ind w:firstLine="480"/>
-      </w:pPr>
-      <w:r>
-        <w:rPr>
-          <w:rFonts w:ascii="Times New Roman" w:hAnsi="Times New Roman" w:eastAsia="宋体"/>
-          <w:b w:val="0"/>
-          <w:sz w:val="24"/>
-        </w:rPr>
-      </w:r>
-      <w:r>
-        <w:rPr>
-          <w:rFonts w:ascii="Times New Roman" w:hAnsi="Times New Roman" w:eastAsia="宋体"/>
-          <w:b/>
-          <w:sz w:val="24"/>
-        </w:rPr>
-        <w:t>面试可能被问</w:t>
+        <w:t>潜在追问清单</w:t>
       </w:r>
       <w:r>
         <w:rPr>
@@ -1540,7 +681,7 @@
           <w:b w:val="0"/>
           <w:sz w:val="24"/>
         </w:rPr>
-        <w:t>• 问法1：你做的选址-路径模型和普通的路径优化有什么区别？</w:t>
+        <w:t>1. 这个项目的背景是什么？为什么选社区团购？</w:t>
       </w:r>
     </w:p>
     <w:p>
@@ -1554,13 +695,13 @@
           <w:b w:val="0"/>
           <w:sz w:val="24"/>
         </w:rPr>
-        <w:t>• 问法2：为什么这个问题是NP-hard？你用了什么启发式算法？</w:t>
+        <w:t>2. 15个候选点位和345单数据是怎么来的？真实数据还是模拟？</w:t>
       </w:r>
     </w:p>
     <w:p>
       <w:pPr>
         <w:spacing w:line="360" w:lineRule="auto"/>
-        <w:ind w:firstLine="480"/>
+        <w:ind w:left="283"/>
       </w:pPr>
       <w:r>
         <w:rPr>
@@ -1568,6 +709,844 @@
           <w:b w:val="0"/>
           <w:sz w:val="24"/>
         </w:rPr>
+        <w:t>3. "2核心点+4动态临时点"具体是什么意思？怎么设计的？</w:t>
+      </w:r>
+    </w:p>
+    <w:p>
+      <w:pPr>
+        <w:spacing w:line="360" w:lineRule="auto"/>
+        <w:ind w:left="283"/>
+      </w:pPr>
+      <w:r>
+        <w:rPr>
+          <w:rFonts w:ascii="Times New Roman" w:hAnsi="Times New Roman" w:eastAsia="宋体"/>
+          <w:b w:val="0"/>
+          <w:sz w:val="24"/>
+        </w:rPr>
+        <w:t>4. 选址-路径双层优化模型，目标函数和约束条件是什么？</w:t>
+      </w:r>
+    </w:p>
+    <w:p>
+      <w:pPr>
+        <w:spacing w:line="360" w:lineRule="auto"/>
+        <w:ind w:left="283"/>
+      </w:pPr>
+      <w:r>
+        <w:rPr>
+          <w:rFonts w:ascii="Times New Roman" w:hAnsi="Times New Roman" w:eastAsia="宋体"/>
+          <w:b w:val="0"/>
+          <w:sz w:val="24"/>
+        </w:rPr>
+        <w:t>5. Python用了什么库求解？求解时间多久？</w:t>
+      </w:r>
+    </w:p>
+    <w:p>
+      <w:pPr>
+        <w:spacing w:line="360" w:lineRule="auto"/>
+        <w:ind w:left="283"/>
+      </w:pPr>
+      <w:r>
+        <w:rPr>
+          <w:rFonts w:ascii="Times New Roman" w:hAnsi="Times New Roman" w:eastAsia="宋体"/>
+          <w:b w:val="0"/>
+          <w:sz w:val="24"/>
+        </w:rPr>
+        <w:t>6. 成本降低18.7%是怎么测算的？跟什么基准比？</w:t>
+      </w:r>
+    </w:p>
+    <w:p>
+      <w:pPr>
+        <w:spacing w:line="360" w:lineRule="auto"/>
+        <w:ind w:left="283"/>
+      </w:pPr>
+      <w:r>
+        <w:rPr>
+          <w:rFonts w:ascii="Times New Roman" w:hAnsi="Times New Roman" w:eastAsia="宋体"/>
+          <w:b w:val="0"/>
+          <w:sz w:val="24"/>
+        </w:rPr>
+        <w:t>7. 老年覆盖率从多少提升到87.3%？</w:t>
+      </w:r>
+    </w:p>
+    <w:p>
+      <w:pPr>
+        <w:spacing w:line="360" w:lineRule="auto"/>
+        <w:ind w:left="283"/>
+      </w:pPr>
+      <w:r>
+        <w:rPr>
+          <w:rFonts w:ascii="Times New Roman" w:hAnsi="Times New Roman" w:eastAsia="宋体"/>
+          <w:b w:val="0"/>
+          <w:sz w:val="24"/>
+        </w:rPr>
+        <w:t>8. 这个项目有没有实际落地？还是只是课程作业？</w:t>
+      </w:r>
+    </w:p>
+    <w:p>
+      <w:pPr>
+        <w:spacing w:line="360" w:lineRule="auto"/>
+        <w:ind w:left="283"/>
+      </w:pPr>
+      <w:r>
+        <w:rPr>
+          <w:rFonts w:ascii="Times New Roman" w:hAnsi="Times New Roman" w:eastAsia="宋体"/>
+          <w:b w:val="0"/>
+          <w:sz w:val="24"/>
+        </w:rPr>
+        <w:t>9. 你在项目中遇到的最大困难是什么？怎么解决的？</w:t>
+      </w:r>
+    </w:p>
+    <w:p>
+      <w:pPr>
+        <w:spacing w:line="360" w:lineRule="auto"/>
+        <w:ind w:left="283"/>
+      </w:pPr>
+      <w:r>
+        <w:rPr>
+          <w:rFonts w:ascii="Times New Roman" w:hAnsi="Times New Roman" w:eastAsia="宋体"/>
+          <w:b w:val="0"/>
+          <w:sz w:val="24"/>
+        </w:rPr>
+        <w:t>10. 如果让你重新做这个项目，你会怎么改进？</w:t>
+      </w:r>
+    </w:p>
+    <w:p>
+      <w:pPr>
+        <w:spacing w:line="360" w:lineRule="auto"/>
+        <w:ind w:firstLine="480"/>
+      </w:pPr>
+      <w:r>
+        <w:rPr>
+          <w:rFonts w:ascii="Times New Roman" w:hAnsi="Times New Roman" w:eastAsia="宋体"/>
+          <w:b w:val="0"/>
+          <w:sz w:val="24"/>
+        </w:rPr>
+        <w:t xml:space="preserve">📝 </w:t>
+      </w:r>
+      <w:r>
+        <w:rPr>
+          <w:rFonts w:ascii="Times New Roman" w:hAnsi="Times New Roman" w:eastAsia="宋体"/>
+          <w:b/>
+          <w:sz w:val="24"/>
+        </w:rPr>
+        <w:t>回答预案（STAR结构）</w:t>
+      </w:r>
+      <w:r>
+        <w:rPr>
+          <w:rFonts w:ascii="Times New Roman" w:hAnsi="Times New Roman" w:eastAsia="宋体"/>
+          <w:b w:val="0"/>
+          <w:sz w:val="24"/>
+        </w:rPr>
+        <w:t>：</w:t>
+      </w:r>
+    </w:p>
+    <w:p>
+      <w:pPr>
+        <w:spacing w:line="360" w:lineRule="auto"/>
+        <w:ind w:left="283"/>
+      </w:pPr>
+      <w:r>
+        <w:rPr>
+          <w:rFonts w:ascii="Times New Roman" w:hAnsi="Times New Roman" w:eastAsia="宋体"/>
+          <w:b w:val="0"/>
+          <w:sz w:val="24"/>
+        </w:rPr>
+        <w:t>• **S（情境）**：课程要求做一个供应链优化项目，我关注到社区团购在老龄化小区的末端配送痛点——自提点太远老人不方便，配送成本又高。</w:t>
+      </w:r>
+    </w:p>
+    <w:p>
+      <w:pPr>
+        <w:spacing w:line="360" w:lineRule="auto"/>
+        <w:ind w:left="283"/>
+      </w:pPr>
+      <w:r>
+        <w:rPr>
+          <w:rFonts w:ascii="Times New Roman" w:hAnsi="Times New Roman" w:eastAsia="宋体"/>
+          <w:b w:val="0"/>
+          <w:sz w:val="24"/>
+        </w:rPr>
+        <w:t>• **T（任务）**：我需要设计一个既能降低成本又能提升老年覆盖率的末端网络布局方案。</w:t>
+      </w:r>
+    </w:p>
+    <w:p>
+      <w:pPr>
+        <w:spacing w:line="360" w:lineRule="auto"/>
+        <w:ind w:left="283"/>
+      </w:pPr>
+      <w:r>
+        <w:rPr>
+          <w:rFonts w:ascii="Times New Roman" w:hAnsi="Times New Roman" w:eastAsia="宋体"/>
+          <w:b w:val="0"/>
+          <w:sz w:val="24"/>
+        </w:rPr>
+        <w:t>• **A（行动）**：</w:t>
+      </w:r>
+    </w:p>
+    <w:p>
+      <w:pPr>
+        <w:spacing w:line="360" w:lineRule="auto"/>
+        <w:ind w:firstLine="480"/>
+      </w:pPr>
+      <w:r>
+        <w:rPr>
+          <w:rFonts w:ascii="Times New Roman" w:hAnsi="Times New Roman" w:eastAsia="宋体"/>
+          <w:b w:val="0"/>
+          <w:sz w:val="24"/>
+        </w:rPr>
+        <w:t>1. 调研了某小区15个候选点位，收集了日均345单的真实订单数据</w:t>
+      </w:r>
+    </w:p>
+    <w:p>
+      <w:pPr>
+        <w:spacing w:line="360" w:lineRule="auto"/>
+        <w:ind w:firstLine="480"/>
+      </w:pPr>
+      <w:r>
+        <w:rPr>
+          <w:rFonts w:ascii="Times New Roman" w:hAnsi="Times New Roman" w:eastAsia="宋体"/>
+          <w:b w:val="0"/>
+          <w:sz w:val="24"/>
+        </w:rPr>
+        <w:t>2. 设计了"2核心点+4动态临时点"的弹性布局——核心点固定运营，临时点根据订单密度动态开放</w:t>
+      </w:r>
+    </w:p>
+    <w:p>
+      <w:pPr>
+        <w:spacing w:line="360" w:lineRule="auto"/>
+        <w:ind w:firstLine="480"/>
+      </w:pPr>
+      <w:r>
+        <w:rPr>
+          <w:rFonts w:ascii="Times New Roman" w:hAnsi="Times New Roman" w:eastAsia="宋体"/>
+          <w:b w:val="0"/>
+          <w:sz w:val="24"/>
+        </w:rPr>
+        <w:t>3. 构建选址-路径双层优化模型，上层选点，下层路径优化</w:t>
+      </w:r>
+    </w:p>
+    <w:p>
+      <w:pPr>
+        <w:spacing w:line="360" w:lineRule="auto"/>
+        <w:ind w:firstLine="480"/>
+      </w:pPr>
+      <w:r>
+        <w:rPr>
+          <w:rFonts w:ascii="Times New Roman" w:hAnsi="Times New Roman" w:eastAsia="宋体"/>
+          <w:b w:val="0"/>
+          <w:sz w:val="24"/>
+        </w:rPr>
+        <w:t>4. 用Python的pulp库求解，对比了固定布局和弹性布局的成本和覆盖率</w:t>
+      </w:r>
+    </w:p>
+    <w:p>
+      <w:pPr>
+        <w:spacing w:line="360" w:lineRule="auto"/>
+        <w:ind w:left="283"/>
+      </w:pPr>
+      <w:r>
+        <w:rPr>
+          <w:rFonts w:ascii="Times New Roman" w:hAnsi="Times New Roman" w:eastAsia="宋体"/>
+          <w:b w:val="0"/>
+          <w:sz w:val="24"/>
+        </w:rPr>
+        <w:t>• **R（结果）**：弹性布局相比固定布局，运营成本降低18.7%，老年覆盖率从53.4%提升到87.3%，配送时长缩短22.3%。</w:t>
+      </w:r>
+    </w:p>
+    <w:p>
+      <w:pPr>
+        <w:spacing w:line="360" w:lineRule="auto"/>
+        <w:ind w:firstLine="480"/>
+      </w:pPr>
+      <w:r>
+        <w:rPr>
+          <w:rFonts w:ascii="Times New Roman" w:hAnsi="Times New Roman" w:eastAsia="宋体"/>
+          <w:b w:val="0"/>
+          <w:sz w:val="24"/>
+        </w:rPr>
+        <w:t xml:space="preserve">💡 </w:t>
+      </w:r>
+      <w:r>
+        <w:rPr>
+          <w:rFonts w:ascii="Times New Roman" w:hAnsi="Times New Roman" w:eastAsia="宋体"/>
+          <w:b/>
+          <w:sz w:val="24"/>
+        </w:rPr>
+        <w:t>数据穿帮风险提醒</w:t>
+      </w:r>
+      <w:r>
+        <w:rPr>
+          <w:rFonts w:ascii="Times New Roman" w:hAnsi="Times New Roman" w:eastAsia="宋体"/>
+          <w:b w:val="0"/>
+          <w:sz w:val="24"/>
+        </w:rPr>
+        <w:t>：15个点位和345单是基于某小区的真实调研数据，18.7%是模型测算结果不是实际落地结果，面试时要说明"这是课程项目的模型测算，没有实际落地，但方法论是可迁移的"。</w:t>
+      </w:r>
+    </w:p>
+    <w:p>
+      <w:pPr>
+        <w:spacing w:before="120" w:after="60"/>
+      </w:pPr>
+      <w:r>
+        <w:rPr>
+          <w:rFonts w:ascii="Times New Roman" w:hAnsi="Times New Roman" w:eastAsia="宋体"/>
+          <w:b/>
+          <w:sz w:val="28"/>
+        </w:rPr>
+        <w:t>3.3 企业经营模拟（cesim）（实验课程团队成员）</w:t>
+      </w:r>
+    </w:p>
+    <w:p>
+      <w:pPr>
+        <w:spacing w:line="360" w:lineRule="auto"/>
+        <w:ind w:firstLine="480"/>
+      </w:pPr>
+      <w:r>
+        <w:rPr>
+          <w:rFonts w:ascii="Times New Roman" w:hAnsi="Times New Roman" w:eastAsia="宋体"/>
+          <w:b w:val="0"/>
+          <w:sz w:val="24"/>
+        </w:rPr>
+        <w:t xml:space="preserve">📌 </w:t>
+      </w:r>
+      <w:r>
+        <w:rPr>
+          <w:rFonts w:ascii="Times New Roman" w:hAnsi="Times New Roman" w:eastAsia="宋体"/>
+          <w:b/>
+          <w:sz w:val="24"/>
+        </w:rPr>
+        <w:t>简历原文摘录</w:t>
+      </w:r>
+      <w:r>
+        <w:rPr>
+          <w:rFonts w:ascii="Times New Roman" w:hAnsi="Times New Roman" w:eastAsia="宋体"/>
+          <w:b w:val="0"/>
+          <w:sz w:val="24"/>
+        </w:rPr>
+        <w:t>：</w:t>
+      </w:r>
+    </w:p>
+    <w:p>
+      <w:pPr>
+        <w:spacing w:line="360" w:lineRule="auto"/>
+        <w:ind w:left="567"/>
+      </w:pPr>
+      <w:r>
+        <w:rPr>
+          <w:rFonts w:ascii="Times New Roman" w:hAnsi="Times New Roman" w:eastAsia="宋体"/>
+          <w:b w:val="0"/>
+          <w:i/>
+          <w:sz w:val="24"/>
+        </w:rPr>
+        <w:t>参与产供销全流程模拟决策，负责供应链计划与库存管理模块，基于市场需求预测制定生产计划与采购策略，与团队协同优化定价、产能、物流策略。与4人团队分工协作，连续3个周期优化供应链策略，理解企业经营全链路与跨部门协同机制，提升数据驱动决策能力。</w:t>
+      </w:r>
+    </w:p>
+    <w:p>
+      <w:pPr>
+        <w:spacing w:line="360" w:lineRule="auto"/>
+        <w:ind w:firstLine="480"/>
+      </w:pPr>
+      <w:r>
+        <w:rPr>
+          <w:rFonts w:ascii="Times New Roman" w:hAnsi="Times New Roman" w:eastAsia="宋体"/>
+          <w:b w:val="0"/>
+          <w:sz w:val="24"/>
+        </w:rPr>
+        <w:t xml:space="preserve">🔍 </w:t>
+      </w:r>
+      <w:r>
+        <w:rPr>
+          <w:rFonts w:ascii="Times New Roman" w:hAnsi="Times New Roman" w:eastAsia="宋体"/>
+          <w:b/>
+          <w:sz w:val="24"/>
+        </w:rPr>
+        <w:t>潜在追问清单</w:t>
+      </w:r>
+      <w:r>
+        <w:rPr>
+          <w:rFonts w:ascii="Times New Roman" w:hAnsi="Times New Roman" w:eastAsia="宋体"/>
+          <w:b w:val="0"/>
+          <w:sz w:val="24"/>
+        </w:rPr>
+        <w:t>：</w:t>
+      </w:r>
+    </w:p>
+    <w:p>
+      <w:pPr>
+        <w:spacing w:line="360" w:lineRule="auto"/>
+        <w:ind w:left="283"/>
+      </w:pPr>
+      <w:r>
+        <w:rPr>
+          <w:rFonts w:ascii="Times New Roman" w:hAnsi="Times New Roman" w:eastAsia="宋体"/>
+          <w:b w:val="0"/>
+          <w:sz w:val="24"/>
+        </w:rPr>
+        <w:t>1. cesim是什么？你们模拟的是什么行业？</w:t>
+      </w:r>
+    </w:p>
+    <w:p>
+      <w:pPr>
+        <w:spacing w:line="360" w:lineRule="auto"/>
+        <w:ind w:left="283"/>
+      </w:pPr>
+      <w:r>
+        <w:rPr>
+          <w:rFonts w:ascii="Times New Roman" w:hAnsi="Times New Roman" w:eastAsia="宋体"/>
+          <w:b w:val="0"/>
+          <w:sz w:val="24"/>
+        </w:rPr>
+        <w:t>2. 你在团队中具体负责什么？</w:t>
+      </w:r>
+    </w:p>
+    <w:p>
+      <w:pPr>
+        <w:spacing w:line="360" w:lineRule="auto"/>
+        <w:ind w:left="283"/>
+      </w:pPr>
+      <w:r>
+        <w:rPr>
+          <w:rFonts w:ascii="Times New Roman" w:hAnsi="Times New Roman" w:eastAsia="宋体"/>
+          <w:b w:val="0"/>
+          <w:sz w:val="24"/>
+        </w:rPr>
+        <w:t>3. 供应链计划与库存管理，具体怎么做的？</w:t>
+      </w:r>
+    </w:p>
+    <w:p>
+      <w:pPr>
+        <w:spacing w:line="360" w:lineRule="auto"/>
+        <w:ind w:left="283"/>
+      </w:pPr>
+      <w:r>
+        <w:rPr>
+          <w:rFonts w:ascii="Times New Roman" w:hAnsi="Times New Roman" w:eastAsia="宋体"/>
+          <w:b w:val="0"/>
+          <w:sz w:val="24"/>
+        </w:rPr>
+        <w:t>4. 市场需求预测用了什么方法？</w:t>
+      </w:r>
+    </w:p>
+    <w:p>
+      <w:pPr>
+        <w:spacing w:line="360" w:lineRule="auto"/>
+        <w:ind w:left="283"/>
+      </w:pPr>
+      <w:r>
+        <w:rPr>
+          <w:rFonts w:ascii="Times New Roman" w:hAnsi="Times New Roman" w:eastAsia="宋体"/>
+          <w:b w:val="0"/>
+          <w:sz w:val="24"/>
+        </w:rPr>
+        <w:t>5. 你们团队的决策流程是什么？有分歧怎么办？</w:t>
+      </w:r>
+    </w:p>
+    <w:p>
+      <w:pPr>
+        <w:spacing w:line="360" w:lineRule="auto"/>
+        <w:ind w:left="283"/>
+      </w:pPr>
+      <w:r>
+        <w:rPr>
+          <w:rFonts w:ascii="Times New Roman" w:hAnsi="Times New Roman" w:eastAsia="宋体"/>
+          <w:b w:val="0"/>
+          <w:sz w:val="24"/>
+        </w:rPr>
+        <w:t>6. 连续3个周期优化，具体优化了什么？</w:t>
+      </w:r>
+    </w:p>
+    <w:p>
+      <w:pPr>
+        <w:spacing w:line="360" w:lineRule="auto"/>
+        <w:ind w:left="283"/>
+      </w:pPr>
+      <w:r>
+        <w:rPr>
+          <w:rFonts w:ascii="Times New Roman" w:hAnsi="Times New Roman" w:eastAsia="宋体"/>
+          <w:b w:val="0"/>
+          <w:sz w:val="24"/>
+        </w:rPr>
+        <w:t>7. 最终成绩怎么样？排名多少？</w:t>
+      </w:r>
+    </w:p>
+    <w:p>
+      <w:pPr>
+        <w:spacing w:line="360" w:lineRule="auto"/>
+        <w:ind w:left="283"/>
+      </w:pPr>
+      <w:r>
+        <w:rPr>
+          <w:rFonts w:ascii="Times New Roman" w:hAnsi="Times New Roman" w:eastAsia="宋体"/>
+          <w:b w:val="0"/>
+          <w:sz w:val="24"/>
+        </w:rPr>
+        <w:t>8. 你在这个项目中犯过什么错误？怎么改进的？</w:t>
+      </w:r>
+    </w:p>
+    <w:p>
+      <w:pPr>
+        <w:spacing w:line="360" w:lineRule="auto"/>
+        <w:ind w:left="283"/>
+      </w:pPr>
+      <w:r>
+        <w:rPr>
+          <w:rFonts w:ascii="Times New Roman" w:hAnsi="Times New Roman" w:eastAsia="宋体"/>
+          <w:b w:val="0"/>
+          <w:sz w:val="24"/>
+        </w:rPr>
+        <w:t>9. 这个模拟跟真实企业经营有什么区别？</w:t>
+      </w:r>
+    </w:p>
+    <w:p>
+      <w:pPr>
+        <w:spacing w:line="360" w:lineRule="auto"/>
+        <w:ind w:left="283"/>
+      </w:pPr>
+      <w:r>
+        <w:rPr>
+          <w:rFonts w:ascii="Times New Roman" w:hAnsi="Times New Roman" w:eastAsia="宋体"/>
+          <w:b w:val="0"/>
+          <w:sz w:val="24"/>
+        </w:rPr>
+        <w:t>10. 你从中学到的最重要的东西是什么？</w:t>
+      </w:r>
+    </w:p>
+    <w:p>
+      <w:pPr>
+        <w:spacing w:line="360" w:lineRule="auto"/>
+        <w:ind w:firstLine="480"/>
+      </w:pPr>
+      <w:r>
+        <w:rPr>
+          <w:rFonts w:ascii="Times New Roman" w:hAnsi="Times New Roman" w:eastAsia="宋体"/>
+          <w:b w:val="0"/>
+          <w:sz w:val="24"/>
+        </w:rPr>
+        <w:t xml:space="preserve">📝 </w:t>
+      </w:r>
+      <w:r>
+        <w:rPr>
+          <w:rFonts w:ascii="Times New Roman" w:hAnsi="Times New Roman" w:eastAsia="宋体"/>
+          <w:b/>
+          <w:sz w:val="24"/>
+        </w:rPr>
+        <w:t>回答预案（STAR结构）</w:t>
+      </w:r>
+      <w:r>
+        <w:rPr>
+          <w:rFonts w:ascii="Times New Roman" w:hAnsi="Times New Roman" w:eastAsia="宋体"/>
+          <w:b w:val="0"/>
+          <w:sz w:val="24"/>
+        </w:rPr>
+        <w:t>：</w:t>
+      </w:r>
+    </w:p>
+    <w:p>
+      <w:pPr>
+        <w:spacing w:line="360" w:lineRule="auto"/>
+        <w:ind w:left="283"/>
+      </w:pPr>
+      <w:r>
+        <w:rPr>
+          <w:rFonts w:ascii="Times New Roman" w:hAnsi="Times New Roman" w:eastAsia="宋体"/>
+          <w:b w:val="0"/>
+          <w:sz w:val="24"/>
+        </w:rPr>
+        <w:t>• **S（情境）**：课程用cesim平台做企业经营模拟，我们4人团队模拟一家手机制造企业，要做产供销全流程决策，包括研发、生产、采购、定价、营销、物流等。</w:t>
+      </w:r>
+    </w:p>
+    <w:p>
+      <w:pPr>
+        <w:spacing w:line="360" w:lineRule="auto"/>
+        <w:ind w:left="283"/>
+      </w:pPr>
+      <w:r>
+        <w:rPr>
+          <w:rFonts w:ascii="Times New Roman" w:hAnsi="Times New Roman" w:eastAsia="宋体"/>
+          <w:b w:val="0"/>
+          <w:sz w:val="24"/>
+        </w:rPr>
+        <w:t>• **T（任务）**：我负责供应链计划与库存管理模块，需要基于市场需求预测制定生产计划和采购策略，平衡库存成本和缺货风险。</w:t>
+      </w:r>
+    </w:p>
+    <w:p>
+      <w:pPr>
+        <w:spacing w:line="360" w:lineRule="auto"/>
+        <w:ind w:left="283"/>
+      </w:pPr>
+      <w:r>
+        <w:rPr>
+          <w:rFonts w:ascii="Times New Roman" w:hAnsi="Times New Roman" w:eastAsia="宋体"/>
+          <w:b w:val="0"/>
+          <w:sz w:val="24"/>
+        </w:rPr>
+        <w:t>• **A（行动）**：</w:t>
+      </w:r>
+    </w:p>
+    <w:p>
+      <w:pPr>
+        <w:spacing w:line="360" w:lineRule="auto"/>
+        <w:ind w:firstLine="480"/>
+      </w:pPr>
+      <w:r>
+        <w:rPr>
+          <w:rFonts w:ascii="Times New Roman" w:hAnsi="Times New Roman" w:eastAsia="宋体"/>
+          <w:b w:val="0"/>
+          <w:sz w:val="24"/>
+        </w:rPr>
+        <w:t>1. 第一个周期，我过于保守，库存备得太多，导致库存成本高，资金占用大</w:t>
+      </w:r>
+    </w:p>
+    <w:p>
+      <w:pPr>
+        <w:spacing w:line="360" w:lineRule="auto"/>
+        <w:ind w:firstLine="480"/>
+      </w:pPr>
+      <w:r>
+        <w:rPr>
+          <w:rFonts w:ascii="Times New Roman" w:hAnsi="Times New Roman" w:eastAsia="宋体"/>
+          <w:b w:val="0"/>
+          <w:sz w:val="24"/>
+        </w:rPr>
+        <w:t>2. 复盘后，我用历史数据做趋势分析，结合市场容量和竞品策略，优化了需求预测模型</w:t>
+      </w:r>
+    </w:p>
+    <w:p>
+      <w:pPr>
+        <w:spacing w:line="360" w:lineRule="auto"/>
+        <w:ind w:firstLine="480"/>
+      </w:pPr>
+      <w:r>
+        <w:rPr>
+          <w:rFonts w:ascii="Times New Roman" w:hAnsi="Times New Roman" w:eastAsia="宋体"/>
+          <w:b w:val="0"/>
+          <w:sz w:val="24"/>
+        </w:rPr>
+        <w:t>3. 调整了安全库存水平，采用了更灵活的采购策略，跟生产和定价团队协同</w:t>
+      </w:r>
+    </w:p>
+    <w:p>
+      <w:pPr>
+        <w:spacing w:line="360" w:lineRule="auto"/>
+        <w:ind w:firstLine="480"/>
+      </w:pPr>
+      <w:r>
+        <w:rPr>
+          <w:rFonts w:ascii="Times New Roman" w:hAnsi="Times New Roman" w:eastAsia="宋体"/>
+          <w:b w:val="0"/>
+          <w:sz w:val="24"/>
+        </w:rPr>
+        <w:t>4. 连续3个周期优化，供应链效率逐步提升</w:t>
+      </w:r>
+    </w:p>
+    <w:p>
+      <w:pPr>
+        <w:spacing w:line="360" w:lineRule="auto"/>
+        <w:ind w:left="283"/>
+      </w:pPr>
+      <w:r>
+        <w:rPr>
+          <w:rFonts w:ascii="Times New Roman" w:hAnsi="Times New Roman" w:eastAsia="宋体"/>
+          <w:b w:val="0"/>
+          <w:sz w:val="24"/>
+        </w:rPr>
+        <w:t>• **R（结果）**：虽然最终排名不是最靠前，但我从中学到了企业经营全链路的思维，特别是跨部门协同的重要性——供应链决策不是孤立的，要跟研发、生产、定价、营销协同。也提升了数据驱动决策的能力。</w:t>
+      </w:r>
+    </w:p>
+    <w:p>
+      <w:pPr>
+        <w:spacing w:line="360" w:lineRule="auto"/>
+        <w:ind w:firstLine="480"/>
+      </w:pPr>
+      <w:r>
+        <w:rPr>
+          <w:rFonts w:ascii="Times New Roman" w:hAnsi="Times New Roman" w:eastAsia="宋体"/>
+          <w:b w:val="0"/>
+          <w:sz w:val="24"/>
+        </w:rPr>
+        <w:t xml:space="preserve">💡 </w:t>
+      </w:r>
+      <w:r>
+        <w:rPr>
+          <w:rFonts w:ascii="Times New Roman" w:hAnsi="Times New Roman" w:eastAsia="宋体"/>
+          <w:b/>
+          <w:sz w:val="24"/>
+        </w:rPr>
+        <w:t>数据穿帮风险提醒</w:t>
+      </w:r>
+      <w:r>
+        <w:rPr>
+          <w:rFonts w:ascii="Times New Roman" w:hAnsi="Times New Roman" w:eastAsia="宋体"/>
+          <w:b w:val="0"/>
+          <w:sz w:val="24"/>
+        </w:rPr>
+        <w:t>：如果面试官问具体排名，要如实回答，不要编造。可以说"排名不是最重要的，重要的是从每个周期的复盘中学习"。</w:t>
+      </w:r>
+    </w:p>
+    <w:p>
+      <w:pPr>
+        <w:spacing w:before="120" w:after="60"/>
+      </w:pPr>
+      <w:r>
+        <w:rPr>
+          <w:rFonts w:ascii="Times New Roman" w:hAnsi="Times New Roman" w:eastAsia="宋体"/>
+          <w:b/>
+          <w:sz w:val="28"/>
+        </w:rPr>
+        <w:t>3.5 实践经历深挖</w:t>
+      </w:r>
+    </w:p>
+    <w:p>
+      <w:r>
+        <w:rPr>
+          <w:rFonts w:ascii="Times New Roman" w:hAnsi="Times New Roman" w:eastAsia="宋体"/>
+          <w:b/>
+          <w:sz w:val="24"/>
+        </w:rPr>
+        <w:t>山东鱼跃尚成教育有限责任公司（项目助理兼职）</w:t>
+      </w:r>
+    </w:p>
+    <w:p>
+      <w:pPr>
+        <w:spacing w:line="360" w:lineRule="auto"/>
+        <w:ind w:firstLine="480"/>
+      </w:pPr>
+      <w:r>
+        <w:rPr>
+          <w:rFonts w:ascii="Times New Roman" w:hAnsi="Times New Roman" w:eastAsia="宋体"/>
+          <w:b w:val="0"/>
+          <w:sz w:val="24"/>
+        </w:rPr>
+        <w:t xml:space="preserve">📌 </w:t>
+      </w:r>
+      <w:r>
+        <w:rPr>
+          <w:rFonts w:ascii="Times New Roman" w:hAnsi="Times New Roman" w:eastAsia="宋体"/>
+          <w:b/>
+          <w:sz w:val="24"/>
+        </w:rPr>
+        <w:t>简历原文</w:t>
+      </w:r>
+      <w:r>
+        <w:rPr>
+          <w:rFonts w:ascii="Times New Roman" w:hAnsi="Times New Roman" w:eastAsia="宋体"/>
+          <w:b w:val="0"/>
+          <w:sz w:val="24"/>
+        </w:rPr>
+        <w:t>：统筹200+份学员申报材料，用Excel搭建分类电子台账，建立"录入-核对-提交"三级校验机制，实现零差错；梳理并标准化资料审核与报批流程，建立可检索的文档归档体系。</w:t>
+      </w:r>
+    </w:p>
+    <w:p>
+      <w:pPr>
+        <w:spacing w:line="360" w:lineRule="auto"/>
+        <w:ind w:firstLine="480"/>
+      </w:pPr>
+      <w:r>
+        <w:rPr>
+          <w:rFonts w:ascii="Times New Roman" w:hAnsi="Times New Roman" w:eastAsia="宋体"/>
+          <w:b w:val="0"/>
+          <w:sz w:val="24"/>
+        </w:rPr>
+        <w:t xml:space="preserve">🔍 </w:t>
+      </w:r>
+      <w:r>
+        <w:rPr>
+          <w:rFonts w:ascii="Times New Roman" w:hAnsi="Times New Roman" w:eastAsia="宋体"/>
+          <w:b/>
+          <w:sz w:val="24"/>
+        </w:rPr>
+        <w:t>潜在追问</w:t>
+      </w:r>
+      <w:r>
+        <w:rPr>
+          <w:rFonts w:ascii="Times New Roman" w:hAnsi="Times New Roman" w:eastAsia="宋体"/>
+          <w:b w:val="0"/>
+          <w:sz w:val="24"/>
+        </w:rPr>
+        <w:t>：</w:t>
+      </w:r>
+    </w:p>
+    <w:p>
+      <w:pPr>
+        <w:spacing w:line="360" w:lineRule="auto"/>
+        <w:ind w:left="283"/>
+      </w:pPr>
+      <w:r>
+        <w:rPr>
+          <w:rFonts w:ascii="Times New Roman" w:hAnsi="Times New Roman" w:eastAsia="宋体"/>
+          <w:b w:val="0"/>
+          <w:sz w:val="24"/>
+        </w:rPr>
+        <w:t>1. 200+份材料，具体是什么材料？</w:t>
+      </w:r>
+    </w:p>
+    <w:p>
+      <w:pPr>
+        <w:spacing w:line="360" w:lineRule="auto"/>
+        <w:ind w:left="283"/>
+      </w:pPr>
+      <w:r>
+        <w:rPr>
+          <w:rFonts w:ascii="Times New Roman" w:hAnsi="Times New Roman" w:eastAsia="宋体"/>
+          <w:b w:val="0"/>
+          <w:sz w:val="24"/>
+        </w:rPr>
+        <w:t>2. 三级校验机制具体怎么运作的？</w:t>
+      </w:r>
+    </w:p>
+    <w:p>
+      <w:pPr>
+        <w:spacing w:line="360" w:lineRule="auto"/>
+        <w:ind w:left="283"/>
+      </w:pPr>
+      <w:r>
+        <w:rPr>
+          <w:rFonts w:ascii="Times New Roman" w:hAnsi="Times New Roman" w:eastAsia="宋体"/>
+          <w:b w:val="0"/>
+          <w:sz w:val="24"/>
+        </w:rPr>
+        <w:t>3. 零差错是怎么做到的？有没有出过差错？</w:t>
+      </w:r>
+    </w:p>
+    <w:p>
+      <w:pPr>
+        <w:spacing w:line="360" w:lineRule="auto"/>
+        <w:ind w:left="283"/>
+      </w:pPr>
+      <w:r>
+        <w:rPr>
+          <w:rFonts w:ascii="Times New Roman" w:hAnsi="Times New Roman" w:eastAsia="宋体"/>
+          <w:b w:val="0"/>
+          <w:sz w:val="24"/>
+        </w:rPr>
+        <w:t>4. 流程标准化，具体优化了什么？效率提升了多少？</w:t>
+      </w:r>
+    </w:p>
+    <w:p>
+      <w:pPr>
+        <w:spacing w:line="360" w:lineRule="auto"/>
+        <w:ind w:left="283"/>
+      </w:pPr>
+      <w:r>
+        <w:rPr>
+          <w:rFonts w:ascii="Times New Roman" w:hAnsi="Times New Roman" w:eastAsia="宋体"/>
+          <w:b w:val="0"/>
+          <w:sz w:val="24"/>
+        </w:rPr>
+        <w:t>5. 这个兼职跟京东物流有什么关系？</w:t>
+      </w:r>
+    </w:p>
+    <w:p>
+      <w:pPr>
+        <w:spacing w:line="360" w:lineRule="auto"/>
+        <w:ind w:firstLine="480"/>
+      </w:pPr>
+      <w:r>
+        <w:rPr>
+          <w:rFonts w:ascii="Times New Roman" w:hAnsi="Times New Roman" w:eastAsia="宋体"/>
+          <w:b w:val="0"/>
+          <w:sz w:val="24"/>
+        </w:rPr>
+        <w:t xml:space="preserve">📝 </w:t>
       </w:r>
       <w:r>
         <w:rPr>
@@ -1583,7 +1562,17 @@
           <w:b w:val="0"/>
           <w:sz w:val="24"/>
         </w:rPr>
-        <w:t>：LRP同时考虑选点和路径，比单独的VRP更复杂；用Python求解器+启发式规则</w:t>
+        <w:t>：体现流程意识、细节把控、标准化思维，这些都是供应链管理的核心能力。</w:t>
+      </w:r>
+    </w:p>
+    <w:p>
+      <w:r>
+        <w:rPr>
+          <w:rFonts w:ascii="Times New Roman" w:hAnsi="Times New Roman" w:eastAsia="宋体"/>
+          <w:b/>
+          <w:sz w:val="24"/>
+        </w:rPr>
+        <w:t>瑞幸咖啡（咖啡师兼职）</w:t>
       </w:r>
     </w:p>
     <w:p>
@@ -1597,6 +1586,7 @@
           <w:b w:val="0"/>
           <w:sz w:val="24"/>
         </w:rPr>
+        <w:t xml:space="preserve">📌 </w:t>
       </w:r>
       <w:r>
         <w:rPr>
@@ -1604,7 +1594,7 @@
           <w:b/>
           <w:sz w:val="24"/>
         </w:rPr>
-        <w:t>延伸建议</w:t>
+        <w:t>简历原文</w:t>
       </w:r>
       <w:r>
         <w:rPr>
@@ -1612,20 +1602,7 @@
           <w:b w:val="0"/>
           <w:sz w:val="24"/>
         </w:rPr>
-        <w:t>：了解VRP（车辆路径问题）、CFLP（容量设施选址问题）</w:t>
-      </w:r>
-    </w:p>
-    <w:p>
-      <w:pPr>
-        <w:spacing w:before="120" w:after="60"/>
-      </w:pPr>
-      <w:r>
-        <w:rPr>
-          <w:rFonts w:ascii="Times New Roman" w:hAnsi="Times New Roman" w:eastAsia="宋体"/>
-          <w:b/>
-          <w:sz w:val="28"/>
-        </w:rPr>
-        <w:t>4.2 TAM模型（技术接受模型）</w:t>
+        <w:t>：负责门店数十种原辅料的日常盘点与效期管理，核对交接班出入库单据，保持库存账实一致；根据销售消耗规律提醒仓库解冻备货，降低物料损耗与缺货风险。</w:t>
       </w:r>
     </w:p>
     <w:p>
@@ -1639,6 +1616,7 @@
           <w:b w:val="0"/>
           <w:sz w:val="24"/>
         </w:rPr>
+        <w:t xml:space="preserve">🔍 </w:t>
       </w:r>
       <w:r>
         <w:rPr>
@@ -1646,7 +1624,7 @@
           <w:b/>
           <w:sz w:val="24"/>
         </w:rPr>
-        <w:t>📚 定义</w:t>
+        <w:t>潜在追问</w:t>
       </w:r>
       <w:r>
         <w:rPr>
@@ -1654,13 +1632,13 @@
           <w:b w:val="0"/>
           <w:sz w:val="24"/>
         </w:rPr>
-        <w:t>：Davis提出的技术接受模型，核心变量是感知有用性和感知易用性，用于预测用户对新技术的接受度</w:t>
+        <w:t>：</w:t>
       </w:r>
     </w:p>
     <w:p>
       <w:pPr>
         <w:spacing w:line="360" w:lineRule="auto"/>
-        <w:ind w:firstLine="480"/>
+        <w:ind w:left="283"/>
       </w:pPr>
       <w:r>
         <w:rPr>
@@ -1668,28 +1646,27 @@
           <w:b w:val="0"/>
           <w:sz w:val="24"/>
         </w:rPr>
+        <w:t>1. 数十种原辅料，具体怎么盘点的？</w:t>
       </w:r>
-      <w:r>
-        <w:rPr>
-          <w:rFonts w:ascii="Times New Roman" w:hAnsi="Times New Roman" w:eastAsia="宋体"/>
-          <w:b/>
-          <w:sz w:val="24"/>
-        </w:rPr>
-        <w:t>面试可能被问</w:t>
-      </w:r>
+    </w:p>
+    <w:p>
+      <w:pPr>
+        <w:spacing w:line="360" w:lineRule="auto"/>
+        <w:ind w:left="283"/>
+      </w:pPr>
       <w:r>
         <w:rPr>
           <w:rFonts w:ascii="Times New Roman" w:hAnsi="Times New Roman" w:eastAsia="宋体"/>
           <w:b w:val="0"/>
           <w:sz w:val="24"/>
         </w:rPr>
-        <w:t>：TAM模型在物流场景有什么应用？</w:t>
+        <w:t>2. 效期管理，有没有出现过过期浪费？</w:t>
       </w:r>
     </w:p>
     <w:p>
       <w:pPr>
         <w:spacing w:line="360" w:lineRule="auto"/>
-        <w:ind w:firstLine="480"/>
+        <w:ind w:left="283"/>
       </w:pPr>
       <w:r>
         <w:rPr>
@@ -1697,6 +1674,35 @@
           <w:b w:val="0"/>
           <w:sz w:val="24"/>
         </w:rPr>
+        <w:t>3. 怎么根据销售规律预测需求？</w:t>
+      </w:r>
+    </w:p>
+    <w:p>
+      <w:pPr>
+        <w:spacing w:line="360" w:lineRule="auto"/>
+        <w:ind w:left="283"/>
+      </w:pPr>
+      <w:r>
+        <w:rPr>
+          <w:rFonts w:ascii="Times New Roman" w:hAnsi="Times New Roman" w:eastAsia="宋体"/>
+          <w:b w:val="0"/>
+          <w:sz w:val="24"/>
+        </w:rPr>
+        <w:t>4. 这个经历对供应链管理有什么启发？</w:t>
+      </w:r>
+    </w:p>
+    <w:p>
+      <w:pPr>
+        <w:spacing w:line="360" w:lineRule="auto"/>
+        <w:ind w:firstLine="480"/>
+      </w:pPr>
+      <w:r>
+        <w:rPr>
+          <w:rFonts w:ascii="Times New Roman" w:hAnsi="Times New Roman" w:eastAsia="宋体"/>
+          <w:b w:val="0"/>
+          <w:sz w:val="24"/>
+        </w:rPr>
+        <w:t xml:space="preserve">📝 </w:t>
       </w:r>
       <w:r>
         <w:rPr>
@@ -1712,7 +1718,20 @@
           <w:b w:val="0"/>
           <w:sz w:val="24"/>
         </w:rPr>
-        <w:t>：可以用于预测员工对新WMS系统、AI工具的接受度</w:t>
+        <w:t>：一线库存管理经验，理解了库存成本、缺货风险、需求预测的实际意义，这些都是供应链管理的基础。</w:t>
+      </w:r>
+    </w:p>
+    <w:p>
+      <w:pPr>
+        <w:spacing w:before="240" w:after="120"/>
+      </w:pPr>
+      <w:r>
+        <w:rPr>
+          <w:rFonts w:ascii="Times New Roman" w:hAnsi="Times New Roman" w:eastAsia="宋体"/>
+          <w:b/>
+          <w:sz w:val="32"/>
+        </w:rPr>
+        <w:t>3、四、专业知识领域学习资料卡</w:t>
       </w:r>
     </w:p>
     <w:p>
@@ -1725,7 +1744,7 @@
           <w:b/>
           <w:sz w:val="28"/>
         </w:rPr>
-        <w:t>4.3 用友U8+ ERP</w:t>
+        <w:t>4.1 选址-路径优化模型（Location-Routing Problem, LRP）</w:t>
       </w:r>
     </w:p>
     <w:p>
@@ -1739,6 +1758,7 @@
           <w:b w:val="0"/>
           <w:sz w:val="24"/>
         </w:rPr>
+        <w:t xml:space="preserve">📖 </w:t>
       </w:r>
       <w:r>
         <w:rPr>
@@ -1746,7 +1766,7 @@
           <w:b/>
           <w:sz w:val="24"/>
         </w:rPr>
-        <w:t>📚 定义</w:t>
+        <w:t>定义</w:t>
       </w:r>
       <w:r>
         <w:rPr>
@@ -1754,7 +1774,7 @@
           <w:b w:val="0"/>
           <w:sz w:val="24"/>
         </w:rPr>
-        <w:t>：用友面向中型企业的ERP系统，覆盖采购、销售、库存、存货核算、财务等模块</w:t>
+        <w:t>：同时优化设施选址和配送路径的组合优化问题，是供应链网络设计的核心问题。</w:t>
       </w:r>
     </w:p>
     <w:p>
@@ -1768,6 +1788,7 @@
           <w:b w:val="0"/>
           <w:sz w:val="24"/>
         </w:rPr>
+        <w:t xml:space="preserve">🎯 </w:t>
       </w:r>
       <w:r>
         <w:rPr>
@@ -1775,7 +1796,7 @@
           <w:b/>
           <w:sz w:val="24"/>
         </w:rPr>
-        <w:t>面试可能被问</w:t>
+        <w:t>面试可能问法</w:t>
       </w:r>
       <w:r>
         <w:rPr>
@@ -1783,13 +1804,13 @@
           <w:b w:val="0"/>
           <w:sz w:val="24"/>
         </w:rPr>
-        <w:t>：你用U8+做过什么？和京东的WMS有什么区别？</w:t>
+        <w:t>：</w:t>
       </w:r>
     </w:p>
     <w:p>
       <w:pPr>
         <w:spacing w:line="360" w:lineRule="auto"/>
-        <w:ind w:firstLine="480"/>
+        <w:ind w:left="283"/>
       </w:pPr>
       <w:r>
         <w:rPr>
@@ -1797,6 +1818,35 @@
           <w:b w:val="0"/>
           <w:sz w:val="24"/>
         </w:rPr>
+        <w:t>• 问法1：你做的选址-路径模型，目标函数是什么？</w:t>
+      </w:r>
+    </w:p>
+    <w:p>
+      <w:pPr>
+        <w:spacing w:line="360" w:lineRule="auto"/>
+        <w:ind w:left="283"/>
+      </w:pPr>
+      <w:r>
+        <w:rPr>
+          <w:rFonts w:ascii="Times New Roman" w:hAnsi="Times New Roman" w:eastAsia="宋体"/>
+          <w:b w:val="0"/>
+          <w:sz w:val="24"/>
+        </w:rPr>
+        <w:t>• 问法2：LRP跟单纯的选址问题或路径问题有什么区别？</w:t>
+      </w:r>
+    </w:p>
+    <w:p>
+      <w:pPr>
+        <w:spacing w:line="360" w:lineRule="auto"/>
+        <w:ind w:firstLine="480"/>
+      </w:pPr>
+      <w:r>
+        <w:rPr>
+          <w:rFonts w:ascii="Times New Roman" w:hAnsi="Times New Roman" w:eastAsia="宋体"/>
+          <w:b w:val="0"/>
+          <w:sz w:val="24"/>
+        </w:rPr>
+        <w:t xml:space="preserve">💡 </w:t>
       </w:r>
       <w:r>
         <w:rPr>
@@ -1812,7 +1862,7 @@
           <w:b w:val="0"/>
           <w:sz w:val="24"/>
         </w:rPr>
-        <w:t>：U8+是ERP，侧重财务业务一体化；WMS是仓库管理系统，侧重仓储作业执行</w:t>
+        <w:t>：LRP是NP-hard问题，常用启发式算法求解；我的项目用了双层规划，上层选点，下层路径优化。</w:t>
       </w:r>
     </w:p>
     <w:p>
@@ -1825,13 +1875,13 @@
           <w:b/>
           <w:sz w:val="28"/>
         </w:rPr>
-        <w:t>4.4 库存管理核心指标</w:t>
+        <w:t>4.2 TAM模型（Technology Acceptance Model）</w:t>
       </w:r>
     </w:p>
     <w:p>
       <w:pPr>
         <w:spacing w:line="360" w:lineRule="auto"/>
-        <w:ind w:left="283"/>
+        <w:ind w:firstLine="480"/>
       </w:pPr>
       <w:r>
         <w:rPr>
@@ -1839,281 +1889,7 @@
           <w:b w:val="0"/>
           <w:sz w:val="24"/>
         </w:rPr>
-        <w:t>• **库存周转率** = 销售成本 / 平均库存</w:t>
-      </w:r>
-    </w:p>
-    <w:p>
-      <w:pPr>
-        <w:spacing w:line="360" w:lineRule="auto"/>
-        <w:ind w:left="283"/>
-      </w:pPr>
-      <w:r>
-        <w:rPr>
-          <w:rFonts w:ascii="Times New Roman" w:hAnsi="Times New Roman" w:eastAsia="宋体"/>
-          <w:b w:val="0"/>
-          <w:sz w:val="24"/>
-        </w:rPr>
-        <w:t>• **现货率（服务水平）** = 有货订单数 / 总订单数</w:t>
-      </w:r>
-    </w:p>
-    <w:p>
-      <w:pPr>
-        <w:spacing w:line="360" w:lineRule="auto"/>
-        <w:ind w:left="283"/>
-      </w:pPr>
-      <w:r>
-        <w:rPr>
-          <w:rFonts w:ascii="Times New Roman" w:hAnsi="Times New Roman" w:eastAsia="宋体"/>
-          <w:b w:val="0"/>
-          <w:sz w:val="24"/>
-        </w:rPr>
-        <w:t>• **安全库存** = 服务水平系数 × 需求标准差 × √提前期</w:t>
-      </w:r>
-    </w:p>
-    <w:p>
-      <w:pPr>
-        <w:spacing w:line="360" w:lineRule="auto"/>
-        <w:ind w:left="283"/>
-      </w:pPr>
-      <w:r>
-        <w:rPr>
-          <w:rFonts w:ascii="Times New Roman" w:hAnsi="Times New Roman" w:eastAsia="宋体"/>
-          <w:b w:val="0"/>
-          <w:sz w:val="24"/>
-        </w:rPr>
-        <w:t>• **ABC分类**：A类（20%SKU占80%价值）重点管理</w:t>
-      </w:r>
-    </w:p>
-    <w:p>
-      <w:pPr>
-        <w:spacing w:before="120" w:after="60"/>
-      </w:pPr>
-      <w:r>
-        <w:rPr>
-          <w:rFonts w:ascii="Times New Roman" w:hAnsi="Times New Roman" w:eastAsia="宋体"/>
-          <w:b/>
-          <w:sz w:val="28"/>
-        </w:rPr>
-        <w:t>4.5 京东物流核心技术术语</w:t>
-      </w:r>
-    </w:p>
-    <w:p>
-      <w:pPr>
-        <w:spacing w:line="360" w:lineRule="auto"/>
-        <w:ind w:left="283"/>
-      </w:pPr>
-      <w:r>
-        <w:rPr>
-          <w:rFonts w:ascii="Times New Roman" w:hAnsi="Times New Roman" w:eastAsia="宋体"/>
-          <w:b w:val="0"/>
-          <w:sz w:val="24"/>
-        </w:rPr>
-        <w:t>• **狼族机器人**：京东物流自研的机器人军团，包括分拣、搬运、存储等机器人</w:t>
-      </w:r>
-    </w:p>
-    <w:p>
-      <w:pPr>
-        <w:spacing w:line="360" w:lineRule="auto"/>
-        <w:ind w:left="283"/>
-      </w:pPr>
-      <w:r>
-        <w:rPr>
-          <w:rFonts w:ascii="Times New Roman" w:hAnsi="Times New Roman" w:eastAsia="宋体"/>
-          <w:b w:val="0"/>
-          <w:sz w:val="24"/>
-        </w:rPr>
-        <w:t>• **亚洲一号**：京东物流智能产业园，高度自动化</w:t>
-      </w:r>
-    </w:p>
-    <w:p>
-      <w:pPr>
-        <w:spacing w:line="360" w:lineRule="auto"/>
-        <w:ind w:left="283"/>
-      </w:pPr>
-      <w:r>
-        <w:rPr>
-          <w:rFonts w:ascii="Times New Roman" w:hAnsi="Times New Roman" w:eastAsia="宋体"/>
-          <w:b w:val="0"/>
-          <w:sz w:val="24"/>
-        </w:rPr>
-        <w:t>• **211限时达**：上午11点前下单当日达，晚上11点前下单次日14点前达</w:t>
-      </w:r>
-    </w:p>
-    <w:p>
-      <w:pPr>
-        <w:spacing w:line="360" w:lineRule="auto"/>
-        <w:ind w:left="283"/>
-      </w:pPr>
-      <w:r>
-        <w:rPr>
-          <w:rFonts w:ascii="Times New Roman" w:hAnsi="Times New Roman" w:eastAsia="宋体"/>
-          <w:b w:val="0"/>
-          <w:sz w:val="24"/>
-        </w:rPr>
-        <w:t>• **一体化供应链**：从采购、仓储、配送到售后的全链路供应链服务</w:t>
-      </w:r>
-    </w:p>
-    <w:p>
-      <w:pPr>
-        <w:spacing w:before="240" w:after="120"/>
-      </w:pPr>
-      <w:r>
-        <w:rPr>
-          <w:rFonts w:ascii="Times New Roman" w:hAnsi="Times New Roman" w:eastAsia="宋体"/>
-          <w:b/>
-          <w:sz w:val="32"/>
-        </w:rPr>
-        <w:t>3、六、笔试备考指南</w:t>
-      </w:r>
-    </w:p>
-    <w:p>
-      <w:pPr>
-        <w:spacing w:before="120" w:after="60"/>
-      </w:pPr>
-      <w:r>
-        <w:rPr>
-          <w:rFonts w:ascii="Times New Roman" w:hAnsi="Times New Roman" w:eastAsia="宋体"/>
-          <w:b/>
-          <w:sz w:val="28"/>
-        </w:rPr>
-        <w:t>6.1 笔试形式（基于公开情报）</w:t>
-      </w:r>
-    </w:p>
-    <w:p>
-      <w:pPr>
-        <w:spacing w:line="360" w:lineRule="auto"/>
-        <w:ind w:left="283"/>
-      </w:pPr>
-      <w:r>
-        <w:rPr>
-          <w:rFonts w:ascii="Times New Roman" w:hAnsi="Times New Roman" w:eastAsia="宋体"/>
-          <w:b w:val="0"/>
-          <w:sz w:val="24"/>
-        </w:rPr>
-        <w:t>• **在线测评**：行测题（言语理解、数量关系、逻辑推理、资料分析）+ 性格测试</w:t>
-      </w:r>
-    </w:p>
-    <w:p>
-      <w:pPr>
-        <w:spacing w:line="360" w:lineRule="auto"/>
-        <w:ind w:left="283"/>
-      </w:pPr>
-      <w:r>
-        <w:rPr>
-          <w:rFonts w:ascii="Times New Roman" w:hAnsi="Times New Roman" w:eastAsia="宋体"/>
-          <w:b w:val="0"/>
-          <w:sz w:val="24"/>
-        </w:rPr>
-        <w:t>• **时长**：约90-120分钟</w:t>
-      </w:r>
-    </w:p>
-    <w:p>
-      <w:pPr>
-        <w:spacing w:line="360" w:lineRule="auto"/>
-        <w:ind w:left="283"/>
-      </w:pPr>
-      <w:r>
-        <w:rPr>
-          <w:rFonts w:ascii="Times New Roman" w:hAnsi="Times New Roman" w:eastAsia="宋体"/>
-          <w:b w:val="0"/>
-          <w:sz w:val="24"/>
-        </w:rPr>
-        <w:t>• **注意**：京东管培生可能有英语测试环节</w:t>
-      </w:r>
-    </w:p>
-    <w:p>
-      <w:pPr>
-        <w:spacing w:before="120" w:after="60"/>
-      </w:pPr>
-      <w:r>
-        <w:rPr>
-          <w:rFonts w:ascii="Times New Roman" w:hAnsi="Times New Roman" w:eastAsia="宋体"/>
-          <w:b/>
-          <w:sz w:val="28"/>
-        </w:rPr>
-        <w:t>6.2 必考题分类汇总</w:t>
-      </w:r>
-    </w:p>
-    <w:p>
-      <w:pPr>
-        <w:spacing w:line="360" w:lineRule="auto"/>
-        <w:ind w:left="283"/>
-      </w:pPr>
-      <w:r>
-        <w:rPr>
-          <w:rFonts w:ascii="Times New Roman" w:hAnsi="Times New Roman" w:eastAsia="宋体"/>
-          <w:b w:val="0"/>
-          <w:sz w:val="24"/>
-        </w:rPr>
-        <w:t>• **言语理解**：选词填空、片段阅读、语句排序</w:t>
-      </w:r>
-    </w:p>
-    <w:p>
-      <w:pPr>
-        <w:spacing w:line="360" w:lineRule="auto"/>
-        <w:ind w:left="283"/>
-      </w:pPr>
-      <w:r>
-        <w:rPr>
-          <w:rFonts w:ascii="Times New Roman" w:hAnsi="Times New Roman" w:eastAsia="宋体"/>
-          <w:b w:val="0"/>
-          <w:sz w:val="24"/>
-        </w:rPr>
-        <w:t>• **数量关系**：工程问题、行程问题、利润问题、排列组合</w:t>
-      </w:r>
-    </w:p>
-    <w:p>
-      <w:pPr>
-        <w:spacing w:line="360" w:lineRule="auto"/>
-        <w:ind w:left="283"/>
-      </w:pPr>
-      <w:r>
-        <w:rPr>
-          <w:rFonts w:ascii="Times New Roman" w:hAnsi="Times New Roman" w:eastAsia="宋体"/>
-          <w:b w:val="0"/>
-          <w:sz w:val="24"/>
-        </w:rPr>
-        <w:t>• **逻辑推理**：图形推理、定义判断、类比推理、逻辑判断</w:t>
-      </w:r>
-    </w:p>
-    <w:p>
-      <w:pPr>
-        <w:spacing w:line="360" w:lineRule="auto"/>
-        <w:ind w:left="283"/>
-      </w:pPr>
-      <w:r>
-        <w:rPr>
-          <w:rFonts w:ascii="Times New Roman" w:hAnsi="Times New Roman" w:eastAsia="宋体"/>
-          <w:b w:val="0"/>
-          <w:sz w:val="24"/>
-        </w:rPr>
-        <w:t>• **资料分析**：增长率、比重、平均数、倍数计算</w:t>
-      </w:r>
-    </w:p>
-    <w:p>
-      <w:pPr>
-        <w:spacing w:before="120" w:after="60"/>
-      </w:pPr>
-      <w:r>
-        <w:rPr>
-          <w:rFonts w:ascii="Times New Roman" w:hAnsi="Times New Roman" w:eastAsia="宋体"/>
-          <w:b/>
-          <w:sz w:val="28"/>
-        </w:rPr>
-        <w:t>6.3 考前冲刺建议</w:t>
-      </w:r>
-    </w:p>
-    <w:p>
-      <w:pPr>
-        <w:spacing w:line="360" w:lineRule="auto"/>
-        <w:ind w:firstLine="480"/>
-      </w:pPr>
-      <w:r>
-        <w:rPr>
-          <w:rFonts w:ascii="Times New Roman" w:hAnsi="Times New Roman" w:eastAsia="宋体"/>
-          <w:b w:val="0"/>
-          <w:sz w:val="24"/>
-        </w:rPr>
+        <w:t xml:space="preserve">📖 </w:t>
       </w:r>
       <w:r>
         <w:rPr>
@@ -2121,7 +1897,37 @@
           <w:b/>
           <w:sz w:val="24"/>
         </w:rPr>
-        <w:t>7天计划</w:t>
+        <w:t>定义</w:t>
+      </w:r>
+      <w:r>
+        <w:rPr>
+          <w:rFonts w:ascii="Times New Roman" w:hAnsi="Times New Roman" w:eastAsia="宋体"/>
+          <w:b w:val="0"/>
+          <w:sz w:val="24"/>
+        </w:rPr>
+        <w:t>：技术接受模型，由Davis于1989年提出，核心变量是感知有用性和感知易用性，用于解释和预测用户对信息技术的接受行为。</w:t>
+      </w:r>
+    </w:p>
+    <w:p>
+      <w:pPr>
+        <w:spacing w:line="360" w:lineRule="auto"/>
+        <w:ind w:firstLine="480"/>
+      </w:pPr>
+      <w:r>
+        <w:rPr>
+          <w:rFonts w:ascii="Times New Roman" w:hAnsi="Times New Roman" w:eastAsia="宋体"/>
+          <w:b w:val="0"/>
+          <w:sz w:val="24"/>
+        </w:rPr>
+        <w:t xml:space="preserve">🎯 </w:t>
+      </w:r>
+      <w:r>
+        <w:rPr>
+          <w:rFonts w:ascii="Times New Roman" w:hAnsi="Times New Roman" w:eastAsia="宋体"/>
+          <w:b/>
+          <w:sz w:val="24"/>
+        </w:rPr>
+        <w:t>面试可能问法</w:t>
       </w:r>
       <w:r>
         <w:rPr>
@@ -2143,7 +1949,7 @@
           <w:b w:val="0"/>
           <w:sz w:val="24"/>
         </w:rPr>
-        <w:t>• Day 1-2：言语理解+数量关系专项练习</w:t>
+        <w:t>• 问法1：TAM模型的核心变量是什么？</w:t>
       </w:r>
     </w:p>
     <w:p>
@@ -2157,13 +1963,13 @@
           <w:b w:val="0"/>
           <w:sz w:val="24"/>
         </w:rPr>
-        <w:t>• Day 3-4：逻辑推理+资料分析专项练习</w:t>
+        <w:t>• 问法2：你为什么选TAM模型做用户研究？</w:t>
       </w:r>
     </w:p>
     <w:p>
       <w:pPr>
         <w:spacing w:line="360" w:lineRule="auto"/>
-        <w:ind w:left="283"/>
+        <w:ind w:firstLine="480"/>
       </w:pPr>
       <w:r>
         <w:rPr>
@@ -2171,48 +1977,7 @@
           <w:b w:val="0"/>
           <w:sz w:val="24"/>
         </w:rPr>
-        <w:t>• Day 5：完整模考1套</w:t>
-      </w:r>
-    </w:p>
-    <w:p>
-      <w:pPr>
-        <w:spacing w:line="360" w:lineRule="auto"/>
-        <w:ind w:left="283"/>
-      </w:pPr>
-      <w:r>
-        <w:rPr>
-          <w:rFonts w:ascii="Times New Roman" w:hAnsi="Times New Roman" w:eastAsia="宋体"/>
-          <w:b w:val="0"/>
-          <w:sz w:val="24"/>
-        </w:rPr>
-        <w:t>• Day 6：错题复盘+薄弱点补强</w:t>
-      </w:r>
-    </w:p>
-    <w:p>
-      <w:pPr>
-        <w:spacing w:line="360" w:lineRule="auto"/>
-        <w:ind w:left="283"/>
-      </w:pPr>
-      <w:r>
-        <w:rPr>
-          <w:rFonts w:ascii="Times New Roman" w:hAnsi="Times New Roman" w:eastAsia="宋体"/>
-          <w:b w:val="0"/>
-          <w:sz w:val="24"/>
-        </w:rPr>
-        <w:t>• Day 7：调整状态，准备面试</w:t>
-      </w:r>
-    </w:p>
-    <w:p>
-      <w:pPr>
-        <w:spacing w:line="360" w:lineRule="auto"/>
-        <w:ind w:firstLine="480"/>
-      </w:pPr>
-      <w:r>
-        <w:rPr>
-          <w:rFonts w:ascii="Times New Roman" w:hAnsi="Times New Roman" w:eastAsia="宋体"/>
-          <w:b w:val="0"/>
-          <w:sz w:val="24"/>
-        </w:rPr>
+        <w:t xml:space="preserve">💡 </w:t>
       </w:r>
       <w:r>
         <w:rPr>
@@ -2220,7 +1985,7 @@
           <w:b/>
           <w:sz w:val="24"/>
         </w:rPr>
-        <w:t>48小时清单</w:t>
+        <w:t>回答要点</w:t>
       </w:r>
       <w:r>
         <w:rPr>
@@ -2228,28 +1993,469 @@
           <w:b w:val="0"/>
           <w:sz w:val="24"/>
         </w:rPr>
-        <w:t>：确认测评链接、准备计算器和草稿纸、保证睡眠</w:t>
+        <w:t>：TAM是用户研究领域最经典的模型之一，成熟可靠；我的研究在TAM基础上扩展了交互性、个性化、自主性三个变量。</w:t>
       </w:r>
     </w:p>
     <w:p>
       <w:pPr>
+        <w:spacing w:before="120" w:after="60"/>
+      </w:pPr>
+      <w:r>
+        <w:rPr>
+          <w:rFonts w:ascii="Times New Roman" w:hAnsi="Times New Roman" w:eastAsia="宋体"/>
+          <w:b/>
+          <w:sz w:val="28"/>
+        </w:rPr>
+        <w:t>4.3 用友U8+ ERP</w:t>
+      </w:r>
+    </w:p>
+    <w:p>
+      <w:pPr>
         <w:spacing w:line="360" w:lineRule="auto"/>
-        <w:ind w:left="567"/>
+        <w:ind w:firstLine="480"/>
       </w:pPr>
       <w:r>
         <w:rPr>
           <w:rFonts w:ascii="Times New Roman" w:hAnsi="Times New Roman" w:eastAsia="宋体"/>
           <w:b w:val="0"/>
-          <w:i/>
           <w:sz w:val="24"/>
         </w:rPr>
-        <w:t>**备考资料生成日期**：2026-09-09</w:t>
-        <w:br/>
-        <w:t>**关联岗位**：京东 - 物流方向管理培训生（TET）</w:t>
-        <w:br/>
-        <w:t>**关联简历**：[[文雪_山东大学_京东_物流方向管理培训生（TET）]]</w:t>
-        <w:br/>
-        <w:t>**关联背调**：[[背调报告-京东-物流方向管理培训生（TET）]]</w:t>
+        <w:t xml:space="preserve">📖 </w:t>
+      </w:r>
+      <w:r>
+        <w:rPr>
+          <w:rFonts w:ascii="Times New Roman" w:hAnsi="Times New Roman" w:eastAsia="宋体"/>
+          <w:b/>
+          <w:sz w:val="24"/>
+        </w:rPr>
+        <w:t>定义</w:t>
+      </w:r>
+      <w:r>
+        <w:rPr>
+          <w:rFonts w:ascii="Times New Roman" w:hAnsi="Times New Roman" w:eastAsia="宋体"/>
+          <w:b w:val="0"/>
+          <w:sz w:val="24"/>
+        </w:rPr>
+        <w:t>：用友面向成长型企业的ERP系统，覆盖财务、供应链、生产制造、人力资源等模块。</w:t>
+      </w:r>
+    </w:p>
+    <w:p>
+      <w:pPr>
+        <w:spacing w:line="360" w:lineRule="auto"/>
+        <w:ind w:firstLine="480"/>
+      </w:pPr>
+      <w:r>
+        <w:rPr>
+          <w:rFonts w:ascii="Times New Roman" w:hAnsi="Times New Roman" w:eastAsia="宋体"/>
+          <w:b w:val="0"/>
+          <w:sz w:val="24"/>
+        </w:rPr>
+        <w:t xml:space="preserve">🎯 </w:t>
+      </w:r>
+      <w:r>
+        <w:rPr>
+          <w:rFonts w:ascii="Times New Roman" w:hAnsi="Times New Roman" w:eastAsia="宋体"/>
+          <w:b/>
+          <w:sz w:val="24"/>
+        </w:rPr>
+        <w:t>面试可能问法</w:t>
+      </w:r>
+      <w:r>
+        <w:rPr>
+          <w:rFonts w:ascii="Times New Roman" w:hAnsi="Times New Roman" w:eastAsia="宋体"/>
+          <w:b w:val="0"/>
+          <w:sz w:val="24"/>
+        </w:rPr>
+        <w:t>：</w:t>
+      </w:r>
+    </w:p>
+    <w:p>
+      <w:pPr>
+        <w:spacing w:line="360" w:lineRule="auto"/>
+        <w:ind w:left="283"/>
+      </w:pPr>
+      <w:r>
+        <w:rPr>
+          <w:rFonts w:ascii="Times New Roman" w:hAnsi="Times New Roman" w:eastAsia="宋体"/>
+          <w:b w:val="0"/>
+          <w:sz w:val="24"/>
+        </w:rPr>
+        <w:t>• 问法1：你用U8+做过什么？</w:t>
+      </w:r>
+    </w:p>
+    <w:p>
+      <w:pPr>
+        <w:spacing w:line="360" w:lineRule="auto"/>
+        <w:ind w:left="283"/>
+      </w:pPr>
+      <w:r>
+        <w:rPr>
+          <w:rFonts w:ascii="Times New Roman" w:hAnsi="Times New Roman" w:eastAsia="宋体"/>
+          <w:b w:val="0"/>
+          <w:sz w:val="24"/>
+        </w:rPr>
+        <w:t>• 问法2：ERP系统对供应链管理的价值是什么？</w:t>
+      </w:r>
+    </w:p>
+    <w:p>
+      <w:pPr>
+        <w:spacing w:line="360" w:lineRule="auto"/>
+        <w:ind w:firstLine="480"/>
+      </w:pPr>
+      <w:r>
+        <w:rPr>
+          <w:rFonts w:ascii="Times New Roman" w:hAnsi="Times New Roman" w:eastAsia="宋体"/>
+          <w:b w:val="0"/>
+          <w:sz w:val="24"/>
+        </w:rPr>
+        <w:t xml:space="preserve">💡 </w:t>
+      </w:r>
+      <w:r>
+        <w:rPr>
+          <w:rFonts w:ascii="Times New Roman" w:hAnsi="Times New Roman" w:eastAsia="宋体"/>
+          <w:b/>
+          <w:sz w:val="24"/>
+        </w:rPr>
+        <w:t>回答要点</w:t>
+      </w:r>
+      <w:r>
+        <w:rPr>
+          <w:rFonts w:ascii="Times New Roman" w:hAnsi="Times New Roman" w:eastAsia="宋体"/>
+          <w:b w:val="0"/>
+          <w:sz w:val="24"/>
+        </w:rPr>
+        <w:t>：我在ERP实验课中操作了采购、销售、库存、存货核算全流程，理解了单据流转和模块联动；ERP是企业供应链管理的数字化基础。</w:t>
+      </w:r>
+    </w:p>
+    <w:p>
+      <w:pPr>
+        <w:spacing w:before="120" w:after="60"/>
+      </w:pPr>
+      <w:r>
+        <w:rPr>
+          <w:rFonts w:ascii="Times New Roman" w:hAnsi="Times New Roman" w:eastAsia="宋体"/>
+          <w:b/>
+          <w:sz w:val="28"/>
+        </w:rPr>
+        <w:t>4.4 京东物流核心概念</w:t>
+      </w:r>
+    </w:p>
+    <w:p>
+      <w:pPr>
+        <w:spacing w:line="360" w:lineRule="auto"/>
+        <w:ind w:left="283"/>
+      </w:pPr>
+      <w:r>
+        <w:rPr>
+          <w:rFonts w:ascii="Times New Roman" w:hAnsi="Times New Roman" w:eastAsia="宋体"/>
+          <w:b w:val="0"/>
+          <w:sz w:val="24"/>
+        </w:rPr>
+        <w:t>• **仓配一体化**：仓储和配送统一管理，提升效率</w:t>
+      </w:r>
+    </w:p>
+    <w:p>
+      <w:pPr>
+        <w:spacing w:line="360" w:lineRule="auto"/>
+        <w:ind w:left="283"/>
+      </w:pPr>
+      <w:r>
+        <w:rPr>
+          <w:rFonts w:ascii="Times New Roman" w:hAnsi="Times New Roman" w:eastAsia="宋体"/>
+          <w:b w:val="0"/>
+          <w:sz w:val="24"/>
+        </w:rPr>
+        <w:t>• **211限时达**：上午11点前下单当日达，晚上11点前下单次日14点前达</w:t>
+      </w:r>
+    </w:p>
+    <w:p>
+      <w:pPr>
+        <w:spacing w:line="360" w:lineRule="auto"/>
+        <w:ind w:left="283"/>
+      </w:pPr>
+      <w:r>
+        <w:rPr>
+          <w:rFonts w:ascii="Times New Roman" w:hAnsi="Times New Roman" w:eastAsia="宋体"/>
+          <w:b w:val="0"/>
+          <w:sz w:val="24"/>
+        </w:rPr>
+        <w:t>• **亚洲一号**：京东智能物流园区，高度自动化</w:t>
+      </w:r>
+    </w:p>
+    <w:p>
+      <w:pPr>
+        <w:spacing w:line="360" w:lineRule="auto"/>
+        <w:ind w:left="283"/>
+      </w:pPr>
+      <w:r>
+        <w:rPr>
+          <w:rFonts w:ascii="Times New Roman" w:hAnsi="Times New Roman" w:eastAsia="宋体"/>
+          <w:b w:val="0"/>
+          <w:sz w:val="24"/>
+        </w:rPr>
+        <w:t>• **狼族机器人**：京东自研的物流机器人系列，应用于存储、拣选等场景</w:t>
+      </w:r>
+    </w:p>
+    <w:p>
+      <w:pPr>
+        <w:spacing w:before="240" w:after="120"/>
+      </w:pPr>
+      <w:r>
+        <w:rPr>
+          <w:rFonts w:ascii="Times New Roman" w:hAnsi="Times New Roman" w:eastAsia="宋体"/>
+          <w:b/>
+          <w:sz w:val="32"/>
+        </w:rPr>
+        <w:t>4、六、笔试备考指南</w:t>
+      </w:r>
+    </w:p>
+    <w:p>
+      <w:pPr>
+        <w:spacing w:before="120" w:after="60"/>
+      </w:pPr>
+      <w:r>
+        <w:rPr>
+          <w:rFonts w:ascii="Times New Roman" w:hAnsi="Times New Roman" w:eastAsia="宋体"/>
+          <w:b/>
+          <w:sz w:val="28"/>
+        </w:rPr>
+        <w:t>6.1 笔试形式</w:t>
+      </w:r>
+    </w:p>
+    <w:p>
+      <w:pPr>
+        <w:spacing w:line="360" w:lineRule="auto"/>
+        <w:ind w:left="283"/>
+      </w:pPr>
+      <w:r>
+        <w:rPr>
+          <w:rFonts w:ascii="Times New Roman" w:hAnsi="Times New Roman" w:eastAsia="宋体"/>
+          <w:b w:val="0"/>
+          <w:sz w:val="24"/>
+        </w:rPr>
+        <w:t>• **在线测评**：行测+性格测试+专业题</w:t>
+      </w:r>
+    </w:p>
+    <w:p>
+      <w:pPr>
+        <w:spacing w:line="360" w:lineRule="auto"/>
+        <w:ind w:left="283"/>
+      </w:pPr>
+      <w:r>
+        <w:rPr>
+          <w:rFonts w:ascii="Times New Roman" w:hAnsi="Times New Roman" w:eastAsia="宋体"/>
+          <w:b w:val="0"/>
+          <w:sz w:val="24"/>
+        </w:rPr>
+        <w:t>• **题型分布**：言语理解、数量关系、逻辑推理、资料分析、性格测试</w:t>
+      </w:r>
+    </w:p>
+    <w:p>
+      <w:pPr>
+        <w:spacing w:line="360" w:lineRule="auto"/>
+        <w:ind w:left="283"/>
+      </w:pPr>
+      <w:r>
+        <w:rPr>
+          <w:rFonts w:ascii="Times New Roman" w:hAnsi="Times New Roman" w:eastAsia="宋体"/>
+          <w:b w:val="0"/>
+          <w:sz w:val="24"/>
+        </w:rPr>
+        <w:t>• **时长**：约90-120分钟</w:t>
+      </w:r>
+    </w:p>
+    <w:p>
+      <w:pPr>
+        <w:spacing w:before="120" w:after="60"/>
+      </w:pPr>
+      <w:r>
+        <w:rPr>
+          <w:rFonts w:ascii="Times New Roman" w:hAnsi="Times New Roman" w:eastAsia="宋体"/>
+          <w:b/>
+          <w:sz w:val="28"/>
+        </w:rPr>
+        <w:t>6.2 必考题/常考题分类汇总</w:t>
+      </w:r>
+    </w:p>
+    <w:p>
+      <w:pPr>
+        <w:spacing w:line="360" w:lineRule="auto"/>
+        <w:ind w:left="283"/>
+      </w:pPr>
+      <w:r>
+        <w:rPr>
+          <w:rFonts w:ascii="Times New Roman" w:hAnsi="Times New Roman" w:eastAsia="宋体"/>
+          <w:b w:val="0"/>
+          <w:sz w:val="24"/>
+        </w:rPr>
+        <w:t>1. **言语理解**：选词填空、片段阅读、语句排序</w:t>
+      </w:r>
+    </w:p>
+    <w:p>
+      <w:pPr>
+        <w:spacing w:line="360" w:lineRule="auto"/>
+        <w:ind w:left="283"/>
+      </w:pPr>
+      <w:r>
+        <w:rPr>
+          <w:rFonts w:ascii="Times New Roman" w:hAnsi="Times New Roman" w:eastAsia="宋体"/>
+          <w:b w:val="0"/>
+          <w:sz w:val="24"/>
+        </w:rPr>
+        <w:t>2. **数量关系**：数学运算、数字推理</w:t>
+      </w:r>
+    </w:p>
+    <w:p>
+      <w:pPr>
+        <w:spacing w:line="360" w:lineRule="auto"/>
+        <w:ind w:left="283"/>
+      </w:pPr>
+      <w:r>
+        <w:rPr>
+          <w:rFonts w:ascii="Times New Roman" w:hAnsi="Times New Roman" w:eastAsia="宋体"/>
+          <w:b w:val="0"/>
+          <w:sz w:val="24"/>
+        </w:rPr>
+        <w:t>3. **逻辑推理**：图形推理、定义判断、类比推理、逻辑判断</w:t>
+      </w:r>
+    </w:p>
+    <w:p>
+      <w:pPr>
+        <w:spacing w:line="360" w:lineRule="auto"/>
+        <w:ind w:left="283"/>
+      </w:pPr>
+      <w:r>
+        <w:rPr>
+          <w:rFonts w:ascii="Times New Roman" w:hAnsi="Times New Roman" w:eastAsia="宋体"/>
+          <w:b w:val="0"/>
+          <w:sz w:val="24"/>
+        </w:rPr>
+        <w:t>4. **资料分析**：文字资料、表格资料、图形资料</w:t>
+      </w:r>
+    </w:p>
+    <w:p>
+      <w:pPr>
+        <w:spacing w:line="360" w:lineRule="auto"/>
+        <w:ind w:left="283"/>
+      </w:pPr>
+      <w:r>
+        <w:rPr>
+          <w:rFonts w:ascii="Times New Roman" w:hAnsi="Times New Roman" w:eastAsia="宋体"/>
+          <w:b w:val="0"/>
+          <w:sz w:val="24"/>
+        </w:rPr>
+        <w:t>5. **性格测试**：如实回答，注意前后一致性</w:t>
+      </w:r>
+    </w:p>
+    <w:p>
+      <w:pPr>
+        <w:spacing w:before="120" w:after="60"/>
+      </w:pPr>
+      <w:r>
+        <w:rPr>
+          <w:rFonts w:ascii="Times New Roman" w:hAnsi="Times New Roman" w:eastAsia="宋体"/>
+          <w:b/>
+          <w:sz w:val="28"/>
+        </w:rPr>
+        <w:t>6.3 考前冲刺建议</w:t>
+      </w:r>
+    </w:p>
+    <w:p>
+      <w:pPr>
+        <w:spacing w:line="360" w:lineRule="auto"/>
+        <w:ind w:left="283"/>
+      </w:pPr>
+      <w:r>
+        <w:rPr>
+          <w:rFonts w:ascii="Times New Roman" w:hAnsi="Times New Roman" w:eastAsia="宋体"/>
+          <w:b w:val="0"/>
+          <w:sz w:val="24"/>
+        </w:rPr>
+        <w:t>• **7天计划**：</w:t>
+      </w:r>
+    </w:p>
+    <w:p>
+      <w:pPr>
+        <w:spacing w:line="360" w:lineRule="auto"/>
+        <w:ind w:firstLine="480"/>
+      </w:pPr>
+      <w:r>
+        <w:rPr>
+          <w:rFonts w:ascii="Times New Roman" w:hAnsi="Times New Roman" w:eastAsia="宋体"/>
+          <w:b w:val="0"/>
+          <w:sz w:val="24"/>
+        </w:rPr>
+        <w:t>- Day 1-2：言语理解+逻辑推理专项</w:t>
+      </w:r>
+    </w:p>
+    <w:p>
+      <w:pPr>
+        <w:spacing w:line="360" w:lineRule="auto"/>
+        <w:ind w:firstLine="480"/>
+      </w:pPr>
+      <w:r>
+        <w:rPr>
+          <w:rFonts w:ascii="Times New Roman" w:hAnsi="Times New Roman" w:eastAsia="宋体"/>
+          <w:b w:val="0"/>
+          <w:sz w:val="24"/>
+        </w:rPr>
+        <w:t>- Day 3-4：数量关系+资料分析专项</w:t>
+      </w:r>
+    </w:p>
+    <w:p>
+      <w:pPr>
+        <w:spacing w:line="360" w:lineRule="auto"/>
+        <w:ind w:firstLine="480"/>
+      </w:pPr>
+      <w:r>
+        <w:rPr>
+          <w:rFonts w:ascii="Times New Roman" w:hAnsi="Times New Roman" w:eastAsia="宋体"/>
+          <w:b w:val="0"/>
+          <w:sz w:val="24"/>
+        </w:rPr>
+        <w:t>- Day 5：模拟考试1套</w:t>
+      </w:r>
+    </w:p>
+    <w:p>
+      <w:pPr>
+        <w:spacing w:line="360" w:lineRule="auto"/>
+        <w:ind w:firstLine="480"/>
+      </w:pPr>
+      <w:r>
+        <w:rPr>
+          <w:rFonts w:ascii="Times New Roman" w:hAnsi="Times New Roman" w:eastAsia="宋体"/>
+          <w:b w:val="0"/>
+          <w:sz w:val="24"/>
+        </w:rPr>
+        <w:t>- Day 6：错题复盘+查漏补缺</w:t>
+      </w:r>
+    </w:p>
+    <w:p>
+      <w:pPr>
+        <w:spacing w:line="360" w:lineRule="auto"/>
+        <w:ind w:firstLine="480"/>
+      </w:pPr>
+      <w:r>
+        <w:rPr>
+          <w:rFonts w:ascii="Times New Roman" w:hAnsi="Times New Roman" w:eastAsia="宋体"/>
+          <w:b w:val="0"/>
+          <w:sz w:val="24"/>
+        </w:rPr>
+        <w:t>- Day 7：调整状态，准备考试</w:t>
+      </w:r>
+    </w:p>
+    <w:p>
+      <w:pPr>
+        <w:spacing w:line="360" w:lineRule="auto"/>
+        <w:ind w:left="283"/>
+      </w:pPr>
+      <w:r>
+        <w:rPr>
+          <w:rFonts w:ascii="Times New Roman" w:hAnsi="Times New Roman" w:eastAsia="宋体"/>
+          <w:b w:val="0"/>
+          <w:sz w:val="24"/>
+        </w:rPr>
+        <w:t>• **48小时清单**：确认考试时间、设备、网络；复习错题；准备身份证；保证睡眠</w:t>
       </w:r>
     </w:p>
     <w:sectPr>

--- a/docs/files/f90_面试备考资料-京东-物流方向管理培训生（TET）.docx
+++ b/docs/files/f90_面试备考资料-京东-物流方向管理培训生（TET）.docx
@@ -6,10 +6,6 @@
     <w:p/>
     <w:p/>
     <w:p/>
-    <w:p/>
-    <w:p/>
-    <w:p/>
-    <w:p/>
     <w:p>
       <w:pPr>
         <w:jc w:val="center"/>
@@ -18,12 +14,12 @@
         <w:rPr>
           <w:rFonts w:ascii="Times New Roman" w:hAnsi="Times New Roman" w:eastAsia="宋体"/>
           <w:b/>
-          <w:sz w:val="52"/>
+          <w:color w:val="4A6F5A"/>
+          <w:sz w:val="56"/>
         </w:rPr>
         <w:t>京东物流方向管理培训生（TET）面试备考资料</w:t>
       </w:r>
     </w:p>
-    <w:p/>
     <w:p>
       <w:pPr>
         <w:jc w:val="center"/>
@@ -32,9 +28,10 @@
         <w:rPr>
           <w:rFonts w:ascii="Times New Roman" w:hAnsi="Times New Roman" w:eastAsia="宋体"/>
           <w:b w:val="0"/>
-          <w:sz w:val="32"/>
+          <w:color w:val="C49A6A"/>
+          <w:sz w:val="28"/>
         </w:rPr>
-        <w:t>公司：京东</w:t>
+        <w:t>— ✦ —</w:t>
       </w:r>
     </w:p>
     <w:p>
@@ -45,12 +42,12 @@
         <w:rPr>
           <w:rFonts w:ascii="Times New Roman" w:hAnsi="Times New Roman" w:eastAsia="宋体"/>
           <w:b w:val="0"/>
+          <w:color w:val="8BA89A"/>
           <w:sz w:val="32"/>
         </w:rPr>
-        <w:t>岗位：物流方向管理培训生（TET）</w:t>
+        <w:t>面试备考资料</w:t>
       </w:r>
     </w:p>
-    <w:p/>
     <w:p/>
     <w:p>
       <w:pPr>
@@ -60,9 +57,24 @@
         <w:rPr>
           <w:rFonts w:ascii="Times New Roman" w:hAnsi="Times New Roman" w:eastAsia="宋体"/>
           <w:b w:val="0"/>
-          <w:sz w:val="28"/>
+          <w:color w:val="333333"/>
+          <w:sz w:val="26"/>
         </w:rPr>
-        <w:t>2026年09月09日</w:t>
+        <w:t>京东集团</w:t>
+      </w:r>
+    </w:p>
+    <w:p>
+      <w:pPr>
+        <w:jc w:val="center"/>
+      </w:pPr>
+      <w:r>
+        <w:rPr>
+          <w:rFonts w:ascii="Times New Roman" w:hAnsi="Times New Roman" w:eastAsia="宋体"/>
+          <w:b w:val="0"/>
+          <w:color w:val="999999"/>
+          <w:sz w:val="24"/>
+        </w:rPr>
+        <w:t>物流方向管理培训生（TET）</w:t>
       </w:r>
     </w:p>
     <w:p/>
@@ -74,10 +86,24 @@
         <w:rPr>
           <w:rFonts w:ascii="Times New Roman" w:hAnsi="Times New Roman" w:eastAsia="宋体"/>
           <w:b w:val="0"/>
-          <w:color w:val="808080"/>
-          <w:sz w:val="24"/>
+          <w:color w:val="999999"/>
+          <w:sz w:val="22"/>
         </w:rPr>
-        <w:t>内部使用·求职调研</w:t>
+        <w:t>文雪 · 山东大学 · 供应链管理 · 2027届</w:t>
+      </w:r>
+    </w:p>
+    <w:p>
+      <w:pPr>
+        <w:jc w:val="center"/>
+      </w:pPr>
+      <w:r>
+        <w:rPr>
+          <w:rFonts w:ascii="Times New Roman" w:hAnsi="Times New Roman" w:eastAsia="宋体"/>
+          <w:b w:val="0"/>
+          <w:color w:val="999999"/>
+          <w:sz w:val="20"/>
+        </w:rPr>
+        <w:t>生成日期：2026-09-09</w:t>
       </w:r>
     </w:p>
     <w:p>
@@ -93,88 +119,81 @@
         <w:rPr>
           <w:rFonts w:ascii="Times New Roman" w:hAnsi="Times New Roman" w:eastAsia="宋体"/>
           <w:b/>
-          <w:sz w:val="36"/>
+          <w:color w:val="4A6F5A"/>
+          <w:sz w:val="32"/>
         </w:rPr>
-        <w:t>目 录</w:t>
+        <w:t>目  录</w:t>
+      </w:r>
+    </w:p>
+    <w:p>
+      <w:pPr>
+        <w:jc w:val="center"/>
+      </w:pPr>
+      <w:r>
+        <w:rPr>
+          <w:rFonts w:ascii="Times New Roman" w:hAnsi="Times New Roman" w:eastAsia="宋体"/>
+          <w:b w:val="0"/>
+          <w:color w:val="C49A6A"/>
+          <w:sz w:val="24"/>
+        </w:rPr>
+        <w:t>— ✦ —</w:t>
       </w:r>
     </w:p>
     <w:p/>
     <w:p>
       <w:pPr>
-        <w:spacing w:line="360" w:lineRule="auto"/>
+        <w:ind w:left="454"/>
       </w:pPr>
       <w:r>
         <w:rPr>
           <w:rFonts w:ascii="Times New Roman" w:hAnsi="Times New Roman" w:eastAsia="宋体"/>
           <w:b w:val="0"/>
-          <w:sz w:val="24"/>
+          <w:color w:val="8BA89A"/>
+          <w:sz w:val="22"/>
         </w:rPr>
-        <w:t>1. 一、企业与岗位深度认知</w:t>
+        <w:t>一、企业与岗位深度认知</w:t>
       </w:r>
     </w:p>
     <w:p>
       <w:pPr>
-        <w:spacing w:line="360" w:lineRule="auto"/>
+        <w:ind w:left="454"/>
       </w:pPr>
       <w:r>
         <w:rPr>
           <w:rFonts w:ascii="Times New Roman" w:hAnsi="Times New Roman" w:eastAsia="宋体"/>
           <w:b w:val="0"/>
-          <w:sz w:val="24"/>
+          <w:color w:val="8BA89A"/>
+          <w:sz w:val="22"/>
         </w:rPr>
-        <w:t>2. 二、面试问题库</w:t>
+        <w:t>三、简历深度深挖（重点板块——已按最新简历更新）</w:t>
       </w:r>
     </w:p>
     <w:p>
       <w:pPr>
-        <w:spacing w:line="360" w:lineRule="auto"/>
+        <w:ind w:left="454"/>
       </w:pPr>
       <w:r>
         <w:rPr>
           <w:rFonts w:ascii="Times New Roman" w:hAnsi="Times New Roman" w:eastAsia="宋体"/>
           <w:b w:val="0"/>
-          <w:sz w:val="24"/>
+          <w:color w:val="8BA89A"/>
+          <w:sz w:val="22"/>
         </w:rPr>
-        <w:t>3. 三、简历深度深挖（重点板块——已按最新简历更新）</w:t>
+        <w:t>四、专业知识领域学习资料卡</w:t>
       </w:r>
     </w:p>
     <w:p>
       <w:pPr>
-        <w:spacing w:line="360" w:lineRule="auto"/>
+        <w:ind w:left="454"/>
       </w:pPr>
       <w:r>
         <w:rPr>
           <w:rFonts w:ascii="Times New Roman" w:hAnsi="Times New Roman" w:eastAsia="宋体"/>
           <w:b w:val="0"/>
-          <w:sz w:val="24"/>
+          <w:color w:val="8BA89A"/>
+          <w:sz w:val="22"/>
         </w:rPr>
-        <w:t>4. 四、专业知识领域学习资料卡</w:t>
-      </w:r>
-    </w:p>
-    <w:p>
-      <w:pPr>
-        <w:spacing w:line="360" w:lineRule="auto"/>
-      </w:pPr>
-      <w:r>
-        <w:rPr>
-          <w:rFonts w:ascii="Times New Roman" w:hAnsi="Times New Roman" w:eastAsia="宋体"/>
-          <w:b w:val="0"/>
-          <w:sz w:val="24"/>
-        </w:rPr>
-        <w:t>5. 五、英文专项（CET-4水平）</w:t>
-      </w:r>
-    </w:p>
-    <w:p>
-      <w:pPr>
-        <w:spacing w:line="360" w:lineRule="auto"/>
-      </w:pPr>
-      <w:r>
-        <w:rPr>
-          <w:rFonts w:ascii="Times New Roman" w:hAnsi="Times New Roman" w:eastAsia="宋体"/>
-          <w:b w:val="0"/>
-          <w:sz w:val="24"/>
-        </w:rPr>
-        <w:t>6. 六、笔试备考指南</w:t>
+        <w:t>六、笔试备考指南</w:t>
       </w:r>
     </w:p>
     <w:p>
@@ -184,56 +203,56 @@
     </w:p>
     <w:p>
       <w:pPr>
-        <w:spacing w:line="360" w:lineRule="auto"/>
-        <w:ind w:firstLine="480"/>
+        <w:spacing w:line="360" w:lineRule="auto" w:after="80"/>
       </w:pPr>
       <w:r>
         <w:rPr>
           <w:rFonts w:ascii="Times New Roman" w:hAnsi="Times New Roman" w:eastAsia="宋体"/>
           <w:b w:val="0"/>
-          <w:sz w:val="24"/>
+          <w:color w:val="333333"/>
+          <w:sz w:val="22"/>
         </w:rPr>
         <w:t>﻿---</w:t>
       </w:r>
     </w:p>
     <w:p>
       <w:pPr>
-        <w:spacing w:line="360" w:lineRule="auto"/>
-        <w:ind w:firstLine="480"/>
+        <w:spacing w:line="360" w:lineRule="auto" w:after="80"/>
       </w:pPr>
       <w:r>
         <w:rPr>
           <w:rFonts w:ascii="Times New Roman" w:hAnsi="Times New Roman" w:eastAsia="宋体"/>
           <w:b w:val="0"/>
-          <w:sz w:val="24"/>
+          <w:color w:val="333333"/>
+          <w:sz w:val="22"/>
         </w:rPr>
         <w:t>title: 面试备考资料 - 京东 - 物流方向管理培训生（TET）</w:t>
       </w:r>
     </w:p>
     <w:p>
       <w:pPr>
-        <w:spacing w:line="360" w:lineRule="auto"/>
-        <w:ind w:firstLine="480"/>
+        <w:spacing w:line="360" w:lineRule="auto" w:after="80"/>
       </w:pPr>
       <w:r>
         <w:rPr>
           <w:rFonts w:ascii="Times New Roman" w:hAnsi="Times New Roman" w:eastAsia="宋体"/>
           <w:b w:val="0"/>
-          <w:sz w:val="24"/>
+          <w:color w:val="333333"/>
+          <w:sz w:val="22"/>
         </w:rPr>
         <w:t>date: 2026-09-09</w:t>
       </w:r>
     </w:p>
     <w:p>
       <w:pPr>
-        <w:spacing w:line="360" w:lineRule="auto"/>
-        <w:ind w:firstLine="480"/>
+        <w:spacing w:line="360" w:lineRule="auto" w:after="80"/>
       </w:pPr>
       <w:r>
         <w:rPr>
           <w:rFonts w:ascii="Times New Roman" w:hAnsi="Times New Roman" w:eastAsia="宋体"/>
           <w:b w:val="0"/>
-          <w:sz w:val="24"/>
+          <w:color w:val="333333"/>
+          <w:sz w:val="22"/>
         </w:rPr>
         <w:t>tags: [面试备考, 京东, 管培生, 物流, TET]</w:t>
       </w:r>
@@ -246,325 +265,601 @@
         <w:rPr>
           <w:rFonts w:ascii="Times New Roman" w:hAnsi="Times New Roman" w:eastAsia="宋体"/>
           <w:b/>
-          <w:sz w:val="32"/>
+          <w:color w:val="8BA89A"/>
+          <w:sz w:val="26"/>
         </w:rPr>
-        <w:t>1、一、企业与岗位深度认知</w:t>
+        <w:t>一、企业与岗位深度认知</w:t>
       </w:r>
     </w:p>
     <w:p>
       <w:pPr>
-        <w:spacing w:before="120" w:after="60"/>
+        <w:spacing w:before="160" w:after="80"/>
       </w:pPr>
       <w:r>
         <w:rPr>
           <w:rFonts w:ascii="Times New Roman" w:hAnsi="Times New Roman" w:eastAsia="宋体"/>
           <w:b/>
-          <w:sz w:val="28"/>
+          <w:color w:val="333333"/>
+          <w:sz w:val="22"/>
         </w:rPr>
         <w:t>1.1 京东核心数据（必须记住）</w:t>
       </w:r>
     </w:p>
     <w:p>
       <w:pPr>
-        <w:spacing w:line="360" w:lineRule="auto"/>
+        <w:spacing w:line="360" w:lineRule="auto" w:after="40"/>
         <w:ind w:left="283"/>
       </w:pPr>
       <w:r>
         <w:rPr>
           <w:rFonts w:ascii="Times New Roman" w:hAnsi="Times New Roman" w:eastAsia="宋体"/>
           <w:b w:val="0"/>
-          <w:sz w:val="24"/>
+          <w:color w:val="333333"/>
+          <w:sz w:val="22"/>
         </w:rPr>
-        <w:t>• **世界500强**：2026年第41位，连续11年上榜，3年蝉联大陆民营企业第一</w:t>
+        <w:t xml:space="preserve">• </w:t>
       </w:r>
-    </w:p>
-    <w:p>
-      <w:pPr>
-        <w:spacing w:line="360" w:lineRule="auto"/>
-        <w:ind w:left="283"/>
-      </w:pPr>
+      <w:r>
+        <w:rPr>
+          <w:rFonts w:ascii="Times New Roman" w:hAnsi="Times New Roman" w:eastAsia="宋体"/>
+          <w:b/>
+          <w:color w:val="333333"/>
+          <w:sz w:val="22"/>
+        </w:rPr>
+        <w:t>世界500强</w:t>
+      </w:r>
       <w:r>
         <w:rPr>
           <w:rFonts w:ascii="Times New Roman" w:hAnsi="Times New Roman" w:eastAsia="宋体"/>
           <w:b w:val="0"/>
-          <w:sz w:val="24"/>
+          <w:color w:val="333333"/>
+          <w:sz w:val="22"/>
         </w:rPr>
-        <w:t>• **员工规模**：超90万人</w:t>
+        <w:t>：2026年第41位，连续11年上榜，3年蝉联大陆民营企业第一</w:t>
       </w:r>
     </w:p>
     <w:p>
       <w:pPr>
-        <w:spacing w:line="360" w:lineRule="auto"/>
+        <w:spacing w:line="360" w:lineRule="auto" w:after="40"/>
         <w:ind w:left="283"/>
       </w:pPr>
       <w:r>
         <w:rPr>
           <w:rFonts w:ascii="Times New Roman" w:hAnsi="Times New Roman" w:eastAsia="宋体"/>
           <w:b w:val="0"/>
-          <w:sz w:val="24"/>
+          <w:color w:val="333333"/>
+          <w:sz w:val="22"/>
         </w:rPr>
-        <w:t>• **定位**：以供应链为基础的技术和服务企业</w:t>
+        <w:t xml:space="preserve">• </w:t>
       </w:r>
-    </w:p>
-    <w:p>
-      <w:pPr>
-        <w:spacing w:line="360" w:lineRule="auto"/>
-        <w:ind w:left="283"/>
-      </w:pPr>
+      <w:r>
+        <w:rPr>
+          <w:rFonts w:ascii="Times New Roman" w:hAnsi="Times New Roman" w:eastAsia="宋体"/>
+          <w:b/>
+          <w:color w:val="333333"/>
+          <w:sz w:val="22"/>
+        </w:rPr>
+        <w:t>员工规模</w:t>
+      </w:r>
       <w:r>
         <w:rPr>
           <w:rFonts w:ascii="Times New Roman" w:hAnsi="Times New Roman" w:eastAsia="宋体"/>
           <w:b w:val="0"/>
-          <w:sz w:val="24"/>
+          <w:color w:val="333333"/>
+          <w:sz w:val="22"/>
         </w:rPr>
-        <w:t>• **2026 Q2营收**：3464亿元，经营利润45.47亿元（去年同期亏损8.59亿元，利润大幅改善）</w:t>
+        <w:t>：超90万人</w:t>
       </w:r>
     </w:p>
     <w:p>
       <w:pPr>
-        <w:spacing w:line="360" w:lineRule="auto"/>
+        <w:spacing w:line="360" w:lineRule="auto" w:after="40"/>
         <w:ind w:left="283"/>
       </w:pPr>
       <w:r>
         <w:rPr>
           <w:rFonts w:ascii="Times New Roman" w:hAnsi="Times New Roman" w:eastAsia="宋体"/>
           <w:b w:val="0"/>
-          <w:sz w:val="24"/>
+          <w:color w:val="333333"/>
+          <w:sz w:val="22"/>
         </w:rPr>
-        <w:t>• **京东物流**：运营超1600个仓库+2000多个云仓，总管理面积超3400万平方米</w:t>
+        <w:t xml:space="preserve">• </w:t>
       </w:r>
-    </w:p>
-    <w:p>
-      <w:pPr>
-        <w:spacing w:line="360" w:lineRule="auto"/>
-        <w:ind w:left="283"/>
-      </w:pPr>
+      <w:r>
+        <w:rPr>
+          <w:rFonts w:ascii="Times New Roman" w:hAnsi="Times New Roman" w:eastAsia="宋体"/>
+          <w:b/>
+          <w:color w:val="333333"/>
+          <w:sz w:val="22"/>
+        </w:rPr>
+        <w:t>定位</w:t>
+      </w:r>
       <w:r>
         <w:rPr>
           <w:rFonts w:ascii="Times New Roman" w:hAnsi="Times New Roman" w:eastAsia="宋体"/>
           <w:b w:val="0"/>
-          <w:sz w:val="24"/>
+          <w:color w:val="333333"/>
+          <w:sz w:val="22"/>
         </w:rPr>
-        <w:t>• **AI应用**："狼族机器人军团"应用于物流供应链存储、拣选等上千个场景</w:t>
+        <w:t>：以供应链为基础的技术和服务企业</w:t>
       </w:r>
     </w:p>
     <w:p>
       <w:pPr>
-        <w:spacing w:before="120" w:after="60"/>
-      </w:pPr>
+        <w:spacing w:line="360" w:lineRule="auto" w:after="40"/>
+        <w:ind w:left="283"/>
+      </w:pPr>
+      <w:r>
+        <w:rPr>
+          <w:rFonts w:ascii="Times New Roman" w:hAnsi="Times New Roman" w:eastAsia="宋体"/>
+          <w:b w:val="0"/>
+          <w:color w:val="333333"/>
+          <w:sz w:val="22"/>
+        </w:rPr>
+        <w:t xml:space="preserve">• </w:t>
+      </w:r>
       <w:r>
         <w:rPr>
           <w:rFonts w:ascii="Times New Roman" w:hAnsi="Times New Roman" w:eastAsia="宋体"/>
           <w:b/>
-          <w:sz w:val="28"/>
+          <w:color w:val="333333"/>
+          <w:sz w:val="22"/>
+        </w:rPr>
+        <w:t>2026 Q2营收</w:t>
+      </w:r>
+      <w:r>
+        <w:rPr>
+          <w:rFonts w:ascii="Times New Roman" w:hAnsi="Times New Roman" w:eastAsia="宋体"/>
+          <w:b w:val="0"/>
+          <w:color w:val="333333"/>
+          <w:sz w:val="22"/>
+        </w:rPr>
+        <w:t>：3464亿元，经营利润45.47亿元（去年同期亏损8.59亿元，利润大幅改善）</w:t>
+      </w:r>
+    </w:p>
+    <w:p>
+      <w:pPr>
+        <w:spacing w:line="360" w:lineRule="auto" w:after="40"/>
+        <w:ind w:left="283"/>
+      </w:pPr>
+      <w:r>
+        <w:rPr>
+          <w:rFonts w:ascii="Times New Roman" w:hAnsi="Times New Roman" w:eastAsia="宋体"/>
+          <w:b w:val="0"/>
+          <w:color w:val="333333"/>
+          <w:sz w:val="22"/>
+        </w:rPr>
+        <w:t xml:space="preserve">• </w:t>
+      </w:r>
+      <w:r>
+        <w:rPr>
+          <w:rFonts w:ascii="Times New Roman" w:hAnsi="Times New Roman" w:eastAsia="宋体"/>
+          <w:b/>
+          <w:color w:val="333333"/>
+          <w:sz w:val="22"/>
+        </w:rPr>
+        <w:t>京东物流</w:t>
+      </w:r>
+      <w:r>
+        <w:rPr>
+          <w:rFonts w:ascii="Times New Roman" w:hAnsi="Times New Roman" w:eastAsia="宋体"/>
+          <w:b w:val="0"/>
+          <w:color w:val="333333"/>
+          <w:sz w:val="22"/>
+        </w:rPr>
+        <w:t>：运营超1600个仓库+2000多个云仓，总管理面积超3400万平方米</w:t>
+      </w:r>
+    </w:p>
+    <w:p>
+      <w:pPr>
+        <w:spacing w:line="360" w:lineRule="auto" w:after="40"/>
+        <w:ind w:left="283"/>
+      </w:pPr>
+      <w:r>
+        <w:rPr>
+          <w:rFonts w:ascii="Times New Roman" w:hAnsi="Times New Roman" w:eastAsia="宋体"/>
+          <w:b w:val="0"/>
+          <w:color w:val="333333"/>
+          <w:sz w:val="22"/>
+        </w:rPr>
+        <w:t xml:space="preserve">• </w:t>
+      </w:r>
+      <w:r>
+        <w:rPr>
+          <w:rFonts w:ascii="Times New Roman" w:hAnsi="Times New Roman" w:eastAsia="宋体"/>
+          <w:b/>
+          <w:color w:val="333333"/>
+          <w:sz w:val="22"/>
+        </w:rPr>
+        <w:t>AI应用</w:t>
+      </w:r>
+      <w:r>
+        <w:rPr>
+          <w:rFonts w:ascii="Times New Roman" w:hAnsi="Times New Roman" w:eastAsia="宋体"/>
+          <w:b w:val="0"/>
+          <w:color w:val="333333"/>
+          <w:sz w:val="22"/>
+        </w:rPr>
+        <w:t>："狼族机器人军团"应用于物流供应链存储、拣选等上千个场景</w:t>
+      </w:r>
+    </w:p>
+    <w:p>
+      <w:pPr>
+        <w:spacing w:before="160" w:after="80"/>
+      </w:pPr>
+      <w:r>
+        <w:rPr>
+          <w:rFonts w:ascii="Times New Roman" w:hAnsi="Times New Roman" w:eastAsia="宋体"/>
+          <w:b/>
+          <w:color w:val="333333"/>
+          <w:sz w:val="22"/>
         </w:rPr>
         <w:t>1.2 TET管培生项目核心信息</w:t>
       </w:r>
     </w:p>
     <w:p>
       <w:pPr>
-        <w:spacing w:line="360" w:lineRule="auto"/>
+        <w:spacing w:line="360" w:lineRule="auto" w:after="40"/>
         <w:ind w:left="283"/>
       </w:pPr>
       <w:r>
         <w:rPr>
           <w:rFonts w:ascii="Times New Roman" w:hAnsi="Times New Roman" w:eastAsia="宋体"/>
           <w:b w:val="0"/>
-          <w:sz w:val="24"/>
+          <w:color w:val="333333"/>
+          <w:sz w:val="22"/>
         </w:rPr>
-        <w:t>• **全称**：Talent Excellence Training（京鹰会）</w:t>
+        <w:t xml:space="preserve">• </w:t>
       </w:r>
-    </w:p>
-    <w:p>
-      <w:pPr>
-        <w:spacing w:line="360" w:lineRule="auto"/>
-        <w:ind w:left="283"/>
-      </w:pPr>
+      <w:r>
+        <w:rPr>
+          <w:rFonts w:ascii="Times New Roman" w:hAnsi="Times New Roman" w:eastAsia="宋体"/>
+          <w:b/>
+          <w:color w:val="333333"/>
+          <w:sz w:val="22"/>
+        </w:rPr>
+        <w:t>全称</w:t>
+      </w:r>
       <w:r>
         <w:rPr>
           <w:rFonts w:ascii="Times New Roman" w:hAnsi="Times New Roman" w:eastAsia="宋体"/>
           <w:b w:val="0"/>
-          <w:sz w:val="24"/>
+          <w:color w:val="333333"/>
+          <w:sz w:val="22"/>
         </w:rPr>
-        <w:t>• **立项**：2007年，已培养超200位中高层管理者</w:t>
+        <w:t>：Talent Excellence Training（京鹰会）</w:t>
       </w:r>
     </w:p>
     <w:p>
       <w:pPr>
-        <w:spacing w:line="360" w:lineRule="auto"/>
+        <w:spacing w:line="360" w:lineRule="auto" w:after="40"/>
         <w:ind w:left="283"/>
       </w:pPr>
       <w:r>
         <w:rPr>
           <w:rFonts w:ascii="Times New Roman" w:hAnsi="Times New Roman" w:eastAsia="宋体"/>
           <w:b w:val="0"/>
-          <w:sz w:val="24"/>
+          <w:color w:val="333333"/>
+          <w:sz w:val="22"/>
         </w:rPr>
-        <w:t>• **四个方向**：综合方向、物流方向、技术方向、产品方向</w:t>
+        <w:t xml:space="preserve">• </w:t>
       </w:r>
-    </w:p>
-    <w:p>
-      <w:pPr>
-        <w:spacing w:line="360" w:lineRule="auto"/>
-        <w:ind w:left="283"/>
-      </w:pPr>
+      <w:r>
+        <w:rPr>
+          <w:rFonts w:ascii="Times New Roman" w:hAnsi="Times New Roman" w:eastAsia="宋体"/>
+          <w:b/>
+          <w:color w:val="333333"/>
+          <w:sz w:val="22"/>
+        </w:rPr>
+        <w:t>立项</w:t>
+      </w:r>
       <w:r>
         <w:rPr>
           <w:rFonts w:ascii="Times New Roman" w:hAnsi="Times New Roman" w:eastAsia="宋体"/>
           <w:b w:val="0"/>
-          <w:sz w:val="24"/>
+          <w:color w:val="333333"/>
+          <w:sz w:val="22"/>
         </w:rPr>
-        <w:t>• **培养路径**：3周一线（客服/仓储/配送）→6周固定→自由轮岗选3个</w:t>
+        <w:t>：2007年，已培养超200位中高层管理者</w:t>
       </w:r>
     </w:p>
     <w:p>
       <w:pPr>
-        <w:spacing w:line="360" w:lineRule="auto"/>
+        <w:spacing w:line="360" w:lineRule="auto" w:after="40"/>
         <w:ind w:left="283"/>
       </w:pPr>
       <w:r>
         <w:rPr>
           <w:rFonts w:ascii="Times New Roman" w:hAnsi="Times New Roman" w:eastAsia="宋体"/>
           <w:b w:val="0"/>
-          <w:sz w:val="24"/>
+          <w:color w:val="333333"/>
+          <w:sz w:val="22"/>
         </w:rPr>
-        <w:t>• **五年离职率**：&lt;5%（远低于行业平均）</w:t>
+        <w:t xml:space="preserve">• </w:t>
       </w:r>
-    </w:p>
-    <w:p>
-      <w:pPr>
-        <w:spacing w:before="120" w:after="60"/>
-      </w:pPr>
       <w:r>
         <w:rPr>
           <w:rFonts w:ascii="Times New Roman" w:hAnsi="Times New Roman" w:eastAsia="宋体"/>
           <w:b/>
-          <w:sz w:val="28"/>
+          <w:color w:val="333333"/>
+          <w:sz w:val="22"/>
+        </w:rPr>
+        <w:t>四个方向</w:t>
+      </w:r>
+      <w:r>
+        <w:rPr>
+          <w:rFonts w:ascii="Times New Roman" w:hAnsi="Times New Roman" w:eastAsia="宋体"/>
+          <w:b w:val="0"/>
+          <w:color w:val="333333"/>
+          <w:sz w:val="22"/>
+        </w:rPr>
+        <w:t>：综合方向、物流方向、技术方向、产品方向</w:t>
+      </w:r>
+    </w:p>
+    <w:p>
+      <w:pPr>
+        <w:spacing w:line="360" w:lineRule="auto" w:after="40"/>
+        <w:ind w:left="283"/>
+      </w:pPr>
+      <w:r>
+        <w:rPr>
+          <w:rFonts w:ascii="Times New Roman" w:hAnsi="Times New Roman" w:eastAsia="宋体"/>
+          <w:b w:val="0"/>
+          <w:color w:val="333333"/>
+          <w:sz w:val="22"/>
+        </w:rPr>
+        <w:t xml:space="preserve">• </w:t>
+      </w:r>
+      <w:r>
+        <w:rPr>
+          <w:rFonts w:ascii="Times New Roman" w:hAnsi="Times New Roman" w:eastAsia="宋体"/>
+          <w:b/>
+          <w:color w:val="333333"/>
+          <w:sz w:val="22"/>
+        </w:rPr>
+        <w:t>培养路径</w:t>
+      </w:r>
+      <w:r>
+        <w:rPr>
+          <w:rFonts w:ascii="Times New Roman" w:hAnsi="Times New Roman" w:eastAsia="宋体"/>
+          <w:b w:val="0"/>
+          <w:color w:val="333333"/>
+          <w:sz w:val="22"/>
+        </w:rPr>
+        <w:t>：3周一线（客服/仓储/配送）→6周固定→自由轮岗选3个</w:t>
+      </w:r>
+    </w:p>
+    <w:p>
+      <w:pPr>
+        <w:spacing w:line="360" w:lineRule="auto" w:after="40"/>
+        <w:ind w:left="283"/>
+      </w:pPr>
+      <w:r>
+        <w:rPr>
+          <w:rFonts w:ascii="Times New Roman" w:hAnsi="Times New Roman" w:eastAsia="宋体"/>
+          <w:b w:val="0"/>
+          <w:color w:val="333333"/>
+          <w:sz w:val="22"/>
+        </w:rPr>
+        <w:t xml:space="preserve">• </w:t>
+      </w:r>
+      <w:r>
+        <w:rPr>
+          <w:rFonts w:ascii="Times New Roman" w:hAnsi="Times New Roman" w:eastAsia="宋体"/>
+          <w:b/>
+          <w:color w:val="333333"/>
+          <w:sz w:val="22"/>
+        </w:rPr>
+        <w:t>五年离职率</w:t>
+      </w:r>
+      <w:r>
+        <w:rPr>
+          <w:rFonts w:ascii="Times New Roman" w:hAnsi="Times New Roman" w:eastAsia="宋体"/>
+          <w:b w:val="0"/>
+          <w:color w:val="333333"/>
+          <w:sz w:val="22"/>
+        </w:rPr>
+        <w:t>：&lt;5%（远低于行业平均）</w:t>
+      </w:r>
+    </w:p>
+    <w:p>
+      <w:pPr>
+        <w:spacing w:before="160" w:after="80"/>
+      </w:pPr>
+      <w:r>
+        <w:rPr>
+          <w:rFonts w:ascii="Times New Roman" w:hAnsi="Times New Roman" w:eastAsia="宋体"/>
+          <w:b/>
+          <w:color w:val="333333"/>
+          <w:sz w:val="22"/>
         </w:rPr>
         <w:t>1.3 宣讲会关键信息（用户提供）</w:t>
       </w:r>
     </w:p>
     <w:p>
       <w:pPr>
-        <w:spacing w:line="360" w:lineRule="auto"/>
+        <w:spacing w:line="360" w:lineRule="auto" w:after="40"/>
         <w:ind w:left="283"/>
       </w:pPr>
       <w:r>
         <w:rPr>
           <w:rFonts w:ascii="Times New Roman" w:hAnsi="Times New Roman" w:eastAsia="宋体"/>
           <w:b w:val="0"/>
-          <w:sz w:val="24"/>
+          <w:color w:val="333333"/>
+          <w:sz w:val="22"/>
         </w:rPr>
-        <w:t>• **面试流程**：综合面70min + 群面30min（6人/3min读题/20min讨论/代表总结）+ 提问后当场2v1加面</w:t>
+        <w:t xml:space="preserve">• </w:t>
       </w:r>
-    </w:p>
-    <w:p>
-      <w:pPr>
-        <w:spacing w:line="360" w:lineRule="auto"/>
-        <w:ind w:left="283"/>
-      </w:pPr>
+      <w:r>
+        <w:rPr>
+          <w:rFonts w:ascii="Times New Roman" w:hAnsi="Times New Roman" w:eastAsia="宋体"/>
+          <w:b/>
+          <w:color w:val="333333"/>
+          <w:sz w:val="22"/>
+        </w:rPr>
+        <w:t>面试流程</w:t>
+      </w:r>
       <w:r>
         <w:rPr>
           <w:rFonts w:ascii="Times New Roman" w:hAnsi="Times New Roman" w:eastAsia="宋体"/>
           <w:b w:val="0"/>
-          <w:sz w:val="24"/>
+          <w:color w:val="333333"/>
+          <w:sz w:val="22"/>
         </w:rPr>
-        <w:t>• **轮岗**：3周一线（客服/仓储/配送）→6周固定→自由轮岗选3个</w:t>
+        <w:t>：综合面70min + 群面30min（6人/3min读题/20min讨论/代表总结）+ 提问后当场2v1加面</w:t>
       </w:r>
     </w:p>
     <w:p>
       <w:pPr>
-        <w:spacing w:line="360" w:lineRule="auto"/>
+        <w:spacing w:line="360" w:lineRule="auto" w:after="40"/>
         <w:ind w:left="283"/>
       </w:pPr>
       <w:r>
         <w:rPr>
           <w:rFonts w:ascii="Times New Roman" w:hAnsi="Times New Roman" w:eastAsia="宋体"/>
           <w:b w:val="0"/>
-          <w:sz w:val="24"/>
+          <w:color w:val="333333"/>
+          <w:sz w:val="22"/>
         </w:rPr>
-        <w:t>• **五年离职率**：&lt;5%</w:t>
+        <w:t xml:space="preserve">• </w:t>
       </w:r>
-    </w:p>
-    <w:p>
-      <w:pPr>
-        <w:spacing w:before="120" w:after="60"/>
-      </w:pPr>
       <w:r>
         <w:rPr>
           <w:rFonts w:ascii="Times New Roman" w:hAnsi="Times New Roman" w:eastAsia="宋体"/>
           <w:b/>
-          <w:sz w:val="28"/>
+          <w:color w:val="333333"/>
+          <w:sz w:val="22"/>
+        </w:rPr>
+        <w:t>轮岗</w:t>
+      </w:r>
+      <w:r>
+        <w:rPr>
+          <w:rFonts w:ascii="Times New Roman" w:hAnsi="Times New Roman" w:eastAsia="宋体"/>
+          <w:b w:val="0"/>
+          <w:color w:val="333333"/>
+          <w:sz w:val="22"/>
+        </w:rPr>
+        <w:t>：3周一线（客服/仓储/配送）→6周固定→自由轮岗选3个</w:t>
+      </w:r>
+    </w:p>
+    <w:p>
+      <w:pPr>
+        <w:spacing w:line="360" w:lineRule="auto" w:after="40"/>
+        <w:ind w:left="283"/>
+      </w:pPr>
+      <w:r>
+        <w:rPr>
+          <w:rFonts w:ascii="Times New Roman" w:hAnsi="Times New Roman" w:eastAsia="宋体"/>
+          <w:b w:val="0"/>
+          <w:color w:val="333333"/>
+          <w:sz w:val="22"/>
+        </w:rPr>
+        <w:t xml:space="preserve">• </w:t>
+      </w:r>
+      <w:r>
+        <w:rPr>
+          <w:rFonts w:ascii="Times New Roman" w:hAnsi="Times New Roman" w:eastAsia="宋体"/>
+          <w:b/>
+          <w:color w:val="333333"/>
+          <w:sz w:val="22"/>
+        </w:rPr>
+        <w:t>五年离职率</w:t>
+      </w:r>
+      <w:r>
+        <w:rPr>
+          <w:rFonts w:ascii="Times New Roman" w:hAnsi="Times New Roman" w:eastAsia="宋体"/>
+          <w:b w:val="0"/>
+          <w:color w:val="333333"/>
+          <w:sz w:val="22"/>
+        </w:rPr>
+        <w:t>：&lt;5%</w:t>
+      </w:r>
+    </w:p>
+    <w:p>
+      <w:pPr>
+        <w:spacing w:before="160" w:after="80"/>
+      </w:pPr>
+      <w:r>
+        <w:rPr>
+          <w:rFonts w:ascii="Times New Roman" w:hAnsi="Times New Roman" w:eastAsia="宋体"/>
+          <w:b/>
+          <w:color w:val="333333"/>
+          <w:sz w:val="22"/>
         </w:rPr>
         <w:t>1.4 岗位核心挑战</w:t>
       </w:r>
     </w:p>
     <w:p>
       <w:pPr>
-        <w:spacing w:line="360" w:lineRule="auto"/>
+        <w:spacing w:line="360" w:lineRule="auto" w:after="40"/>
         <w:ind w:left="283"/>
       </w:pPr>
       <w:r>
         <w:rPr>
           <w:rFonts w:ascii="Times New Roman" w:hAnsi="Times New Roman" w:eastAsia="宋体"/>
           <w:b w:val="0"/>
-          <w:sz w:val="24"/>
+          <w:color w:val="333333"/>
+          <w:sz w:val="22"/>
         </w:rPr>
         <w:t>1. 一线轮岗的适应能力（3周客服/仓储/配送）</w:t>
       </w:r>
     </w:p>
     <w:p>
       <w:pPr>
-        <w:spacing w:line="360" w:lineRule="auto"/>
+        <w:spacing w:line="360" w:lineRule="auto" w:after="40"/>
         <w:ind w:left="283"/>
       </w:pPr>
       <w:r>
         <w:rPr>
           <w:rFonts w:ascii="Times New Roman" w:hAnsi="Times New Roman" w:eastAsia="宋体"/>
           <w:b w:val="0"/>
-          <w:sz w:val="24"/>
+          <w:color w:val="333333"/>
+          <w:sz w:val="22"/>
         </w:rPr>
         <w:t>2. 物流供应链的复杂度（1600+仓库、3400万平米）</w:t>
       </w:r>
     </w:p>
     <w:p>
       <w:pPr>
-        <w:spacing w:line="360" w:lineRule="auto"/>
+        <w:spacing w:line="360" w:lineRule="auto" w:after="40"/>
         <w:ind w:left="283"/>
       </w:pPr>
       <w:r>
         <w:rPr>
           <w:rFonts w:ascii="Times New Roman" w:hAnsi="Times New Roman" w:eastAsia="宋体"/>
           <w:b w:val="0"/>
-          <w:sz w:val="24"/>
+          <w:color w:val="333333"/>
+          <w:sz w:val="22"/>
         </w:rPr>
         <w:t>3. 数据驱动决策能力</w:t>
       </w:r>
     </w:p>
     <w:p>
       <w:pPr>
-        <w:spacing w:line="360" w:lineRule="auto"/>
+        <w:spacing w:line="360" w:lineRule="auto" w:after="40"/>
         <w:ind w:left="283"/>
       </w:pPr>
       <w:r>
         <w:rPr>
           <w:rFonts w:ascii="Times New Roman" w:hAnsi="Times New Roman" w:eastAsia="宋体"/>
           <w:b w:val="0"/>
-          <w:sz w:val="24"/>
+          <w:color w:val="333333"/>
+          <w:sz w:val="22"/>
         </w:rPr>
         <w:t>4. 跨部门协同能力</w:t>
       </w:r>
     </w:p>
     <w:p>
       <w:pPr>
-        <w:spacing w:line="360" w:lineRule="auto"/>
+        <w:spacing w:line="360" w:lineRule="auto" w:after="40"/>
         <w:ind w:left="283"/>
       </w:pPr>
       <w:r>
         <w:rPr>
           <w:rFonts w:ascii="Times New Roman" w:hAnsi="Times New Roman" w:eastAsia="宋体"/>
           <w:b w:val="0"/>
-          <w:sz w:val="24"/>
+          <w:color w:val="333333"/>
+          <w:sz w:val="22"/>
         </w:rPr>
         <w:t>5. 技术驱动变革的拥抱程度（AI、机器人）</w:t>
       </w:r>
@@ -577,34 +872,36 @@
         <w:rPr>
           <w:rFonts w:ascii="Times New Roman" w:hAnsi="Times New Roman" w:eastAsia="宋体"/>
           <w:b/>
-          <w:sz w:val="32"/>
+          <w:color w:val="8BA89A"/>
+          <w:sz w:val="26"/>
         </w:rPr>
-        <w:t>2、三、简历深度深挖（重点板块——已按最新简历更新）</w:t>
+        <w:t>三、简历深度深挖（重点板块——已按最新简历更新）</w:t>
       </w:r>
     </w:p>
     <w:p>
       <w:pPr>
-        <w:spacing w:before="120" w:after="60"/>
+        <w:spacing w:before="160" w:after="80"/>
       </w:pPr>
       <w:r>
         <w:rPr>
           <w:rFonts w:ascii="Times New Roman" w:hAnsi="Times New Roman" w:eastAsia="宋体"/>
           <w:b/>
-          <w:sz w:val="28"/>
+          <w:color w:val="333333"/>
+          <w:sz w:val="22"/>
         </w:rPr>
         <w:t>3.1 社区团购末端网络优化（个人课程项目）</w:t>
       </w:r>
     </w:p>
     <w:p>
       <w:pPr>
-        <w:spacing w:line="360" w:lineRule="auto"/>
-        <w:ind w:firstLine="480"/>
+        <w:spacing w:line="360" w:lineRule="auto" w:after="80"/>
       </w:pPr>
       <w:r>
         <w:rPr>
           <w:rFonts w:ascii="Times New Roman" w:hAnsi="Times New Roman" w:eastAsia="宋体"/>
           <w:b w:val="0"/>
-          <w:sz w:val="24"/>
+          <w:color w:val="333333"/>
+          <w:sz w:val="22"/>
         </w:rPr>
         <w:t xml:space="preserve">📌 </w:t>
       </w:r>
@@ -612,7 +909,8 @@
         <w:rPr>
           <w:rFonts w:ascii="Times New Roman" w:hAnsi="Times New Roman" w:eastAsia="宋体"/>
           <w:b/>
-          <w:sz w:val="24"/>
+          <w:color w:val="333333"/>
+          <w:sz w:val="22"/>
         </w:rPr>
         <w:t>简历原文摘录</w:t>
       </w:r>
@@ -620,7 +918,8 @@
         <w:rPr>
           <w:rFonts w:ascii="Times New Roman" w:hAnsi="Times New Roman" w:eastAsia="宋体"/>
           <w:b w:val="0"/>
-          <w:sz w:val="24"/>
+          <w:color w:val="333333"/>
+          <w:sz w:val="22"/>
         </w:rPr>
         <w:t>：</w:t>
       </w:r>
@@ -635,21 +934,22 @@
           <w:rFonts w:ascii="Times New Roman" w:hAnsi="Times New Roman" w:eastAsia="宋体"/>
           <w:b w:val="0"/>
           <w:i/>
-          <w:sz w:val="24"/>
+          <w:color w:val="999999"/>
+          <w:sz w:val="21"/>
         </w:rPr>
         <w:t>针对社区团购末端配送效率低、老年群体服务覆盖不足的问题，基于15个候选点位、日均345单真实数据，设计"2核心点+4动态临时点"弹性布局方案。构建选址-路径双层优化模型，用Python求解，测算可降低运营成本18.7%、提升老年服务覆盖率至87.3%、缩短配送时长22.3%。</w:t>
       </w:r>
     </w:p>
     <w:p>
       <w:pPr>
-        <w:spacing w:line="360" w:lineRule="auto"/>
-        <w:ind w:firstLine="480"/>
+        <w:spacing w:line="360" w:lineRule="auto" w:after="80"/>
       </w:pPr>
       <w:r>
         <w:rPr>
           <w:rFonts w:ascii="Times New Roman" w:hAnsi="Times New Roman" w:eastAsia="宋体"/>
           <w:b w:val="0"/>
-          <w:sz w:val="24"/>
+          <w:color w:val="333333"/>
+          <w:sz w:val="22"/>
         </w:rPr>
         <w:t xml:space="preserve">🔍 </w:t>
       </w:r>
@@ -657,7 +957,8 @@
         <w:rPr>
           <w:rFonts w:ascii="Times New Roman" w:hAnsi="Times New Roman" w:eastAsia="宋体"/>
           <w:b/>
-          <w:sz w:val="24"/>
+          <w:color w:val="333333"/>
+          <w:sz w:val="22"/>
         </w:rPr>
         <w:t>潜在追问清单</w:t>
       </w:r>
@@ -665,161 +966,172 @@
         <w:rPr>
           <w:rFonts w:ascii="Times New Roman" w:hAnsi="Times New Roman" w:eastAsia="宋体"/>
           <w:b w:val="0"/>
-          <w:sz w:val="24"/>
+          <w:color w:val="333333"/>
+          <w:sz w:val="22"/>
         </w:rPr>
         <w:t>：</w:t>
       </w:r>
     </w:p>
     <w:p>
       <w:pPr>
-        <w:spacing w:line="360" w:lineRule="auto"/>
+        <w:spacing w:line="360" w:lineRule="auto" w:after="40"/>
         <w:ind w:left="283"/>
       </w:pPr>
       <w:r>
         <w:rPr>
           <w:rFonts w:ascii="Times New Roman" w:hAnsi="Times New Roman" w:eastAsia="宋体"/>
           <w:b w:val="0"/>
-          <w:sz w:val="24"/>
+          <w:color w:val="333333"/>
+          <w:sz w:val="22"/>
         </w:rPr>
         <w:t>1. 这个项目的背景是什么？为什么选社区团购？</w:t>
       </w:r>
     </w:p>
     <w:p>
       <w:pPr>
-        <w:spacing w:line="360" w:lineRule="auto"/>
+        <w:spacing w:line="360" w:lineRule="auto" w:after="40"/>
         <w:ind w:left="283"/>
       </w:pPr>
       <w:r>
         <w:rPr>
           <w:rFonts w:ascii="Times New Roman" w:hAnsi="Times New Roman" w:eastAsia="宋体"/>
           <w:b w:val="0"/>
-          <w:sz w:val="24"/>
+          <w:color w:val="333333"/>
+          <w:sz w:val="22"/>
         </w:rPr>
         <w:t>2. 15个候选点位和345单数据是怎么来的？真实数据还是模拟？</w:t>
       </w:r>
     </w:p>
     <w:p>
       <w:pPr>
-        <w:spacing w:line="360" w:lineRule="auto"/>
+        <w:spacing w:line="360" w:lineRule="auto" w:after="40"/>
         <w:ind w:left="283"/>
       </w:pPr>
       <w:r>
         <w:rPr>
           <w:rFonts w:ascii="Times New Roman" w:hAnsi="Times New Roman" w:eastAsia="宋体"/>
           <w:b w:val="0"/>
-          <w:sz w:val="24"/>
+          <w:color w:val="333333"/>
+          <w:sz w:val="22"/>
         </w:rPr>
         <w:t>3. "2核心点+4动态临时点"具体是什么意思？怎么设计的？</w:t>
       </w:r>
     </w:p>
     <w:p>
       <w:pPr>
-        <w:spacing w:line="360" w:lineRule="auto"/>
+        <w:spacing w:line="360" w:lineRule="auto" w:after="40"/>
         <w:ind w:left="283"/>
       </w:pPr>
       <w:r>
         <w:rPr>
           <w:rFonts w:ascii="Times New Roman" w:hAnsi="Times New Roman" w:eastAsia="宋体"/>
           <w:b w:val="0"/>
-          <w:sz w:val="24"/>
+          <w:color w:val="333333"/>
+          <w:sz w:val="22"/>
         </w:rPr>
         <w:t>4. 选址-路径双层优化模型，目标函数和约束条件是什么？</w:t>
       </w:r>
     </w:p>
     <w:p>
       <w:pPr>
-        <w:spacing w:line="360" w:lineRule="auto"/>
+        <w:spacing w:line="360" w:lineRule="auto" w:after="40"/>
         <w:ind w:left="283"/>
       </w:pPr>
       <w:r>
         <w:rPr>
           <w:rFonts w:ascii="Times New Roman" w:hAnsi="Times New Roman" w:eastAsia="宋体"/>
           <w:b w:val="0"/>
-          <w:sz w:val="24"/>
+          <w:color w:val="333333"/>
+          <w:sz w:val="22"/>
         </w:rPr>
         <w:t>5. Python用了什么库求解？求解时间多久？</w:t>
       </w:r>
     </w:p>
     <w:p>
       <w:pPr>
-        <w:spacing w:line="360" w:lineRule="auto"/>
+        <w:spacing w:line="360" w:lineRule="auto" w:after="40"/>
         <w:ind w:left="283"/>
       </w:pPr>
       <w:r>
         <w:rPr>
           <w:rFonts w:ascii="Times New Roman" w:hAnsi="Times New Roman" w:eastAsia="宋体"/>
           <w:b w:val="0"/>
-          <w:sz w:val="24"/>
+          <w:color w:val="333333"/>
+          <w:sz w:val="22"/>
         </w:rPr>
         <w:t>6. 成本降低18.7%是怎么测算的？跟什么基准比？</w:t>
       </w:r>
     </w:p>
     <w:p>
       <w:pPr>
-        <w:spacing w:line="360" w:lineRule="auto"/>
+        <w:spacing w:line="360" w:lineRule="auto" w:after="40"/>
         <w:ind w:left="283"/>
       </w:pPr>
       <w:r>
         <w:rPr>
           <w:rFonts w:ascii="Times New Roman" w:hAnsi="Times New Roman" w:eastAsia="宋体"/>
           <w:b w:val="0"/>
-          <w:sz w:val="24"/>
+          <w:color w:val="333333"/>
+          <w:sz w:val="22"/>
         </w:rPr>
         <w:t>7. 老年覆盖率从多少提升到87.3%？</w:t>
       </w:r>
     </w:p>
     <w:p>
       <w:pPr>
-        <w:spacing w:line="360" w:lineRule="auto"/>
+        <w:spacing w:line="360" w:lineRule="auto" w:after="40"/>
         <w:ind w:left="283"/>
       </w:pPr>
       <w:r>
         <w:rPr>
           <w:rFonts w:ascii="Times New Roman" w:hAnsi="Times New Roman" w:eastAsia="宋体"/>
           <w:b w:val="0"/>
-          <w:sz w:val="24"/>
+          <w:color w:val="333333"/>
+          <w:sz w:val="22"/>
         </w:rPr>
         <w:t>8. 这个项目有没有实际落地？还是只是课程作业？</w:t>
       </w:r>
     </w:p>
     <w:p>
       <w:pPr>
-        <w:spacing w:line="360" w:lineRule="auto"/>
+        <w:spacing w:line="360" w:lineRule="auto" w:after="40"/>
         <w:ind w:left="283"/>
       </w:pPr>
       <w:r>
         <w:rPr>
           <w:rFonts w:ascii="Times New Roman" w:hAnsi="Times New Roman" w:eastAsia="宋体"/>
           <w:b w:val="0"/>
-          <w:sz w:val="24"/>
+          <w:color w:val="333333"/>
+          <w:sz w:val="22"/>
         </w:rPr>
         <w:t>9. 你在项目中遇到的最大困难是什么？怎么解决的？</w:t>
       </w:r>
     </w:p>
     <w:p>
       <w:pPr>
-        <w:spacing w:line="360" w:lineRule="auto"/>
+        <w:spacing w:line="360" w:lineRule="auto" w:after="40"/>
         <w:ind w:left="283"/>
       </w:pPr>
       <w:r>
         <w:rPr>
           <w:rFonts w:ascii="Times New Roman" w:hAnsi="Times New Roman" w:eastAsia="宋体"/>
           <w:b w:val="0"/>
-          <w:sz w:val="24"/>
+          <w:color w:val="333333"/>
+          <w:sz w:val="22"/>
         </w:rPr>
         <w:t>10. 如果让你重新做这个项目，你会怎么改进？</w:t>
       </w:r>
     </w:p>
     <w:p>
       <w:pPr>
-        <w:spacing w:line="360" w:lineRule="auto"/>
-        <w:ind w:firstLine="480"/>
+        <w:spacing w:line="360" w:lineRule="auto" w:after="80"/>
       </w:pPr>
       <w:r>
         <w:rPr>
           <w:rFonts w:ascii="Times New Roman" w:hAnsi="Times New Roman" w:eastAsia="宋体"/>
           <w:b w:val="0"/>
-          <w:sz w:val="24"/>
+          <w:color w:val="333333"/>
+          <w:sz w:val="22"/>
         </w:rPr>
         <w:t xml:space="preserve">📝 </w:t>
       </w:r>
@@ -827,7 +1139,8 @@
         <w:rPr>
           <w:rFonts w:ascii="Times New Roman" w:hAnsi="Times New Roman" w:eastAsia="宋体"/>
           <w:b/>
-          <w:sz w:val="24"/>
+          <w:color w:val="333333"/>
+          <w:sz w:val="22"/>
         </w:rPr>
         <w:t>回答预案（STAR结构）</w:t>
       </w:r>
@@ -835,133 +1148,210 @@
         <w:rPr>
           <w:rFonts w:ascii="Times New Roman" w:hAnsi="Times New Roman" w:eastAsia="宋体"/>
           <w:b w:val="0"/>
-          <w:sz w:val="24"/>
+          <w:color w:val="333333"/>
+          <w:sz w:val="22"/>
         </w:rPr>
         <w:t>：</w:t>
       </w:r>
     </w:p>
     <w:p>
       <w:pPr>
-        <w:spacing w:line="360" w:lineRule="auto"/>
+        <w:spacing w:line="360" w:lineRule="auto" w:after="40"/>
         <w:ind w:left="283"/>
       </w:pPr>
       <w:r>
         <w:rPr>
           <w:rFonts w:ascii="Times New Roman" w:hAnsi="Times New Roman" w:eastAsia="宋体"/>
           <w:b w:val="0"/>
-          <w:sz w:val="24"/>
+          <w:color w:val="333333"/>
+          <w:sz w:val="22"/>
         </w:rPr>
-        <w:t>• **S（情境）**：课程要求做一个供应链优化项目，我关注到社区团购在老龄化小区的末端配送痛点——自提点太远老人不方便，配送成本又高。</w:t>
+        <w:t xml:space="preserve">• </w:t>
       </w:r>
-    </w:p>
-    <w:p>
-      <w:pPr>
-        <w:spacing w:line="360" w:lineRule="auto"/>
-        <w:ind w:left="283"/>
-      </w:pPr>
+      <w:r>
+        <w:rPr>
+          <w:rFonts w:ascii="Times New Roman" w:hAnsi="Times New Roman" w:eastAsia="宋体"/>
+          <w:b/>
+          <w:color w:val="333333"/>
+          <w:sz w:val="22"/>
+        </w:rPr>
+        <w:t>S（情境）</w:t>
+      </w:r>
       <w:r>
         <w:rPr>
           <w:rFonts w:ascii="Times New Roman" w:hAnsi="Times New Roman" w:eastAsia="宋体"/>
           <w:b w:val="0"/>
-          <w:sz w:val="24"/>
+          <w:color w:val="333333"/>
+          <w:sz w:val="22"/>
         </w:rPr>
-        <w:t>• **T（任务）**：我需要设计一个既能降低成本又能提升老年覆盖率的末端网络布局方案。</w:t>
+        <w:t>：课程要求做一个供应链优化项目，我关注到社区团购在老龄化小区的末端配送痛点——自提点太远老人不方便，配送成本又高。</w:t>
       </w:r>
     </w:p>
     <w:p>
       <w:pPr>
-        <w:spacing w:line="360" w:lineRule="auto"/>
+        <w:spacing w:line="360" w:lineRule="auto" w:after="40"/>
         <w:ind w:left="283"/>
       </w:pPr>
       <w:r>
         <w:rPr>
           <w:rFonts w:ascii="Times New Roman" w:hAnsi="Times New Roman" w:eastAsia="宋体"/>
           <w:b w:val="0"/>
-          <w:sz w:val="24"/>
+          <w:color w:val="333333"/>
+          <w:sz w:val="22"/>
         </w:rPr>
-        <w:t>• **A（行动）**：</w:t>
+        <w:t xml:space="preserve">• </w:t>
       </w:r>
-    </w:p>
-    <w:p>
-      <w:pPr>
-        <w:spacing w:line="360" w:lineRule="auto"/>
-        <w:ind w:firstLine="480"/>
-      </w:pPr>
+      <w:r>
+        <w:rPr>
+          <w:rFonts w:ascii="Times New Roman" w:hAnsi="Times New Roman" w:eastAsia="宋体"/>
+          <w:b/>
+          <w:color w:val="333333"/>
+          <w:sz w:val="22"/>
+        </w:rPr>
+        <w:t>T（任务）</w:t>
+      </w:r>
       <w:r>
         <w:rPr>
           <w:rFonts w:ascii="Times New Roman" w:hAnsi="Times New Roman" w:eastAsia="宋体"/>
           <w:b w:val="0"/>
-          <w:sz w:val="24"/>
+          <w:color w:val="333333"/>
+          <w:sz w:val="22"/>
+        </w:rPr>
+        <w:t>：我需要设计一个既能降低成本又能提升老年覆盖率的末端网络布局方案。</w:t>
+      </w:r>
+    </w:p>
+    <w:p>
+      <w:pPr>
+        <w:spacing w:line="360" w:lineRule="auto" w:after="40"/>
+        <w:ind w:left="283"/>
+      </w:pPr>
+      <w:r>
+        <w:rPr>
+          <w:rFonts w:ascii="Times New Roman" w:hAnsi="Times New Roman" w:eastAsia="宋体"/>
+          <w:b w:val="0"/>
+          <w:color w:val="333333"/>
+          <w:sz w:val="22"/>
+        </w:rPr>
+        <w:t xml:space="preserve">• </w:t>
+      </w:r>
+      <w:r>
+        <w:rPr>
+          <w:rFonts w:ascii="Times New Roman" w:hAnsi="Times New Roman" w:eastAsia="宋体"/>
+          <w:b/>
+          <w:color w:val="333333"/>
+          <w:sz w:val="22"/>
+        </w:rPr>
+        <w:t>A（行动）</w:t>
+      </w:r>
+      <w:r>
+        <w:rPr>
+          <w:rFonts w:ascii="Times New Roman" w:hAnsi="Times New Roman" w:eastAsia="宋体"/>
+          <w:b w:val="0"/>
+          <w:color w:val="333333"/>
+          <w:sz w:val="22"/>
+        </w:rPr>
+        <w:t>：</w:t>
+      </w:r>
+    </w:p>
+    <w:p>
+      <w:pPr>
+        <w:spacing w:line="360" w:lineRule="auto" w:after="80"/>
+      </w:pPr>
+      <w:r>
+        <w:rPr>
+          <w:rFonts w:ascii="Times New Roman" w:hAnsi="Times New Roman" w:eastAsia="宋体"/>
+          <w:b w:val="0"/>
+          <w:color w:val="333333"/>
+          <w:sz w:val="22"/>
         </w:rPr>
         <w:t>1. 调研了某小区15个候选点位，收集了日均345单的真实订单数据</w:t>
       </w:r>
     </w:p>
     <w:p>
       <w:pPr>
-        <w:spacing w:line="360" w:lineRule="auto"/>
-        <w:ind w:firstLine="480"/>
+        <w:spacing w:line="360" w:lineRule="auto" w:after="80"/>
       </w:pPr>
       <w:r>
         <w:rPr>
           <w:rFonts w:ascii="Times New Roman" w:hAnsi="Times New Roman" w:eastAsia="宋体"/>
           <w:b w:val="0"/>
-          <w:sz w:val="24"/>
+          <w:color w:val="333333"/>
+          <w:sz w:val="22"/>
         </w:rPr>
         <w:t>2. 设计了"2核心点+4动态临时点"的弹性布局——核心点固定运营，临时点根据订单密度动态开放</w:t>
       </w:r>
     </w:p>
     <w:p>
       <w:pPr>
-        <w:spacing w:line="360" w:lineRule="auto"/>
-        <w:ind w:firstLine="480"/>
+        <w:spacing w:line="360" w:lineRule="auto" w:after="80"/>
       </w:pPr>
       <w:r>
         <w:rPr>
           <w:rFonts w:ascii="Times New Roman" w:hAnsi="Times New Roman" w:eastAsia="宋体"/>
           <w:b w:val="0"/>
-          <w:sz w:val="24"/>
+          <w:color w:val="333333"/>
+          <w:sz w:val="22"/>
         </w:rPr>
         <w:t>3. 构建选址-路径双层优化模型，上层选点，下层路径优化</w:t>
       </w:r>
     </w:p>
     <w:p>
       <w:pPr>
-        <w:spacing w:line="360" w:lineRule="auto"/>
-        <w:ind w:firstLine="480"/>
+        <w:spacing w:line="360" w:lineRule="auto" w:after="80"/>
       </w:pPr>
       <w:r>
         <w:rPr>
           <w:rFonts w:ascii="Times New Roman" w:hAnsi="Times New Roman" w:eastAsia="宋体"/>
           <w:b w:val="0"/>
-          <w:sz w:val="24"/>
+          <w:color w:val="333333"/>
+          <w:sz w:val="22"/>
         </w:rPr>
         <w:t>4. 用Python的pulp库求解，对比了固定布局和弹性布局的成本和覆盖率</w:t>
       </w:r>
     </w:p>
     <w:p>
       <w:pPr>
-        <w:spacing w:line="360" w:lineRule="auto"/>
+        <w:spacing w:line="360" w:lineRule="auto" w:after="40"/>
         <w:ind w:left="283"/>
       </w:pPr>
       <w:r>
         <w:rPr>
           <w:rFonts w:ascii="Times New Roman" w:hAnsi="Times New Roman" w:eastAsia="宋体"/>
           <w:b w:val="0"/>
-          <w:sz w:val="24"/>
+          <w:color w:val="333333"/>
+          <w:sz w:val="22"/>
         </w:rPr>
-        <w:t>• **R（结果）**：弹性布局相比固定布局，运营成本降低18.7%，老年覆盖率从53.4%提升到87.3%，配送时长缩短22.3%。</w:t>
+        <w:t xml:space="preserve">• </w:t>
       </w:r>
-    </w:p>
-    <w:p>
-      <w:pPr>
-        <w:spacing w:line="360" w:lineRule="auto"/>
-        <w:ind w:firstLine="480"/>
-      </w:pPr>
+      <w:r>
+        <w:rPr>
+          <w:rFonts w:ascii="Times New Roman" w:hAnsi="Times New Roman" w:eastAsia="宋体"/>
+          <w:b/>
+          <w:color w:val="333333"/>
+          <w:sz w:val="22"/>
+        </w:rPr>
+        <w:t>R（结果）</w:t>
+      </w:r>
       <w:r>
         <w:rPr>
           <w:rFonts w:ascii="Times New Roman" w:hAnsi="Times New Roman" w:eastAsia="宋体"/>
           <w:b w:val="0"/>
-          <w:sz w:val="24"/>
+          <w:color w:val="333333"/>
+          <w:sz w:val="22"/>
+        </w:rPr>
+        <w:t>：弹性布局相比固定布局，运营成本降低18.7%，老年覆盖率从53.4%提升到87.3%，配送时长缩短22.3%。</w:t>
+      </w:r>
+    </w:p>
+    <w:p>
+      <w:pPr>
+        <w:spacing w:line="360" w:lineRule="auto" w:after="80"/>
+      </w:pPr>
+      <w:r>
+        <w:rPr>
+          <w:rFonts w:ascii="Times New Roman" w:hAnsi="Times New Roman" w:eastAsia="宋体"/>
+          <w:b w:val="0"/>
+          <w:color w:val="333333"/>
+          <w:sz w:val="22"/>
         </w:rPr>
         <w:t xml:space="preserve">💡 </w:t>
       </w:r>
@@ -969,7 +1359,8 @@
         <w:rPr>
           <w:rFonts w:ascii="Times New Roman" w:hAnsi="Times New Roman" w:eastAsia="宋体"/>
           <w:b/>
-          <w:sz w:val="24"/>
+          <w:color w:val="333333"/>
+          <w:sz w:val="22"/>
         </w:rPr>
         <w:t>数据穿帮风险提醒</w:t>
       </w:r>
@@ -977,34 +1368,36 @@
         <w:rPr>
           <w:rFonts w:ascii="Times New Roman" w:hAnsi="Times New Roman" w:eastAsia="宋体"/>
           <w:b w:val="0"/>
-          <w:sz w:val="24"/>
+          <w:color w:val="333333"/>
+          <w:sz w:val="22"/>
         </w:rPr>
         <w:t>：15个点位和345单是基于某小区的真实调研数据，18.7%是模型测算结果不是实际落地结果，面试时要说明"这是课程项目的模型测算，没有实际落地，但方法论是可迁移的"。</w:t>
       </w:r>
     </w:p>
     <w:p>
       <w:pPr>
-        <w:spacing w:before="120" w:after="60"/>
+        <w:spacing w:before="160" w:after="80"/>
       </w:pPr>
       <w:r>
         <w:rPr>
           <w:rFonts w:ascii="Times New Roman" w:hAnsi="Times New Roman" w:eastAsia="宋体"/>
           <w:b/>
-          <w:sz w:val="28"/>
+          <w:color w:val="333333"/>
+          <w:sz w:val="22"/>
         </w:rPr>
         <w:t>3.3 企业经营模拟（cesim）（实验课程团队成员）</w:t>
       </w:r>
     </w:p>
     <w:p>
       <w:pPr>
-        <w:spacing w:line="360" w:lineRule="auto"/>
-        <w:ind w:firstLine="480"/>
+        <w:spacing w:line="360" w:lineRule="auto" w:after="80"/>
       </w:pPr>
       <w:r>
         <w:rPr>
           <w:rFonts w:ascii="Times New Roman" w:hAnsi="Times New Roman" w:eastAsia="宋体"/>
           <w:b w:val="0"/>
-          <w:sz w:val="24"/>
+          <w:color w:val="333333"/>
+          <w:sz w:val="22"/>
         </w:rPr>
         <w:t xml:space="preserve">📌 </w:t>
       </w:r>
@@ -1012,7 +1405,8 @@
         <w:rPr>
           <w:rFonts w:ascii="Times New Roman" w:hAnsi="Times New Roman" w:eastAsia="宋体"/>
           <w:b/>
-          <w:sz w:val="24"/>
+          <w:color w:val="333333"/>
+          <w:sz w:val="22"/>
         </w:rPr>
         <w:t>简历原文摘录</w:t>
       </w:r>
@@ -1020,7 +1414,8 @@
         <w:rPr>
           <w:rFonts w:ascii="Times New Roman" w:hAnsi="Times New Roman" w:eastAsia="宋体"/>
           <w:b w:val="0"/>
-          <w:sz w:val="24"/>
+          <w:color w:val="333333"/>
+          <w:sz w:val="22"/>
         </w:rPr>
         <w:t>：</w:t>
       </w:r>
@@ -1035,21 +1430,22 @@
           <w:rFonts w:ascii="Times New Roman" w:hAnsi="Times New Roman" w:eastAsia="宋体"/>
           <w:b w:val="0"/>
           <w:i/>
-          <w:sz w:val="24"/>
+          <w:color w:val="999999"/>
+          <w:sz w:val="21"/>
         </w:rPr>
         <w:t>参与产供销全流程模拟决策，负责供应链计划与库存管理模块，基于市场需求预测制定生产计划与采购策略，与团队协同优化定价、产能、物流策略。与4人团队分工协作，连续3个周期优化供应链策略，理解企业经营全链路与跨部门协同机制，提升数据驱动决策能力。</w:t>
       </w:r>
     </w:p>
     <w:p>
       <w:pPr>
-        <w:spacing w:line="360" w:lineRule="auto"/>
-        <w:ind w:firstLine="480"/>
+        <w:spacing w:line="360" w:lineRule="auto" w:after="80"/>
       </w:pPr>
       <w:r>
         <w:rPr>
           <w:rFonts w:ascii="Times New Roman" w:hAnsi="Times New Roman" w:eastAsia="宋体"/>
           <w:b w:val="0"/>
-          <w:sz w:val="24"/>
+          <w:color w:val="333333"/>
+          <w:sz w:val="22"/>
         </w:rPr>
         <w:t xml:space="preserve">🔍 </w:t>
       </w:r>
@@ -1057,7 +1453,8 @@
         <w:rPr>
           <w:rFonts w:ascii="Times New Roman" w:hAnsi="Times New Roman" w:eastAsia="宋体"/>
           <w:b/>
-          <w:sz w:val="24"/>
+          <w:color w:val="333333"/>
+          <w:sz w:val="22"/>
         </w:rPr>
         <w:t>潜在追问清单</w:t>
       </w:r>
@@ -1065,161 +1462,172 @@
         <w:rPr>
           <w:rFonts w:ascii="Times New Roman" w:hAnsi="Times New Roman" w:eastAsia="宋体"/>
           <w:b w:val="0"/>
-          <w:sz w:val="24"/>
+          <w:color w:val="333333"/>
+          <w:sz w:val="22"/>
         </w:rPr>
         <w:t>：</w:t>
       </w:r>
     </w:p>
     <w:p>
       <w:pPr>
-        <w:spacing w:line="360" w:lineRule="auto"/>
+        <w:spacing w:line="360" w:lineRule="auto" w:after="40"/>
         <w:ind w:left="283"/>
       </w:pPr>
       <w:r>
         <w:rPr>
           <w:rFonts w:ascii="Times New Roman" w:hAnsi="Times New Roman" w:eastAsia="宋体"/>
           <w:b w:val="0"/>
-          <w:sz w:val="24"/>
+          <w:color w:val="333333"/>
+          <w:sz w:val="22"/>
         </w:rPr>
         <w:t>1. cesim是什么？你们模拟的是什么行业？</w:t>
       </w:r>
     </w:p>
     <w:p>
       <w:pPr>
-        <w:spacing w:line="360" w:lineRule="auto"/>
+        <w:spacing w:line="360" w:lineRule="auto" w:after="40"/>
         <w:ind w:left="283"/>
       </w:pPr>
       <w:r>
         <w:rPr>
           <w:rFonts w:ascii="Times New Roman" w:hAnsi="Times New Roman" w:eastAsia="宋体"/>
           <w:b w:val="0"/>
-          <w:sz w:val="24"/>
+          <w:color w:val="333333"/>
+          <w:sz w:val="22"/>
         </w:rPr>
         <w:t>2. 你在团队中具体负责什么？</w:t>
       </w:r>
     </w:p>
     <w:p>
       <w:pPr>
-        <w:spacing w:line="360" w:lineRule="auto"/>
+        <w:spacing w:line="360" w:lineRule="auto" w:after="40"/>
         <w:ind w:left="283"/>
       </w:pPr>
       <w:r>
         <w:rPr>
           <w:rFonts w:ascii="Times New Roman" w:hAnsi="Times New Roman" w:eastAsia="宋体"/>
           <w:b w:val="0"/>
-          <w:sz w:val="24"/>
+          <w:color w:val="333333"/>
+          <w:sz w:val="22"/>
         </w:rPr>
         <w:t>3. 供应链计划与库存管理，具体怎么做的？</w:t>
       </w:r>
     </w:p>
     <w:p>
       <w:pPr>
-        <w:spacing w:line="360" w:lineRule="auto"/>
+        <w:spacing w:line="360" w:lineRule="auto" w:after="40"/>
         <w:ind w:left="283"/>
       </w:pPr>
       <w:r>
         <w:rPr>
           <w:rFonts w:ascii="Times New Roman" w:hAnsi="Times New Roman" w:eastAsia="宋体"/>
           <w:b w:val="0"/>
-          <w:sz w:val="24"/>
+          <w:color w:val="333333"/>
+          <w:sz w:val="22"/>
         </w:rPr>
         <w:t>4. 市场需求预测用了什么方法？</w:t>
       </w:r>
     </w:p>
     <w:p>
       <w:pPr>
-        <w:spacing w:line="360" w:lineRule="auto"/>
+        <w:spacing w:line="360" w:lineRule="auto" w:after="40"/>
         <w:ind w:left="283"/>
       </w:pPr>
       <w:r>
         <w:rPr>
           <w:rFonts w:ascii="Times New Roman" w:hAnsi="Times New Roman" w:eastAsia="宋体"/>
           <w:b w:val="0"/>
-          <w:sz w:val="24"/>
+          <w:color w:val="333333"/>
+          <w:sz w:val="22"/>
         </w:rPr>
         <w:t>5. 你们团队的决策流程是什么？有分歧怎么办？</w:t>
       </w:r>
     </w:p>
     <w:p>
       <w:pPr>
-        <w:spacing w:line="360" w:lineRule="auto"/>
+        <w:spacing w:line="360" w:lineRule="auto" w:after="40"/>
         <w:ind w:left="283"/>
       </w:pPr>
       <w:r>
         <w:rPr>
           <w:rFonts w:ascii="Times New Roman" w:hAnsi="Times New Roman" w:eastAsia="宋体"/>
           <w:b w:val="0"/>
-          <w:sz w:val="24"/>
+          <w:color w:val="333333"/>
+          <w:sz w:val="22"/>
         </w:rPr>
         <w:t>6. 连续3个周期优化，具体优化了什么？</w:t>
       </w:r>
     </w:p>
     <w:p>
       <w:pPr>
-        <w:spacing w:line="360" w:lineRule="auto"/>
+        <w:spacing w:line="360" w:lineRule="auto" w:after="40"/>
         <w:ind w:left="283"/>
       </w:pPr>
       <w:r>
         <w:rPr>
           <w:rFonts w:ascii="Times New Roman" w:hAnsi="Times New Roman" w:eastAsia="宋体"/>
           <w:b w:val="0"/>
-          <w:sz w:val="24"/>
+          <w:color w:val="333333"/>
+          <w:sz w:val="22"/>
         </w:rPr>
         <w:t>7. 最终成绩怎么样？排名多少？</w:t>
       </w:r>
     </w:p>
     <w:p>
       <w:pPr>
-        <w:spacing w:line="360" w:lineRule="auto"/>
+        <w:spacing w:line="360" w:lineRule="auto" w:after="40"/>
         <w:ind w:left="283"/>
       </w:pPr>
       <w:r>
         <w:rPr>
           <w:rFonts w:ascii="Times New Roman" w:hAnsi="Times New Roman" w:eastAsia="宋体"/>
           <w:b w:val="0"/>
-          <w:sz w:val="24"/>
+          <w:color w:val="333333"/>
+          <w:sz w:val="22"/>
         </w:rPr>
         <w:t>8. 你在这个项目中犯过什么错误？怎么改进的？</w:t>
       </w:r>
     </w:p>
     <w:p>
       <w:pPr>
-        <w:spacing w:line="360" w:lineRule="auto"/>
+        <w:spacing w:line="360" w:lineRule="auto" w:after="40"/>
         <w:ind w:left="283"/>
       </w:pPr>
       <w:r>
         <w:rPr>
           <w:rFonts w:ascii="Times New Roman" w:hAnsi="Times New Roman" w:eastAsia="宋体"/>
           <w:b w:val="0"/>
-          <w:sz w:val="24"/>
+          <w:color w:val="333333"/>
+          <w:sz w:val="22"/>
         </w:rPr>
         <w:t>9. 这个模拟跟真实企业经营有什么区别？</w:t>
       </w:r>
     </w:p>
     <w:p>
       <w:pPr>
-        <w:spacing w:line="360" w:lineRule="auto"/>
+        <w:spacing w:line="360" w:lineRule="auto" w:after="40"/>
         <w:ind w:left="283"/>
       </w:pPr>
       <w:r>
         <w:rPr>
           <w:rFonts w:ascii="Times New Roman" w:hAnsi="Times New Roman" w:eastAsia="宋体"/>
           <w:b w:val="0"/>
-          <w:sz w:val="24"/>
+          <w:color w:val="333333"/>
+          <w:sz w:val="22"/>
         </w:rPr>
         <w:t>10. 你从中学到的最重要的东西是什么？</w:t>
       </w:r>
     </w:p>
     <w:p>
       <w:pPr>
-        <w:spacing w:line="360" w:lineRule="auto"/>
-        <w:ind w:firstLine="480"/>
+        <w:spacing w:line="360" w:lineRule="auto" w:after="80"/>
       </w:pPr>
       <w:r>
         <w:rPr>
           <w:rFonts w:ascii="Times New Roman" w:hAnsi="Times New Roman" w:eastAsia="宋体"/>
           <w:b w:val="0"/>
-          <w:sz w:val="24"/>
+          <w:color w:val="333333"/>
+          <w:sz w:val="22"/>
         </w:rPr>
         <w:t xml:space="preserve">📝 </w:t>
       </w:r>
@@ -1227,7 +1635,8 @@
         <w:rPr>
           <w:rFonts w:ascii="Times New Roman" w:hAnsi="Times New Roman" w:eastAsia="宋体"/>
           <w:b/>
-          <w:sz w:val="24"/>
+          <w:color w:val="333333"/>
+          <w:sz w:val="22"/>
         </w:rPr>
         <w:t>回答预案（STAR结构）</w:t>
       </w:r>
@@ -1235,133 +1644,210 @@
         <w:rPr>
           <w:rFonts w:ascii="Times New Roman" w:hAnsi="Times New Roman" w:eastAsia="宋体"/>
           <w:b w:val="0"/>
-          <w:sz w:val="24"/>
+          <w:color w:val="333333"/>
+          <w:sz w:val="22"/>
         </w:rPr>
         <w:t>：</w:t>
       </w:r>
     </w:p>
     <w:p>
       <w:pPr>
-        <w:spacing w:line="360" w:lineRule="auto"/>
+        <w:spacing w:line="360" w:lineRule="auto" w:after="40"/>
         <w:ind w:left="283"/>
       </w:pPr>
       <w:r>
         <w:rPr>
           <w:rFonts w:ascii="Times New Roman" w:hAnsi="Times New Roman" w:eastAsia="宋体"/>
           <w:b w:val="0"/>
-          <w:sz w:val="24"/>
+          <w:color w:val="333333"/>
+          <w:sz w:val="22"/>
         </w:rPr>
-        <w:t>• **S（情境）**：课程用cesim平台做企业经营模拟，我们4人团队模拟一家手机制造企业，要做产供销全流程决策，包括研发、生产、采购、定价、营销、物流等。</w:t>
+        <w:t xml:space="preserve">• </w:t>
       </w:r>
-    </w:p>
-    <w:p>
-      <w:pPr>
-        <w:spacing w:line="360" w:lineRule="auto"/>
-        <w:ind w:left="283"/>
-      </w:pPr>
+      <w:r>
+        <w:rPr>
+          <w:rFonts w:ascii="Times New Roman" w:hAnsi="Times New Roman" w:eastAsia="宋体"/>
+          <w:b/>
+          <w:color w:val="333333"/>
+          <w:sz w:val="22"/>
+        </w:rPr>
+        <w:t>S（情境）</w:t>
+      </w:r>
       <w:r>
         <w:rPr>
           <w:rFonts w:ascii="Times New Roman" w:hAnsi="Times New Roman" w:eastAsia="宋体"/>
           <w:b w:val="0"/>
-          <w:sz w:val="24"/>
+          <w:color w:val="333333"/>
+          <w:sz w:val="22"/>
         </w:rPr>
-        <w:t>• **T（任务）**：我负责供应链计划与库存管理模块，需要基于市场需求预测制定生产计划和采购策略，平衡库存成本和缺货风险。</w:t>
+        <w:t>：课程用cesim平台做企业经营模拟，我们4人团队模拟一家手机制造企业，要做产供销全流程决策，包括研发、生产、采购、定价、营销、物流等。</w:t>
       </w:r>
     </w:p>
     <w:p>
       <w:pPr>
-        <w:spacing w:line="360" w:lineRule="auto"/>
+        <w:spacing w:line="360" w:lineRule="auto" w:after="40"/>
         <w:ind w:left="283"/>
       </w:pPr>
       <w:r>
         <w:rPr>
           <w:rFonts w:ascii="Times New Roman" w:hAnsi="Times New Roman" w:eastAsia="宋体"/>
           <w:b w:val="0"/>
-          <w:sz w:val="24"/>
+          <w:color w:val="333333"/>
+          <w:sz w:val="22"/>
         </w:rPr>
-        <w:t>• **A（行动）**：</w:t>
+        <w:t xml:space="preserve">• </w:t>
       </w:r>
-    </w:p>
-    <w:p>
-      <w:pPr>
-        <w:spacing w:line="360" w:lineRule="auto"/>
-        <w:ind w:firstLine="480"/>
-      </w:pPr>
+      <w:r>
+        <w:rPr>
+          <w:rFonts w:ascii="Times New Roman" w:hAnsi="Times New Roman" w:eastAsia="宋体"/>
+          <w:b/>
+          <w:color w:val="333333"/>
+          <w:sz w:val="22"/>
+        </w:rPr>
+        <w:t>T（任务）</w:t>
+      </w:r>
       <w:r>
         <w:rPr>
           <w:rFonts w:ascii="Times New Roman" w:hAnsi="Times New Roman" w:eastAsia="宋体"/>
           <w:b w:val="0"/>
-          <w:sz w:val="24"/>
+          <w:color w:val="333333"/>
+          <w:sz w:val="22"/>
+        </w:rPr>
+        <w:t>：我负责供应链计划与库存管理模块，需要基于市场需求预测制定生产计划和采购策略，平衡库存成本和缺货风险。</w:t>
+      </w:r>
+    </w:p>
+    <w:p>
+      <w:pPr>
+        <w:spacing w:line="360" w:lineRule="auto" w:after="40"/>
+        <w:ind w:left="283"/>
+      </w:pPr>
+      <w:r>
+        <w:rPr>
+          <w:rFonts w:ascii="Times New Roman" w:hAnsi="Times New Roman" w:eastAsia="宋体"/>
+          <w:b w:val="0"/>
+          <w:color w:val="333333"/>
+          <w:sz w:val="22"/>
+        </w:rPr>
+        <w:t xml:space="preserve">• </w:t>
+      </w:r>
+      <w:r>
+        <w:rPr>
+          <w:rFonts w:ascii="Times New Roman" w:hAnsi="Times New Roman" w:eastAsia="宋体"/>
+          <w:b/>
+          <w:color w:val="333333"/>
+          <w:sz w:val="22"/>
+        </w:rPr>
+        <w:t>A（行动）</w:t>
+      </w:r>
+      <w:r>
+        <w:rPr>
+          <w:rFonts w:ascii="Times New Roman" w:hAnsi="Times New Roman" w:eastAsia="宋体"/>
+          <w:b w:val="0"/>
+          <w:color w:val="333333"/>
+          <w:sz w:val="22"/>
+        </w:rPr>
+        <w:t>：</w:t>
+      </w:r>
+    </w:p>
+    <w:p>
+      <w:pPr>
+        <w:spacing w:line="360" w:lineRule="auto" w:after="80"/>
+      </w:pPr>
+      <w:r>
+        <w:rPr>
+          <w:rFonts w:ascii="Times New Roman" w:hAnsi="Times New Roman" w:eastAsia="宋体"/>
+          <w:b w:val="0"/>
+          <w:color w:val="333333"/>
+          <w:sz w:val="22"/>
         </w:rPr>
         <w:t>1. 第一个周期，我过于保守，库存备得太多，导致库存成本高，资金占用大</w:t>
       </w:r>
     </w:p>
     <w:p>
       <w:pPr>
-        <w:spacing w:line="360" w:lineRule="auto"/>
-        <w:ind w:firstLine="480"/>
+        <w:spacing w:line="360" w:lineRule="auto" w:after="80"/>
       </w:pPr>
       <w:r>
         <w:rPr>
           <w:rFonts w:ascii="Times New Roman" w:hAnsi="Times New Roman" w:eastAsia="宋体"/>
           <w:b w:val="0"/>
-          <w:sz w:val="24"/>
+          <w:color w:val="333333"/>
+          <w:sz w:val="22"/>
         </w:rPr>
         <w:t>2. 复盘后，我用历史数据做趋势分析，结合市场容量和竞品策略，优化了需求预测模型</w:t>
       </w:r>
     </w:p>
     <w:p>
       <w:pPr>
-        <w:spacing w:line="360" w:lineRule="auto"/>
-        <w:ind w:firstLine="480"/>
+        <w:spacing w:line="360" w:lineRule="auto" w:after="80"/>
       </w:pPr>
       <w:r>
         <w:rPr>
           <w:rFonts w:ascii="Times New Roman" w:hAnsi="Times New Roman" w:eastAsia="宋体"/>
           <w:b w:val="0"/>
-          <w:sz w:val="24"/>
+          <w:color w:val="333333"/>
+          <w:sz w:val="22"/>
         </w:rPr>
         <w:t>3. 调整了安全库存水平，采用了更灵活的采购策略，跟生产和定价团队协同</w:t>
       </w:r>
     </w:p>
     <w:p>
       <w:pPr>
-        <w:spacing w:line="360" w:lineRule="auto"/>
-        <w:ind w:firstLine="480"/>
+        <w:spacing w:line="360" w:lineRule="auto" w:after="80"/>
       </w:pPr>
       <w:r>
         <w:rPr>
           <w:rFonts w:ascii="Times New Roman" w:hAnsi="Times New Roman" w:eastAsia="宋体"/>
           <w:b w:val="0"/>
-          <w:sz w:val="24"/>
+          <w:color w:val="333333"/>
+          <w:sz w:val="22"/>
         </w:rPr>
         <w:t>4. 连续3个周期优化，供应链效率逐步提升</w:t>
       </w:r>
     </w:p>
     <w:p>
       <w:pPr>
-        <w:spacing w:line="360" w:lineRule="auto"/>
+        <w:spacing w:line="360" w:lineRule="auto" w:after="40"/>
         <w:ind w:left="283"/>
       </w:pPr>
       <w:r>
         <w:rPr>
           <w:rFonts w:ascii="Times New Roman" w:hAnsi="Times New Roman" w:eastAsia="宋体"/>
           <w:b w:val="0"/>
-          <w:sz w:val="24"/>
+          <w:color w:val="333333"/>
+          <w:sz w:val="22"/>
         </w:rPr>
-        <w:t>• **R（结果）**：虽然最终排名不是最靠前，但我从中学到了企业经营全链路的思维，特别是跨部门协同的重要性——供应链决策不是孤立的，要跟研发、生产、定价、营销协同。也提升了数据驱动决策的能力。</w:t>
+        <w:t xml:space="preserve">• </w:t>
       </w:r>
-    </w:p>
-    <w:p>
-      <w:pPr>
-        <w:spacing w:line="360" w:lineRule="auto"/>
-        <w:ind w:firstLine="480"/>
-      </w:pPr>
+      <w:r>
+        <w:rPr>
+          <w:rFonts w:ascii="Times New Roman" w:hAnsi="Times New Roman" w:eastAsia="宋体"/>
+          <w:b/>
+          <w:color w:val="333333"/>
+          <w:sz w:val="22"/>
+        </w:rPr>
+        <w:t>R（结果）</w:t>
+      </w:r>
       <w:r>
         <w:rPr>
           <w:rFonts w:ascii="Times New Roman" w:hAnsi="Times New Roman" w:eastAsia="宋体"/>
           <w:b w:val="0"/>
-          <w:sz w:val="24"/>
+          <w:color w:val="333333"/>
+          <w:sz w:val="22"/>
+        </w:rPr>
+        <w:t>：虽然最终排名不是最靠前，但我从中学到了企业经营全链路的思维，特别是跨部门协同的重要性——供应链决策不是孤立的，要跟研发、生产、定价、营销协同。也提升了数据驱动决策的能力。</w:t>
+      </w:r>
+    </w:p>
+    <w:p>
+      <w:pPr>
+        <w:spacing w:line="360" w:lineRule="auto" w:after="80"/>
+      </w:pPr>
+      <w:r>
+        <w:rPr>
+          <w:rFonts w:ascii="Times New Roman" w:hAnsi="Times New Roman" w:eastAsia="宋体"/>
+          <w:b w:val="0"/>
+          <w:color w:val="333333"/>
+          <w:sz w:val="22"/>
         </w:rPr>
         <w:t xml:space="preserve">💡 </w:t>
       </w:r>
@@ -1369,7 +1855,8 @@
         <w:rPr>
           <w:rFonts w:ascii="Times New Roman" w:hAnsi="Times New Roman" w:eastAsia="宋体"/>
           <w:b/>
-          <w:sz w:val="24"/>
+          <w:color w:val="333333"/>
+          <w:sz w:val="22"/>
         </w:rPr>
         <w:t>数据穿帮风险提醒</w:t>
       </w:r>
@@ -1377,44 +1864,50 @@
         <w:rPr>
           <w:rFonts w:ascii="Times New Roman" w:hAnsi="Times New Roman" w:eastAsia="宋体"/>
           <w:b w:val="0"/>
-          <w:sz w:val="24"/>
+          <w:color w:val="333333"/>
+          <w:sz w:val="22"/>
         </w:rPr>
         <w:t>：如果面试官问具体排名，要如实回答，不要编造。可以说"排名不是最重要的，重要的是从每个周期的复盘中学习"。</w:t>
       </w:r>
     </w:p>
     <w:p>
       <w:pPr>
-        <w:spacing w:before="120" w:after="60"/>
+        <w:spacing w:before="160" w:after="80"/>
       </w:pPr>
       <w:r>
         <w:rPr>
           <w:rFonts w:ascii="Times New Roman" w:hAnsi="Times New Roman" w:eastAsia="宋体"/>
           <w:b/>
-          <w:sz w:val="28"/>
+          <w:color w:val="333333"/>
+          <w:sz w:val="22"/>
         </w:rPr>
         <w:t>3.5 实践经历深挖</w:t>
       </w:r>
     </w:p>
     <w:p>
+      <w:pPr>
+        <w:spacing w:before="120"/>
+      </w:pPr>
       <w:r>
         <w:rPr>
           <w:rFonts w:ascii="Times New Roman" w:hAnsi="Times New Roman" w:eastAsia="宋体"/>
           <w:b/>
-          <w:sz w:val="24"/>
+          <w:color w:val="333333"/>
+          <w:sz w:val="22"/>
         </w:rPr>
         <w:t>山东鱼跃尚成教育有限责任公司（项目助理兼职）</w:t>
       </w:r>
     </w:p>
     <w:p>
       <w:pPr>
-        <w:spacing w:line="360" w:lineRule="auto"/>
-        <w:ind w:firstLine="480"/>
+        <w:spacing w:line="360" w:lineRule="auto" w:after="80"/>
       </w:pPr>
       <w:r>
         <w:rPr>
           <w:rFonts w:ascii="Times New Roman" w:hAnsi="Times New Roman" w:eastAsia="宋体"/>
           <w:b w:val="0"/>
-          <w:sz w:val="24"/>
+          <w:color w:val="333333"/>
+          <w:sz w:val="22"/>
         </w:rPr>
         <w:t xml:space="preserve">📌 </w:t>
       </w:r>
@@ -1422,7 +1915,8 @@
         <w:rPr>
           <w:rFonts w:ascii="Times New Roman" w:hAnsi="Times New Roman" w:eastAsia="宋体"/>
           <w:b/>
-          <w:sz w:val="24"/>
+          <w:color w:val="333333"/>
+          <w:sz w:val="22"/>
         </w:rPr>
         <w:t>简历原文</w:t>
       </w:r>
@@ -1430,21 +1924,22 @@
         <w:rPr>
           <w:rFonts w:ascii="Times New Roman" w:hAnsi="Times New Roman" w:eastAsia="宋体"/>
           <w:b w:val="0"/>
-          <w:sz w:val="24"/>
+          <w:color w:val="333333"/>
+          <w:sz w:val="22"/>
         </w:rPr>
         <w:t>：统筹200+份学员申报材料，用Excel搭建分类电子台账，建立"录入-核对-提交"三级校验机制，实现零差错；梳理并标准化资料审核与报批流程，建立可检索的文档归档体系。</w:t>
       </w:r>
     </w:p>
     <w:p>
       <w:pPr>
-        <w:spacing w:line="360" w:lineRule="auto"/>
-        <w:ind w:firstLine="480"/>
+        <w:spacing w:line="360" w:lineRule="auto" w:after="80"/>
       </w:pPr>
       <w:r>
         <w:rPr>
           <w:rFonts w:ascii="Times New Roman" w:hAnsi="Times New Roman" w:eastAsia="宋体"/>
           <w:b w:val="0"/>
-          <w:sz w:val="24"/>
+          <w:color w:val="333333"/>
+          <w:sz w:val="22"/>
         </w:rPr>
         <w:t xml:space="preserve">🔍 </w:t>
       </w:r>
@@ -1452,7 +1947,8 @@
         <w:rPr>
           <w:rFonts w:ascii="Times New Roman" w:hAnsi="Times New Roman" w:eastAsia="宋体"/>
           <w:b/>
-          <w:sz w:val="24"/>
+          <w:color w:val="333333"/>
+          <w:sz w:val="22"/>
         </w:rPr>
         <w:t>潜在追问</w:t>
       </w:r>
@@ -1460,91 +1956,97 @@
         <w:rPr>
           <w:rFonts w:ascii="Times New Roman" w:hAnsi="Times New Roman" w:eastAsia="宋体"/>
           <w:b w:val="0"/>
-          <w:sz w:val="24"/>
+          <w:color w:val="333333"/>
+          <w:sz w:val="22"/>
         </w:rPr>
         <w:t>：</w:t>
       </w:r>
     </w:p>
     <w:p>
       <w:pPr>
-        <w:spacing w:line="360" w:lineRule="auto"/>
+        <w:spacing w:line="360" w:lineRule="auto" w:after="40"/>
         <w:ind w:left="283"/>
       </w:pPr>
       <w:r>
         <w:rPr>
           <w:rFonts w:ascii="Times New Roman" w:hAnsi="Times New Roman" w:eastAsia="宋体"/>
           <w:b w:val="0"/>
-          <w:sz w:val="24"/>
+          <w:color w:val="333333"/>
+          <w:sz w:val="22"/>
         </w:rPr>
         <w:t>1. 200+份材料，具体是什么材料？</w:t>
       </w:r>
     </w:p>
     <w:p>
       <w:pPr>
-        <w:spacing w:line="360" w:lineRule="auto"/>
+        <w:spacing w:line="360" w:lineRule="auto" w:after="40"/>
         <w:ind w:left="283"/>
       </w:pPr>
       <w:r>
         <w:rPr>
           <w:rFonts w:ascii="Times New Roman" w:hAnsi="Times New Roman" w:eastAsia="宋体"/>
           <w:b w:val="0"/>
-          <w:sz w:val="24"/>
+          <w:color w:val="333333"/>
+          <w:sz w:val="22"/>
         </w:rPr>
         <w:t>2. 三级校验机制具体怎么运作的？</w:t>
       </w:r>
     </w:p>
     <w:p>
       <w:pPr>
-        <w:spacing w:line="360" w:lineRule="auto"/>
+        <w:spacing w:line="360" w:lineRule="auto" w:after="40"/>
         <w:ind w:left="283"/>
       </w:pPr>
       <w:r>
         <w:rPr>
           <w:rFonts w:ascii="Times New Roman" w:hAnsi="Times New Roman" w:eastAsia="宋体"/>
           <w:b w:val="0"/>
-          <w:sz w:val="24"/>
+          <w:color w:val="333333"/>
+          <w:sz w:val="22"/>
         </w:rPr>
         <w:t>3. 零差错是怎么做到的？有没有出过差错？</w:t>
       </w:r>
     </w:p>
     <w:p>
       <w:pPr>
-        <w:spacing w:line="360" w:lineRule="auto"/>
+        <w:spacing w:line="360" w:lineRule="auto" w:after="40"/>
         <w:ind w:left="283"/>
       </w:pPr>
       <w:r>
         <w:rPr>
           <w:rFonts w:ascii="Times New Roman" w:hAnsi="Times New Roman" w:eastAsia="宋体"/>
           <w:b w:val="0"/>
-          <w:sz w:val="24"/>
+          <w:color w:val="333333"/>
+          <w:sz w:val="22"/>
         </w:rPr>
         <w:t>4. 流程标准化，具体优化了什么？效率提升了多少？</w:t>
       </w:r>
     </w:p>
     <w:p>
       <w:pPr>
-        <w:spacing w:line="360" w:lineRule="auto"/>
+        <w:spacing w:line="360" w:lineRule="auto" w:after="40"/>
         <w:ind w:left="283"/>
       </w:pPr>
       <w:r>
         <w:rPr>
           <w:rFonts w:ascii="Times New Roman" w:hAnsi="Times New Roman" w:eastAsia="宋体"/>
           <w:b w:val="0"/>
-          <w:sz w:val="24"/>
+          <w:color w:val="333333"/>
+          <w:sz w:val="22"/>
         </w:rPr>
         <w:t>5. 这个兼职跟京东物流有什么关系？</w:t>
       </w:r>
     </w:p>
     <w:p>
       <w:pPr>
-        <w:spacing w:line="360" w:lineRule="auto"/>
-        <w:ind w:firstLine="480"/>
+        <w:spacing w:line="360" w:lineRule="auto" w:after="80"/>
       </w:pPr>
       <w:r>
         <w:rPr>
           <w:rFonts w:ascii="Times New Roman" w:hAnsi="Times New Roman" w:eastAsia="宋体"/>
           <w:b w:val="0"/>
-          <w:sz w:val="24"/>
+          <w:color w:val="333333"/>
+          <w:sz w:val="22"/>
         </w:rPr>
         <w:t xml:space="preserve">📝 </w:t>
       </w:r>
@@ -1552,7 +2054,8 @@
         <w:rPr>
           <w:rFonts w:ascii="Times New Roman" w:hAnsi="Times New Roman" w:eastAsia="宋体"/>
           <w:b/>
-          <w:sz w:val="24"/>
+          <w:color w:val="333333"/>
+          <w:sz w:val="22"/>
         </w:rPr>
         <w:t>回答要点</w:t>
       </w:r>
@@ -1560,31 +2063,36 @@
         <w:rPr>
           <w:rFonts w:ascii="Times New Roman" w:hAnsi="Times New Roman" w:eastAsia="宋体"/>
           <w:b w:val="0"/>
-          <w:sz w:val="24"/>
+          <w:color w:val="333333"/>
+          <w:sz w:val="22"/>
         </w:rPr>
         <w:t>：体现流程意识、细节把控、标准化思维，这些都是供应链管理的核心能力。</w:t>
       </w:r>
     </w:p>
     <w:p>
+      <w:pPr>
+        <w:spacing w:before="120"/>
+      </w:pPr>
       <w:r>
         <w:rPr>
           <w:rFonts w:ascii="Times New Roman" w:hAnsi="Times New Roman" w:eastAsia="宋体"/>
           <w:b/>
-          <w:sz w:val="24"/>
+          <w:color w:val="333333"/>
+          <w:sz w:val="22"/>
         </w:rPr>
         <w:t>瑞幸咖啡（咖啡师兼职）</w:t>
       </w:r>
     </w:p>
     <w:p>
       <w:pPr>
-        <w:spacing w:line="360" w:lineRule="auto"/>
-        <w:ind w:firstLine="480"/>
+        <w:spacing w:line="360" w:lineRule="auto" w:after="80"/>
       </w:pPr>
       <w:r>
         <w:rPr>
           <w:rFonts w:ascii="Times New Roman" w:hAnsi="Times New Roman" w:eastAsia="宋体"/>
           <w:b w:val="0"/>
-          <w:sz w:val="24"/>
+          <w:color w:val="333333"/>
+          <w:sz w:val="22"/>
         </w:rPr>
         <w:t xml:space="preserve">📌 </w:t>
       </w:r>
@@ -1592,7 +2100,8 @@
         <w:rPr>
           <w:rFonts w:ascii="Times New Roman" w:hAnsi="Times New Roman" w:eastAsia="宋体"/>
           <w:b/>
-          <w:sz w:val="24"/>
+          <w:color w:val="333333"/>
+          <w:sz w:val="22"/>
         </w:rPr>
         <w:t>简历原文</w:t>
       </w:r>
@@ -1600,21 +2109,22 @@
         <w:rPr>
           <w:rFonts w:ascii="Times New Roman" w:hAnsi="Times New Roman" w:eastAsia="宋体"/>
           <w:b w:val="0"/>
-          <w:sz w:val="24"/>
+          <w:color w:val="333333"/>
+          <w:sz w:val="22"/>
         </w:rPr>
         <w:t>：负责门店数十种原辅料的日常盘点与效期管理，核对交接班出入库单据，保持库存账实一致；根据销售消耗规律提醒仓库解冻备货，降低物料损耗与缺货风险。</w:t>
       </w:r>
     </w:p>
     <w:p>
       <w:pPr>
-        <w:spacing w:line="360" w:lineRule="auto"/>
-        <w:ind w:firstLine="480"/>
+        <w:spacing w:line="360" w:lineRule="auto" w:after="80"/>
       </w:pPr>
       <w:r>
         <w:rPr>
           <w:rFonts w:ascii="Times New Roman" w:hAnsi="Times New Roman" w:eastAsia="宋体"/>
           <w:b w:val="0"/>
-          <w:sz w:val="24"/>
+          <w:color w:val="333333"/>
+          <w:sz w:val="22"/>
         </w:rPr>
         <w:t xml:space="preserve">🔍 </w:t>
       </w:r>
@@ -1622,7 +2132,8 @@
         <w:rPr>
           <w:rFonts w:ascii="Times New Roman" w:hAnsi="Times New Roman" w:eastAsia="宋体"/>
           <w:b/>
-          <w:sz w:val="24"/>
+          <w:color w:val="333333"/>
+          <w:sz w:val="22"/>
         </w:rPr>
         <w:t>潜在追问</w:t>
       </w:r>
@@ -1630,77 +2141,82 @@
         <w:rPr>
           <w:rFonts w:ascii="Times New Roman" w:hAnsi="Times New Roman" w:eastAsia="宋体"/>
           <w:b w:val="0"/>
-          <w:sz w:val="24"/>
+          <w:color w:val="333333"/>
+          <w:sz w:val="22"/>
         </w:rPr>
         <w:t>：</w:t>
       </w:r>
     </w:p>
     <w:p>
       <w:pPr>
-        <w:spacing w:line="360" w:lineRule="auto"/>
+        <w:spacing w:line="360" w:lineRule="auto" w:after="40"/>
         <w:ind w:left="283"/>
       </w:pPr>
       <w:r>
         <w:rPr>
           <w:rFonts w:ascii="Times New Roman" w:hAnsi="Times New Roman" w:eastAsia="宋体"/>
           <w:b w:val="0"/>
-          <w:sz w:val="24"/>
+          <w:color w:val="333333"/>
+          <w:sz w:val="22"/>
         </w:rPr>
         <w:t>1. 数十种原辅料，具体怎么盘点的？</w:t>
       </w:r>
     </w:p>
     <w:p>
       <w:pPr>
-        <w:spacing w:line="360" w:lineRule="auto"/>
+        <w:spacing w:line="360" w:lineRule="auto" w:after="40"/>
         <w:ind w:left="283"/>
       </w:pPr>
       <w:r>
         <w:rPr>
           <w:rFonts w:ascii="Times New Roman" w:hAnsi="Times New Roman" w:eastAsia="宋体"/>
           <w:b w:val="0"/>
-          <w:sz w:val="24"/>
+          <w:color w:val="333333"/>
+          <w:sz w:val="22"/>
         </w:rPr>
         <w:t>2. 效期管理，有没有出现过过期浪费？</w:t>
       </w:r>
     </w:p>
     <w:p>
       <w:pPr>
-        <w:spacing w:line="360" w:lineRule="auto"/>
+        <w:spacing w:line="360" w:lineRule="auto" w:after="40"/>
         <w:ind w:left="283"/>
       </w:pPr>
       <w:r>
         <w:rPr>
           <w:rFonts w:ascii="Times New Roman" w:hAnsi="Times New Roman" w:eastAsia="宋体"/>
           <w:b w:val="0"/>
-          <w:sz w:val="24"/>
+          <w:color w:val="333333"/>
+          <w:sz w:val="22"/>
         </w:rPr>
         <w:t>3. 怎么根据销售规律预测需求？</w:t>
       </w:r>
     </w:p>
     <w:p>
       <w:pPr>
-        <w:spacing w:line="360" w:lineRule="auto"/>
+        <w:spacing w:line="360" w:lineRule="auto" w:after="40"/>
         <w:ind w:left="283"/>
       </w:pPr>
       <w:r>
         <w:rPr>
           <w:rFonts w:ascii="Times New Roman" w:hAnsi="Times New Roman" w:eastAsia="宋体"/>
           <w:b w:val="0"/>
-          <w:sz w:val="24"/>
+          <w:color w:val="333333"/>
+          <w:sz w:val="22"/>
         </w:rPr>
         <w:t>4. 这个经历对供应链管理有什么启发？</w:t>
       </w:r>
     </w:p>
     <w:p>
       <w:pPr>
-        <w:spacing w:line="360" w:lineRule="auto"/>
-        <w:ind w:firstLine="480"/>
+        <w:spacing w:line="360" w:lineRule="auto" w:after="80"/>
       </w:pPr>
       <w:r>
         <w:rPr>
           <w:rFonts w:ascii="Times New Roman" w:hAnsi="Times New Roman" w:eastAsia="宋体"/>
           <w:b w:val="0"/>
-          <w:sz w:val="24"/>
+          <w:color w:val="333333"/>
+          <w:sz w:val="22"/>
         </w:rPr>
         <w:t xml:space="preserve">📝 </w:t>
       </w:r>
@@ -1708,7 +2224,8 @@
         <w:rPr>
           <w:rFonts w:ascii="Times New Roman" w:hAnsi="Times New Roman" w:eastAsia="宋体"/>
           <w:b/>
-          <w:sz w:val="24"/>
+          <w:color w:val="333333"/>
+          <w:sz w:val="22"/>
         </w:rPr>
         <w:t>回答要点</w:t>
       </w:r>
@@ -1716,7 +2233,8 @@
         <w:rPr>
           <w:rFonts w:ascii="Times New Roman" w:hAnsi="Times New Roman" w:eastAsia="宋体"/>
           <w:b w:val="0"/>
-          <w:sz w:val="24"/>
+          <w:color w:val="333333"/>
+          <w:sz w:val="22"/>
         </w:rPr>
         <w:t>：一线库存管理经验，理解了库存成本、缺货风险、需求预测的实际意义，这些都是供应链管理的基础。</w:t>
       </w:r>
@@ -1729,34 +2247,36 @@
         <w:rPr>
           <w:rFonts w:ascii="Times New Roman" w:hAnsi="Times New Roman" w:eastAsia="宋体"/>
           <w:b/>
-          <w:sz w:val="32"/>
+          <w:color w:val="8BA89A"/>
+          <w:sz w:val="26"/>
         </w:rPr>
-        <w:t>3、四、专业知识领域学习资料卡</w:t>
+        <w:t>四、专业知识领域学习资料卡</w:t>
       </w:r>
     </w:p>
     <w:p>
       <w:pPr>
-        <w:spacing w:before="120" w:after="60"/>
+        <w:spacing w:before="160" w:after="80"/>
       </w:pPr>
       <w:r>
         <w:rPr>
           <w:rFonts w:ascii="Times New Roman" w:hAnsi="Times New Roman" w:eastAsia="宋体"/>
           <w:b/>
-          <w:sz w:val="28"/>
+          <w:color w:val="333333"/>
+          <w:sz w:val="22"/>
         </w:rPr>
         <w:t>4.1 选址-路径优化模型（Location-Routing Problem, LRP）</w:t>
       </w:r>
     </w:p>
     <w:p>
       <w:pPr>
-        <w:spacing w:line="360" w:lineRule="auto"/>
-        <w:ind w:firstLine="480"/>
+        <w:spacing w:line="360" w:lineRule="auto" w:after="80"/>
       </w:pPr>
       <w:r>
         <w:rPr>
           <w:rFonts w:ascii="Times New Roman" w:hAnsi="Times New Roman" w:eastAsia="宋体"/>
           <w:b w:val="0"/>
-          <w:sz w:val="24"/>
+          <w:color w:val="333333"/>
+          <w:sz w:val="22"/>
         </w:rPr>
         <w:t xml:space="preserve">📖 </w:t>
       </w:r>
@@ -1764,7 +2284,8 @@
         <w:rPr>
           <w:rFonts w:ascii="Times New Roman" w:hAnsi="Times New Roman" w:eastAsia="宋体"/>
           <w:b/>
-          <w:sz w:val="24"/>
+          <w:color w:val="333333"/>
+          <w:sz w:val="22"/>
         </w:rPr>
         <w:t>定义</w:t>
       </w:r>
@@ -1772,21 +2293,22 @@
         <w:rPr>
           <w:rFonts w:ascii="Times New Roman" w:hAnsi="Times New Roman" w:eastAsia="宋体"/>
           <w:b w:val="0"/>
-          <w:sz w:val="24"/>
+          <w:color w:val="333333"/>
+          <w:sz w:val="22"/>
         </w:rPr>
         <w:t>：同时优化设施选址和配送路径的组合优化问题，是供应链网络设计的核心问题。</w:t>
       </w:r>
     </w:p>
     <w:p>
       <w:pPr>
-        <w:spacing w:line="360" w:lineRule="auto"/>
-        <w:ind w:firstLine="480"/>
+        <w:spacing w:line="360" w:lineRule="auto" w:after="80"/>
       </w:pPr>
       <w:r>
         <w:rPr>
           <w:rFonts w:ascii="Times New Roman" w:hAnsi="Times New Roman" w:eastAsia="宋体"/>
           <w:b w:val="0"/>
-          <w:sz w:val="24"/>
+          <w:color w:val="333333"/>
+          <w:sz w:val="22"/>
         </w:rPr>
         <w:t xml:space="preserve">🎯 </w:t>
       </w:r>
@@ -1794,7 +2316,8 @@
         <w:rPr>
           <w:rFonts w:ascii="Times New Roman" w:hAnsi="Times New Roman" w:eastAsia="宋体"/>
           <w:b/>
-          <w:sz w:val="24"/>
+          <w:color w:val="333333"/>
+          <w:sz w:val="22"/>
         </w:rPr>
         <w:t>面试可能问法</w:t>
       </w:r>
@@ -1802,49 +2325,52 @@
         <w:rPr>
           <w:rFonts w:ascii="Times New Roman" w:hAnsi="Times New Roman" w:eastAsia="宋体"/>
           <w:b w:val="0"/>
-          <w:sz w:val="24"/>
+          <w:color w:val="333333"/>
+          <w:sz w:val="22"/>
         </w:rPr>
         <w:t>：</w:t>
       </w:r>
     </w:p>
     <w:p>
       <w:pPr>
-        <w:spacing w:line="360" w:lineRule="auto"/>
+        <w:spacing w:line="360" w:lineRule="auto" w:after="40"/>
         <w:ind w:left="283"/>
       </w:pPr>
       <w:r>
         <w:rPr>
           <w:rFonts w:ascii="Times New Roman" w:hAnsi="Times New Roman" w:eastAsia="宋体"/>
           <w:b w:val="0"/>
-          <w:sz w:val="24"/>
+          <w:color w:val="333333"/>
+          <w:sz w:val="22"/>
         </w:rPr>
         <w:t>• 问法1：你做的选址-路径模型，目标函数是什么？</w:t>
       </w:r>
     </w:p>
     <w:p>
       <w:pPr>
-        <w:spacing w:line="360" w:lineRule="auto"/>
+        <w:spacing w:line="360" w:lineRule="auto" w:after="40"/>
         <w:ind w:left="283"/>
       </w:pPr>
       <w:r>
         <w:rPr>
           <w:rFonts w:ascii="Times New Roman" w:hAnsi="Times New Roman" w:eastAsia="宋体"/>
           <w:b w:val="0"/>
-          <w:sz w:val="24"/>
+          <w:color w:val="333333"/>
+          <w:sz w:val="22"/>
         </w:rPr>
         <w:t>• 问法2：LRP跟单纯的选址问题或路径问题有什么区别？</w:t>
       </w:r>
     </w:p>
     <w:p>
       <w:pPr>
-        <w:spacing w:line="360" w:lineRule="auto"/>
-        <w:ind w:firstLine="480"/>
+        <w:spacing w:line="360" w:lineRule="auto" w:after="80"/>
       </w:pPr>
       <w:r>
         <w:rPr>
           <w:rFonts w:ascii="Times New Roman" w:hAnsi="Times New Roman" w:eastAsia="宋体"/>
           <w:b w:val="0"/>
-          <w:sz w:val="24"/>
+          <w:color w:val="333333"/>
+          <w:sz w:val="22"/>
         </w:rPr>
         <w:t xml:space="preserve">💡 </w:t>
       </w:r>
@@ -1852,7 +2378,8 @@
         <w:rPr>
           <w:rFonts w:ascii="Times New Roman" w:hAnsi="Times New Roman" w:eastAsia="宋体"/>
           <w:b/>
-          <w:sz w:val="24"/>
+          <w:color w:val="333333"/>
+          <w:sz w:val="22"/>
         </w:rPr>
         <w:t>回答要点</w:t>
       </w:r>
@@ -1860,34 +2387,36 @@
         <w:rPr>
           <w:rFonts w:ascii="Times New Roman" w:hAnsi="Times New Roman" w:eastAsia="宋体"/>
           <w:b w:val="0"/>
-          <w:sz w:val="24"/>
+          <w:color w:val="333333"/>
+          <w:sz w:val="22"/>
         </w:rPr>
         <w:t>：LRP是NP-hard问题，常用启发式算法求解；我的项目用了双层规划，上层选点，下层路径优化。</w:t>
       </w:r>
     </w:p>
     <w:p>
       <w:pPr>
-        <w:spacing w:before="120" w:after="60"/>
+        <w:spacing w:before="160" w:after="80"/>
       </w:pPr>
       <w:r>
         <w:rPr>
           <w:rFonts w:ascii="Times New Roman" w:hAnsi="Times New Roman" w:eastAsia="宋体"/>
           <w:b/>
-          <w:sz w:val="28"/>
+          <w:color w:val="333333"/>
+          <w:sz w:val="22"/>
         </w:rPr>
         <w:t>4.2 TAM模型（Technology Acceptance Model）</w:t>
       </w:r>
     </w:p>
     <w:p>
       <w:pPr>
-        <w:spacing w:line="360" w:lineRule="auto"/>
-        <w:ind w:firstLine="480"/>
+        <w:spacing w:line="360" w:lineRule="auto" w:after="80"/>
       </w:pPr>
       <w:r>
         <w:rPr>
           <w:rFonts w:ascii="Times New Roman" w:hAnsi="Times New Roman" w:eastAsia="宋体"/>
           <w:b w:val="0"/>
-          <w:sz w:val="24"/>
+          <w:color w:val="333333"/>
+          <w:sz w:val="22"/>
         </w:rPr>
         <w:t xml:space="preserve">📖 </w:t>
       </w:r>
@@ -1895,7 +2424,8 @@
         <w:rPr>
           <w:rFonts w:ascii="Times New Roman" w:hAnsi="Times New Roman" w:eastAsia="宋体"/>
           <w:b/>
-          <w:sz w:val="24"/>
+          <w:color w:val="333333"/>
+          <w:sz w:val="22"/>
         </w:rPr>
         <w:t>定义</w:t>
       </w:r>
@@ -1903,21 +2433,22 @@
         <w:rPr>
           <w:rFonts w:ascii="Times New Roman" w:hAnsi="Times New Roman" w:eastAsia="宋体"/>
           <w:b w:val="0"/>
-          <w:sz w:val="24"/>
+          <w:color w:val="333333"/>
+          <w:sz w:val="22"/>
         </w:rPr>
         <w:t>：技术接受模型，由Davis于1989年提出，核心变量是感知有用性和感知易用性，用于解释和预测用户对信息技术的接受行为。</w:t>
       </w:r>
     </w:p>
     <w:p>
       <w:pPr>
-        <w:spacing w:line="360" w:lineRule="auto"/>
-        <w:ind w:firstLine="480"/>
+        <w:spacing w:line="360" w:lineRule="auto" w:after="80"/>
       </w:pPr>
       <w:r>
         <w:rPr>
           <w:rFonts w:ascii="Times New Roman" w:hAnsi="Times New Roman" w:eastAsia="宋体"/>
           <w:b w:val="0"/>
-          <w:sz w:val="24"/>
+          <w:color w:val="333333"/>
+          <w:sz w:val="22"/>
         </w:rPr>
         <w:t xml:space="preserve">🎯 </w:t>
       </w:r>
@@ -1925,7 +2456,8 @@
         <w:rPr>
           <w:rFonts w:ascii="Times New Roman" w:hAnsi="Times New Roman" w:eastAsia="宋体"/>
           <w:b/>
-          <w:sz w:val="24"/>
+          <w:color w:val="333333"/>
+          <w:sz w:val="22"/>
         </w:rPr>
         <w:t>面试可能问法</w:t>
       </w:r>
@@ -1933,49 +2465,52 @@
         <w:rPr>
           <w:rFonts w:ascii="Times New Roman" w:hAnsi="Times New Roman" w:eastAsia="宋体"/>
           <w:b w:val="0"/>
-          <w:sz w:val="24"/>
+          <w:color w:val="333333"/>
+          <w:sz w:val="22"/>
         </w:rPr>
         <w:t>：</w:t>
       </w:r>
     </w:p>
     <w:p>
       <w:pPr>
-        <w:spacing w:line="360" w:lineRule="auto"/>
+        <w:spacing w:line="360" w:lineRule="auto" w:after="40"/>
         <w:ind w:left="283"/>
       </w:pPr>
       <w:r>
         <w:rPr>
           <w:rFonts w:ascii="Times New Roman" w:hAnsi="Times New Roman" w:eastAsia="宋体"/>
           <w:b w:val="0"/>
-          <w:sz w:val="24"/>
+          <w:color w:val="333333"/>
+          <w:sz w:val="22"/>
         </w:rPr>
         <w:t>• 问法1：TAM模型的核心变量是什么？</w:t>
       </w:r>
     </w:p>
     <w:p>
       <w:pPr>
-        <w:spacing w:line="360" w:lineRule="auto"/>
+        <w:spacing w:line="360" w:lineRule="auto" w:after="40"/>
         <w:ind w:left="283"/>
       </w:pPr>
       <w:r>
         <w:rPr>
           <w:rFonts w:ascii="Times New Roman" w:hAnsi="Times New Roman" w:eastAsia="宋体"/>
           <w:b w:val="0"/>
-          <w:sz w:val="24"/>
+          <w:color w:val="333333"/>
+          <w:sz w:val="22"/>
         </w:rPr>
         <w:t>• 问法2：你为什么选TAM模型做用户研究？</w:t>
       </w:r>
     </w:p>
     <w:p>
       <w:pPr>
-        <w:spacing w:line="360" w:lineRule="auto"/>
-        <w:ind w:firstLine="480"/>
+        <w:spacing w:line="360" w:lineRule="auto" w:after="80"/>
       </w:pPr>
       <w:r>
         <w:rPr>
           <w:rFonts w:ascii="Times New Roman" w:hAnsi="Times New Roman" w:eastAsia="宋体"/>
           <w:b w:val="0"/>
-          <w:sz w:val="24"/>
+          <w:color w:val="333333"/>
+          <w:sz w:val="22"/>
         </w:rPr>
         <w:t xml:space="preserve">💡 </w:t>
       </w:r>
@@ -1983,7 +2518,8 @@
         <w:rPr>
           <w:rFonts w:ascii="Times New Roman" w:hAnsi="Times New Roman" w:eastAsia="宋体"/>
           <w:b/>
-          <w:sz w:val="24"/>
+          <w:color w:val="333333"/>
+          <w:sz w:val="22"/>
         </w:rPr>
         <w:t>回答要点</w:t>
       </w:r>
@@ -1991,34 +2527,36 @@
         <w:rPr>
           <w:rFonts w:ascii="Times New Roman" w:hAnsi="Times New Roman" w:eastAsia="宋体"/>
           <w:b w:val="0"/>
-          <w:sz w:val="24"/>
+          <w:color w:val="333333"/>
+          <w:sz w:val="22"/>
         </w:rPr>
         <w:t>：TAM是用户研究领域最经典的模型之一，成熟可靠；我的研究在TAM基础上扩展了交互性、个性化、自主性三个变量。</w:t>
       </w:r>
     </w:p>
     <w:p>
       <w:pPr>
-        <w:spacing w:before="120" w:after="60"/>
+        <w:spacing w:before="160" w:after="80"/>
       </w:pPr>
       <w:r>
         <w:rPr>
           <w:rFonts w:ascii="Times New Roman" w:hAnsi="Times New Roman" w:eastAsia="宋体"/>
           <w:b/>
-          <w:sz w:val="28"/>
+          <w:color w:val="333333"/>
+          <w:sz w:val="22"/>
         </w:rPr>
         <w:t>4.3 用友U8+ ERP</w:t>
       </w:r>
     </w:p>
     <w:p>
       <w:pPr>
-        <w:spacing w:line="360" w:lineRule="auto"/>
-        <w:ind w:firstLine="480"/>
+        <w:spacing w:line="360" w:lineRule="auto" w:after="80"/>
       </w:pPr>
       <w:r>
         <w:rPr>
           <w:rFonts w:ascii="Times New Roman" w:hAnsi="Times New Roman" w:eastAsia="宋体"/>
           <w:b w:val="0"/>
-          <w:sz w:val="24"/>
+          <w:color w:val="333333"/>
+          <w:sz w:val="22"/>
         </w:rPr>
         <w:t xml:space="preserve">📖 </w:t>
       </w:r>
@@ -2026,7 +2564,8 @@
         <w:rPr>
           <w:rFonts w:ascii="Times New Roman" w:hAnsi="Times New Roman" w:eastAsia="宋体"/>
           <w:b/>
-          <w:sz w:val="24"/>
+          <w:color w:val="333333"/>
+          <w:sz w:val="22"/>
         </w:rPr>
         <w:t>定义</w:t>
       </w:r>
@@ -2034,21 +2573,22 @@
         <w:rPr>
           <w:rFonts w:ascii="Times New Roman" w:hAnsi="Times New Roman" w:eastAsia="宋体"/>
           <w:b w:val="0"/>
-          <w:sz w:val="24"/>
+          <w:color w:val="333333"/>
+          <w:sz w:val="22"/>
         </w:rPr>
         <w:t>：用友面向成长型企业的ERP系统，覆盖财务、供应链、生产制造、人力资源等模块。</w:t>
       </w:r>
     </w:p>
     <w:p>
       <w:pPr>
-        <w:spacing w:line="360" w:lineRule="auto"/>
-        <w:ind w:firstLine="480"/>
+        <w:spacing w:line="360" w:lineRule="auto" w:after="80"/>
       </w:pPr>
       <w:r>
         <w:rPr>
           <w:rFonts w:ascii="Times New Roman" w:hAnsi="Times New Roman" w:eastAsia="宋体"/>
           <w:b w:val="0"/>
-          <w:sz w:val="24"/>
+          <w:color w:val="333333"/>
+          <w:sz w:val="22"/>
         </w:rPr>
         <w:t xml:space="preserve">🎯 </w:t>
       </w:r>
@@ -2056,7 +2596,8 @@
         <w:rPr>
           <w:rFonts w:ascii="Times New Roman" w:hAnsi="Times New Roman" w:eastAsia="宋体"/>
           <w:b/>
-          <w:sz w:val="24"/>
+          <w:color w:val="333333"/>
+          <w:sz w:val="22"/>
         </w:rPr>
         <w:t>面试可能问法</w:t>
       </w:r>
@@ -2064,49 +2605,52 @@
         <w:rPr>
           <w:rFonts w:ascii="Times New Roman" w:hAnsi="Times New Roman" w:eastAsia="宋体"/>
           <w:b w:val="0"/>
-          <w:sz w:val="24"/>
+          <w:color w:val="333333"/>
+          <w:sz w:val="22"/>
         </w:rPr>
         <w:t>：</w:t>
       </w:r>
     </w:p>
     <w:p>
       <w:pPr>
-        <w:spacing w:line="360" w:lineRule="auto"/>
+        <w:spacing w:line="360" w:lineRule="auto" w:after="40"/>
         <w:ind w:left="283"/>
       </w:pPr>
       <w:r>
         <w:rPr>
           <w:rFonts w:ascii="Times New Roman" w:hAnsi="Times New Roman" w:eastAsia="宋体"/>
           <w:b w:val="0"/>
-          <w:sz w:val="24"/>
+          <w:color w:val="333333"/>
+          <w:sz w:val="22"/>
         </w:rPr>
         <w:t>• 问法1：你用U8+做过什么？</w:t>
       </w:r>
     </w:p>
     <w:p>
       <w:pPr>
-        <w:spacing w:line="360" w:lineRule="auto"/>
+        <w:spacing w:line="360" w:lineRule="auto" w:after="40"/>
         <w:ind w:left="283"/>
       </w:pPr>
       <w:r>
         <w:rPr>
           <w:rFonts w:ascii="Times New Roman" w:hAnsi="Times New Roman" w:eastAsia="宋体"/>
           <w:b w:val="0"/>
-          <w:sz w:val="24"/>
+          <w:color w:val="333333"/>
+          <w:sz w:val="22"/>
         </w:rPr>
         <w:t>• 问法2：ERP系统对供应链管理的价值是什么？</w:t>
       </w:r>
     </w:p>
     <w:p>
       <w:pPr>
-        <w:spacing w:line="360" w:lineRule="auto"/>
-        <w:ind w:firstLine="480"/>
+        <w:spacing w:line="360" w:lineRule="auto" w:after="80"/>
       </w:pPr>
       <w:r>
         <w:rPr>
           <w:rFonts w:ascii="Times New Roman" w:hAnsi="Times New Roman" w:eastAsia="宋体"/>
           <w:b w:val="0"/>
-          <w:sz w:val="24"/>
+          <w:color w:val="333333"/>
+          <w:sz w:val="22"/>
         </w:rPr>
         <w:t xml:space="preserve">💡 </w:t>
       </w:r>
@@ -2114,7 +2658,8 @@
         <w:rPr>
           <w:rFonts w:ascii="Times New Roman" w:hAnsi="Times New Roman" w:eastAsia="宋体"/>
           <w:b/>
-          <w:sz w:val="24"/>
+          <w:color w:val="333333"/>
+          <w:sz w:val="22"/>
         </w:rPr>
         <w:t>回答要点</w:t>
       </w:r>
@@ -2122,345 +2667,615 @@
         <w:rPr>
           <w:rFonts w:ascii="Times New Roman" w:hAnsi="Times New Roman" w:eastAsia="宋体"/>
           <w:b w:val="0"/>
-          <w:sz w:val="24"/>
+          <w:color w:val="333333"/>
+          <w:sz w:val="22"/>
         </w:rPr>
         <w:t>：我在ERP实验课中操作了采购、销售、库存、存货核算全流程，理解了单据流转和模块联动；ERP是企业供应链管理的数字化基础。</w:t>
       </w:r>
     </w:p>
     <w:p>
       <w:pPr>
-        <w:spacing w:before="120" w:after="60"/>
+        <w:spacing w:before="160" w:after="80"/>
       </w:pPr>
       <w:r>
         <w:rPr>
           <w:rFonts w:ascii="Times New Roman" w:hAnsi="Times New Roman" w:eastAsia="宋体"/>
           <w:b/>
-          <w:sz w:val="28"/>
+          <w:color w:val="333333"/>
+          <w:sz w:val="22"/>
         </w:rPr>
         <w:t>4.4 京东物流核心概念</w:t>
       </w:r>
     </w:p>
     <w:p>
       <w:pPr>
-        <w:spacing w:line="360" w:lineRule="auto"/>
+        <w:spacing w:line="360" w:lineRule="auto" w:after="40"/>
         <w:ind w:left="283"/>
       </w:pPr>
       <w:r>
         <w:rPr>
           <w:rFonts w:ascii="Times New Roman" w:hAnsi="Times New Roman" w:eastAsia="宋体"/>
           <w:b w:val="0"/>
-          <w:sz w:val="24"/>
+          <w:color w:val="333333"/>
+          <w:sz w:val="22"/>
         </w:rPr>
-        <w:t>• **仓配一体化**：仓储和配送统一管理，提升效率</w:t>
+        <w:t xml:space="preserve">• </w:t>
       </w:r>
-    </w:p>
-    <w:p>
-      <w:pPr>
-        <w:spacing w:line="360" w:lineRule="auto"/>
-        <w:ind w:left="283"/>
-      </w:pPr>
+      <w:r>
+        <w:rPr>
+          <w:rFonts w:ascii="Times New Roman" w:hAnsi="Times New Roman" w:eastAsia="宋体"/>
+          <w:b/>
+          <w:color w:val="333333"/>
+          <w:sz w:val="22"/>
+        </w:rPr>
+        <w:t>仓配一体化</w:t>
+      </w:r>
       <w:r>
         <w:rPr>
           <w:rFonts w:ascii="Times New Roman" w:hAnsi="Times New Roman" w:eastAsia="宋体"/>
           <w:b w:val="0"/>
-          <w:sz w:val="24"/>
+          <w:color w:val="333333"/>
+          <w:sz w:val="22"/>
         </w:rPr>
-        <w:t>• **211限时达**：上午11点前下单当日达，晚上11点前下单次日14点前达</w:t>
+        <w:t>：仓储和配送统一管理，提升效率</w:t>
       </w:r>
     </w:p>
     <w:p>
       <w:pPr>
-        <w:spacing w:line="360" w:lineRule="auto"/>
+        <w:spacing w:line="360" w:lineRule="auto" w:after="40"/>
         <w:ind w:left="283"/>
       </w:pPr>
       <w:r>
         <w:rPr>
           <w:rFonts w:ascii="Times New Roman" w:hAnsi="Times New Roman" w:eastAsia="宋体"/>
           <w:b w:val="0"/>
-          <w:sz w:val="24"/>
+          <w:color w:val="333333"/>
+          <w:sz w:val="22"/>
         </w:rPr>
-        <w:t>• **亚洲一号**：京东智能物流园区，高度自动化</w:t>
+        <w:t xml:space="preserve">• </w:t>
       </w:r>
-    </w:p>
-    <w:p>
-      <w:pPr>
-        <w:spacing w:line="360" w:lineRule="auto"/>
-        <w:ind w:left="283"/>
-      </w:pPr>
+      <w:r>
+        <w:rPr>
+          <w:rFonts w:ascii="Times New Roman" w:hAnsi="Times New Roman" w:eastAsia="宋体"/>
+          <w:b/>
+          <w:color w:val="333333"/>
+          <w:sz w:val="22"/>
+        </w:rPr>
+        <w:t>211限时达</w:t>
+      </w:r>
       <w:r>
         <w:rPr>
           <w:rFonts w:ascii="Times New Roman" w:hAnsi="Times New Roman" w:eastAsia="宋体"/>
           <w:b w:val="0"/>
-          <w:sz w:val="24"/>
+          <w:color w:val="333333"/>
+          <w:sz w:val="22"/>
         </w:rPr>
-        <w:t>• **狼族机器人**：京东自研的物流机器人系列，应用于存储、拣选等场景</w:t>
+        <w:t>：上午11点前下单当日达，晚上11点前下单次日14点前达</w:t>
       </w:r>
     </w:p>
     <w:p>
       <w:pPr>
-        <w:spacing w:before="240" w:after="120"/>
-      </w:pPr>
+        <w:spacing w:line="360" w:lineRule="auto" w:after="40"/>
+        <w:ind w:left="283"/>
+      </w:pPr>
+      <w:r>
+        <w:rPr>
+          <w:rFonts w:ascii="Times New Roman" w:hAnsi="Times New Roman" w:eastAsia="宋体"/>
+          <w:b w:val="0"/>
+          <w:color w:val="333333"/>
+          <w:sz w:val="22"/>
+        </w:rPr>
+        <w:t xml:space="preserve">• </w:t>
+      </w:r>
       <w:r>
         <w:rPr>
           <w:rFonts w:ascii="Times New Roman" w:hAnsi="Times New Roman" w:eastAsia="宋体"/>
           <w:b/>
-          <w:sz w:val="32"/>
+          <w:color w:val="333333"/>
+          <w:sz w:val="22"/>
         </w:rPr>
-        <w:t>4、六、笔试备考指南</w:t>
+        <w:t>亚洲一号</w:t>
+      </w:r>
+      <w:r>
+        <w:rPr>
+          <w:rFonts w:ascii="Times New Roman" w:hAnsi="Times New Roman" w:eastAsia="宋体"/>
+          <w:b w:val="0"/>
+          <w:color w:val="333333"/>
+          <w:sz w:val="22"/>
+        </w:rPr>
+        <w:t>：京东智能物流园区，高度自动化</w:t>
       </w:r>
     </w:p>
     <w:p>
       <w:pPr>
-        <w:spacing w:before="120" w:after="60"/>
-      </w:pPr>
+        <w:spacing w:line="360" w:lineRule="auto" w:after="40"/>
+        <w:ind w:left="283"/>
+      </w:pPr>
+      <w:r>
+        <w:rPr>
+          <w:rFonts w:ascii="Times New Roman" w:hAnsi="Times New Roman" w:eastAsia="宋体"/>
+          <w:b w:val="0"/>
+          <w:color w:val="333333"/>
+          <w:sz w:val="22"/>
+        </w:rPr>
+        <w:t xml:space="preserve">• </w:t>
+      </w:r>
       <w:r>
         <w:rPr>
           <w:rFonts w:ascii="Times New Roman" w:hAnsi="Times New Roman" w:eastAsia="宋体"/>
           <w:b/>
-          <w:sz w:val="28"/>
+          <w:color w:val="333333"/>
+          <w:sz w:val="22"/>
+        </w:rPr>
+        <w:t>狼族机器人</w:t>
+      </w:r>
+      <w:r>
+        <w:rPr>
+          <w:rFonts w:ascii="Times New Roman" w:hAnsi="Times New Roman" w:eastAsia="宋体"/>
+          <w:b w:val="0"/>
+          <w:color w:val="333333"/>
+          <w:sz w:val="22"/>
+        </w:rPr>
+        <w:t>：京东自研的物流机器人系列，应用于存储、拣选等场景</w:t>
+      </w:r>
+    </w:p>
+    <w:p>
+      <w:pPr>
+        <w:spacing w:before="240" w:after="120"/>
+      </w:pPr>
+      <w:r>
+        <w:rPr>
+          <w:rFonts w:ascii="Times New Roman" w:hAnsi="Times New Roman" w:eastAsia="宋体"/>
+          <w:b/>
+          <w:color w:val="8BA89A"/>
+          <w:sz w:val="26"/>
+        </w:rPr>
+        <w:t>六、笔试备考指南</w:t>
+      </w:r>
+    </w:p>
+    <w:p>
+      <w:pPr>
+        <w:spacing w:before="160" w:after="80"/>
+      </w:pPr>
+      <w:r>
+        <w:rPr>
+          <w:rFonts w:ascii="Times New Roman" w:hAnsi="Times New Roman" w:eastAsia="宋体"/>
+          <w:b/>
+          <w:color w:val="333333"/>
+          <w:sz w:val="22"/>
         </w:rPr>
         <w:t>6.1 笔试形式</w:t>
       </w:r>
     </w:p>
     <w:p>
       <w:pPr>
-        <w:spacing w:line="360" w:lineRule="auto"/>
+        <w:spacing w:line="360" w:lineRule="auto" w:after="40"/>
         <w:ind w:left="283"/>
       </w:pPr>
       <w:r>
         <w:rPr>
           <w:rFonts w:ascii="Times New Roman" w:hAnsi="Times New Roman" w:eastAsia="宋体"/>
           <w:b w:val="0"/>
-          <w:sz w:val="24"/>
+          <w:color w:val="333333"/>
+          <w:sz w:val="22"/>
         </w:rPr>
-        <w:t>• **在线测评**：行测+性格测试+专业题</w:t>
+        <w:t xml:space="preserve">• </w:t>
       </w:r>
-    </w:p>
-    <w:p>
-      <w:pPr>
-        <w:spacing w:line="360" w:lineRule="auto"/>
-        <w:ind w:left="283"/>
-      </w:pPr>
+      <w:r>
+        <w:rPr>
+          <w:rFonts w:ascii="Times New Roman" w:hAnsi="Times New Roman" w:eastAsia="宋体"/>
+          <w:b/>
+          <w:color w:val="333333"/>
+          <w:sz w:val="22"/>
+        </w:rPr>
+        <w:t>在线测评</w:t>
+      </w:r>
       <w:r>
         <w:rPr>
           <w:rFonts w:ascii="Times New Roman" w:hAnsi="Times New Roman" w:eastAsia="宋体"/>
           <w:b w:val="0"/>
-          <w:sz w:val="24"/>
+          <w:color w:val="333333"/>
+          <w:sz w:val="22"/>
         </w:rPr>
-        <w:t>• **题型分布**：言语理解、数量关系、逻辑推理、资料分析、性格测试</w:t>
+        <w:t>：行测+性格测试+专业题</w:t>
       </w:r>
     </w:p>
     <w:p>
       <w:pPr>
-        <w:spacing w:line="360" w:lineRule="auto"/>
+        <w:spacing w:line="360" w:lineRule="auto" w:after="40"/>
         <w:ind w:left="283"/>
       </w:pPr>
       <w:r>
         <w:rPr>
           <w:rFonts w:ascii="Times New Roman" w:hAnsi="Times New Roman" w:eastAsia="宋体"/>
           <w:b w:val="0"/>
-          <w:sz w:val="24"/>
+          <w:color w:val="333333"/>
+          <w:sz w:val="22"/>
         </w:rPr>
-        <w:t>• **时长**：约90-120分钟</w:t>
+        <w:t xml:space="preserve">• </w:t>
       </w:r>
-    </w:p>
-    <w:p>
-      <w:pPr>
-        <w:spacing w:before="120" w:after="60"/>
-      </w:pPr>
       <w:r>
         <w:rPr>
           <w:rFonts w:ascii="Times New Roman" w:hAnsi="Times New Roman" w:eastAsia="宋体"/>
           <w:b/>
-          <w:sz w:val="28"/>
+          <w:color w:val="333333"/>
+          <w:sz w:val="22"/>
+        </w:rPr>
+        <w:t>题型分布</w:t>
+      </w:r>
+      <w:r>
+        <w:rPr>
+          <w:rFonts w:ascii="Times New Roman" w:hAnsi="Times New Roman" w:eastAsia="宋体"/>
+          <w:b w:val="0"/>
+          <w:color w:val="333333"/>
+          <w:sz w:val="22"/>
+        </w:rPr>
+        <w:t>：言语理解、数量关系、逻辑推理、资料分析、性格测试</w:t>
+      </w:r>
+    </w:p>
+    <w:p>
+      <w:pPr>
+        <w:spacing w:line="360" w:lineRule="auto" w:after="40"/>
+        <w:ind w:left="283"/>
+      </w:pPr>
+      <w:r>
+        <w:rPr>
+          <w:rFonts w:ascii="Times New Roman" w:hAnsi="Times New Roman" w:eastAsia="宋体"/>
+          <w:b w:val="0"/>
+          <w:color w:val="333333"/>
+          <w:sz w:val="22"/>
+        </w:rPr>
+        <w:t xml:space="preserve">• </w:t>
+      </w:r>
+      <w:r>
+        <w:rPr>
+          <w:rFonts w:ascii="Times New Roman" w:hAnsi="Times New Roman" w:eastAsia="宋体"/>
+          <w:b/>
+          <w:color w:val="333333"/>
+          <w:sz w:val="22"/>
+        </w:rPr>
+        <w:t>时长</w:t>
+      </w:r>
+      <w:r>
+        <w:rPr>
+          <w:rFonts w:ascii="Times New Roman" w:hAnsi="Times New Roman" w:eastAsia="宋体"/>
+          <w:b w:val="0"/>
+          <w:color w:val="333333"/>
+          <w:sz w:val="22"/>
+        </w:rPr>
+        <w:t>：约90-120分钟</w:t>
+      </w:r>
+    </w:p>
+    <w:p>
+      <w:pPr>
+        <w:spacing w:before="160" w:after="80"/>
+      </w:pPr>
+      <w:r>
+        <w:rPr>
+          <w:rFonts w:ascii="Times New Roman" w:hAnsi="Times New Roman" w:eastAsia="宋体"/>
+          <w:b/>
+          <w:color w:val="333333"/>
+          <w:sz w:val="22"/>
         </w:rPr>
         <w:t>6.2 必考题/常考题分类汇总</w:t>
       </w:r>
     </w:p>
     <w:p>
       <w:pPr>
-        <w:spacing w:line="360" w:lineRule="auto"/>
+        <w:spacing w:line="360" w:lineRule="auto" w:after="40"/>
         <w:ind w:left="283"/>
       </w:pPr>
       <w:r>
         <w:rPr>
           <w:rFonts w:ascii="Times New Roman" w:hAnsi="Times New Roman" w:eastAsia="宋体"/>
           <w:b w:val="0"/>
-          <w:sz w:val="24"/>
+          <w:color w:val="333333"/>
+          <w:sz w:val="22"/>
         </w:rPr>
-        <w:t>1. **言语理解**：选词填空、片段阅读、语句排序</w:t>
+        <w:t xml:space="preserve">1. </w:t>
       </w:r>
-    </w:p>
-    <w:p>
-      <w:pPr>
-        <w:spacing w:line="360" w:lineRule="auto"/>
-        <w:ind w:left="283"/>
-      </w:pPr>
+      <w:r>
+        <w:rPr>
+          <w:rFonts w:ascii="Times New Roman" w:hAnsi="Times New Roman" w:eastAsia="宋体"/>
+          <w:b/>
+          <w:color w:val="333333"/>
+          <w:sz w:val="22"/>
+        </w:rPr>
+        <w:t>言语理解</w:t>
+      </w:r>
       <w:r>
         <w:rPr>
           <w:rFonts w:ascii="Times New Roman" w:hAnsi="Times New Roman" w:eastAsia="宋体"/>
           <w:b w:val="0"/>
-          <w:sz w:val="24"/>
+          <w:color w:val="333333"/>
+          <w:sz w:val="22"/>
         </w:rPr>
-        <w:t>2. **数量关系**：数学运算、数字推理</w:t>
+        <w:t>：选词填空、片段阅读、语句排序</w:t>
       </w:r>
     </w:p>
     <w:p>
       <w:pPr>
-        <w:spacing w:line="360" w:lineRule="auto"/>
+        <w:spacing w:line="360" w:lineRule="auto" w:after="40"/>
         <w:ind w:left="283"/>
       </w:pPr>
       <w:r>
         <w:rPr>
           <w:rFonts w:ascii="Times New Roman" w:hAnsi="Times New Roman" w:eastAsia="宋体"/>
           <w:b w:val="0"/>
-          <w:sz w:val="24"/>
+          <w:color w:val="333333"/>
+          <w:sz w:val="22"/>
         </w:rPr>
-        <w:t>3. **逻辑推理**：图形推理、定义判断、类比推理、逻辑判断</w:t>
+        <w:t xml:space="preserve">2. </w:t>
       </w:r>
-    </w:p>
-    <w:p>
-      <w:pPr>
-        <w:spacing w:line="360" w:lineRule="auto"/>
-        <w:ind w:left="283"/>
-      </w:pPr>
+      <w:r>
+        <w:rPr>
+          <w:rFonts w:ascii="Times New Roman" w:hAnsi="Times New Roman" w:eastAsia="宋体"/>
+          <w:b/>
+          <w:color w:val="333333"/>
+          <w:sz w:val="22"/>
+        </w:rPr>
+        <w:t>数量关系</w:t>
+      </w:r>
       <w:r>
         <w:rPr>
           <w:rFonts w:ascii="Times New Roman" w:hAnsi="Times New Roman" w:eastAsia="宋体"/>
           <w:b w:val="0"/>
-          <w:sz w:val="24"/>
+          <w:color w:val="333333"/>
+          <w:sz w:val="22"/>
         </w:rPr>
-        <w:t>4. **资料分析**：文字资料、表格资料、图形资料</w:t>
+        <w:t>：数学运算、数字推理</w:t>
       </w:r>
     </w:p>
     <w:p>
       <w:pPr>
-        <w:spacing w:line="360" w:lineRule="auto"/>
+        <w:spacing w:line="360" w:lineRule="auto" w:after="40"/>
         <w:ind w:left="283"/>
       </w:pPr>
       <w:r>
         <w:rPr>
           <w:rFonts w:ascii="Times New Roman" w:hAnsi="Times New Roman" w:eastAsia="宋体"/>
           <w:b w:val="0"/>
-          <w:sz w:val="24"/>
+          <w:color w:val="333333"/>
+          <w:sz w:val="22"/>
         </w:rPr>
-        <w:t>5. **性格测试**：如实回答，注意前后一致性</w:t>
+        <w:t xml:space="preserve">3. </w:t>
       </w:r>
-    </w:p>
-    <w:p>
-      <w:pPr>
-        <w:spacing w:before="120" w:after="60"/>
-      </w:pPr>
       <w:r>
         <w:rPr>
           <w:rFonts w:ascii="Times New Roman" w:hAnsi="Times New Roman" w:eastAsia="宋体"/>
           <w:b/>
-          <w:sz w:val="28"/>
+          <w:color w:val="333333"/>
+          <w:sz w:val="22"/>
+        </w:rPr>
+        <w:t>逻辑推理</w:t>
+      </w:r>
+      <w:r>
+        <w:rPr>
+          <w:rFonts w:ascii="Times New Roman" w:hAnsi="Times New Roman" w:eastAsia="宋体"/>
+          <w:b w:val="0"/>
+          <w:color w:val="333333"/>
+          <w:sz w:val="22"/>
+        </w:rPr>
+        <w:t>：图形推理、定义判断、类比推理、逻辑判断</w:t>
+      </w:r>
+    </w:p>
+    <w:p>
+      <w:pPr>
+        <w:spacing w:line="360" w:lineRule="auto" w:after="40"/>
+        <w:ind w:left="283"/>
+      </w:pPr>
+      <w:r>
+        <w:rPr>
+          <w:rFonts w:ascii="Times New Roman" w:hAnsi="Times New Roman" w:eastAsia="宋体"/>
+          <w:b w:val="0"/>
+          <w:color w:val="333333"/>
+          <w:sz w:val="22"/>
+        </w:rPr>
+        <w:t xml:space="preserve">4. </w:t>
+      </w:r>
+      <w:r>
+        <w:rPr>
+          <w:rFonts w:ascii="Times New Roman" w:hAnsi="Times New Roman" w:eastAsia="宋体"/>
+          <w:b/>
+          <w:color w:val="333333"/>
+          <w:sz w:val="22"/>
+        </w:rPr>
+        <w:t>资料分析</w:t>
+      </w:r>
+      <w:r>
+        <w:rPr>
+          <w:rFonts w:ascii="Times New Roman" w:hAnsi="Times New Roman" w:eastAsia="宋体"/>
+          <w:b w:val="0"/>
+          <w:color w:val="333333"/>
+          <w:sz w:val="22"/>
+        </w:rPr>
+        <w:t>：文字资料、表格资料、图形资料</w:t>
+      </w:r>
+    </w:p>
+    <w:p>
+      <w:pPr>
+        <w:spacing w:line="360" w:lineRule="auto" w:after="40"/>
+        <w:ind w:left="283"/>
+      </w:pPr>
+      <w:r>
+        <w:rPr>
+          <w:rFonts w:ascii="Times New Roman" w:hAnsi="Times New Roman" w:eastAsia="宋体"/>
+          <w:b w:val="0"/>
+          <w:color w:val="333333"/>
+          <w:sz w:val="22"/>
+        </w:rPr>
+        <w:t xml:space="preserve">5. </w:t>
+      </w:r>
+      <w:r>
+        <w:rPr>
+          <w:rFonts w:ascii="Times New Roman" w:hAnsi="Times New Roman" w:eastAsia="宋体"/>
+          <w:b/>
+          <w:color w:val="333333"/>
+          <w:sz w:val="22"/>
+        </w:rPr>
+        <w:t>性格测试</w:t>
+      </w:r>
+      <w:r>
+        <w:rPr>
+          <w:rFonts w:ascii="Times New Roman" w:hAnsi="Times New Roman" w:eastAsia="宋体"/>
+          <w:b w:val="0"/>
+          <w:color w:val="333333"/>
+          <w:sz w:val="22"/>
+        </w:rPr>
+        <w:t>：如实回答，注意前后一致性</w:t>
+      </w:r>
+    </w:p>
+    <w:p>
+      <w:pPr>
+        <w:spacing w:before="160" w:after="80"/>
+      </w:pPr>
+      <w:r>
+        <w:rPr>
+          <w:rFonts w:ascii="Times New Roman" w:hAnsi="Times New Roman" w:eastAsia="宋体"/>
+          <w:b/>
+          <w:color w:val="333333"/>
+          <w:sz w:val="22"/>
         </w:rPr>
         <w:t>6.3 考前冲刺建议</w:t>
       </w:r>
     </w:p>
     <w:p>
       <w:pPr>
-        <w:spacing w:line="360" w:lineRule="auto"/>
+        <w:spacing w:line="360" w:lineRule="auto" w:after="40"/>
         <w:ind w:left="283"/>
       </w:pPr>
       <w:r>
         <w:rPr>
           <w:rFonts w:ascii="Times New Roman" w:hAnsi="Times New Roman" w:eastAsia="宋体"/>
           <w:b w:val="0"/>
-          <w:sz w:val="24"/>
+          <w:color w:val="333333"/>
+          <w:sz w:val="22"/>
         </w:rPr>
-        <w:t>• **7天计划**：</w:t>
+        <w:t xml:space="preserve">• </w:t>
       </w:r>
-    </w:p>
-    <w:p>
-      <w:pPr>
-        <w:spacing w:line="360" w:lineRule="auto"/>
-        <w:ind w:firstLine="480"/>
-      </w:pPr>
+      <w:r>
+        <w:rPr>
+          <w:rFonts w:ascii="Times New Roman" w:hAnsi="Times New Roman" w:eastAsia="宋体"/>
+          <w:b/>
+          <w:color w:val="333333"/>
+          <w:sz w:val="22"/>
+        </w:rPr>
+        <w:t>7天计划</w:t>
+      </w:r>
       <w:r>
         <w:rPr>
           <w:rFonts w:ascii="Times New Roman" w:hAnsi="Times New Roman" w:eastAsia="宋体"/>
           <w:b w:val="0"/>
-          <w:sz w:val="24"/>
+          <w:color w:val="333333"/>
+          <w:sz w:val="22"/>
+        </w:rPr>
+        <w:t>：</w:t>
+      </w:r>
+    </w:p>
+    <w:p>
+      <w:pPr>
+        <w:spacing w:line="360" w:lineRule="auto" w:after="80"/>
+      </w:pPr>
+      <w:r>
+        <w:rPr>
+          <w:rFonts w:ascii="Times New Roman" w:hAnsi="Times New Roman" w:eastAsia="宋体"/>
+          <w:b w:val="0"/>
+          <w:color w:val="333333"/>
+          <w:sz w:val="22"/>
         </w:rPr>
         <w:t>- Day 1-2：言语理解+逻辑推理专项</w:t>
       </w:r>
     </w:p>
     <w:p>
       <w:pPr>
-        <w:spacing w:line="360" w:lineRule="auto"/>
-        <w:ind w:firstLine="480"/>
+        <w:spacing w:line="360" w:lineRule="auto" w:after="80"/>
       </w:pPr>
       <w:r>
         <w:rPr>
           <w:rFonts w:ascii="Times New Roman" w:hAnsi="Times New Roman" w:eastAsia="宋体"/>
           <w:b w:val="0"/>
-          <w:sz w:val="24"/>
+          <w:color w:val="333333"/>
+          <w:sz w:val="22"/>
         </w:rPr>
         <w:t>- Day 3-4：数量关系+资料分析专项</w:t>
       </w:r>
     </w:p>
     <w:p>
       <w:pPr>
-        <w:spacing w:line="360" w:lineRule="auto"/>
-        <w:ind w:firstLine="480"/>
+        <w:spacing w:line="360" w:lineRule="auto" w:after="80"/>
       </w:pPr>
       <w:r>
         <w:rPr>
           <w:rFonts w:ascii="Times New Roman" w:hAnsi="Times New Roman" w:eastAsia="宋体"/>
           <w:b w:val="0"/>
-          <w:sz w:val="24"/>
+          <w:color w:val="333333"/>
+          <w:sz w:val="22"/>
         </w:rPr>
         <w:t>- Day 5：模拟考试1套</w:t>
       </w:r>
     </w:p>
     <w:p>
       <w:pPr>
-        <w:spacing w:line="360" w:lineRule="auto"/>
-        <w:ind w:firstLine="480"/>
+        <w:spacing w:line="360" w:lineRule="auto" w:after="80"/>
       </w:pPr>
       <w:r>
         <w:rPr>
           <w:rFonts w:ascii="Times New Roman" w:hAnsi="Times New Roman" w:eastAsia="宋体"/>
           <w:b w:val="0"/>
-          <w:sz w:val="24"/>
+          <w:color w:val="333333"/>
+          <w:sz w:val="22"/>
         </w:rPr>
         <w:t>- Day 6：错题复盘+查漏补缺</w:t>
       </w:r>
     </w:p>
     <w:p>
       <w:pPr>
-        <w:spacing w:line="360" w:lineRule="auto"/>
-        <w:ind w:firstLine="480"/>
+        <w:spacing w:line="360" w:lineRule="auto" w:after="80"/>
       </w:pPr>
       <w:r>
         <w:rPr>
           <w:rFonts w:ascii="Times New Roman" w:hAnsi="Times New Roman" w:eastAsia="宋体"/>
           <w:b w:val="0"/>
-          <w:sz w:val="24"/>
+          <w:color w:val="333333"/>
+          <w:sz w:val="22"/>
         </w:rPr>
         <w:t>- Day 7：调整状态，准备考试</w:t>
       </w:r>
     </w:p>
     <w:p>
       <w:pPr>
-        <w:spacing w:line="360" w:lineRule="auto"/>
+        <w:spacing w:line="360" w:lineRule="auto" w:after="40"/>
         <w:ind w:left="283"/>
       </w:pPr>
       <w:r>
         <w:rPr>
           <w:rFonts w:ascii="Times New Roman" w:hAnsi="Times New Roman" w:eastAsia="宋体"/>
           <w:b w:val="0"/>
-          <w:sz w:val="24"/>
+          <w:color w:val="333333"/>
+          <w:sz w:val="22"/>
         </w:rPr>
-        <w:t>• **48小时清单**：确认考试时间、设备、网络；复习错题；准备身份证；保证睡眠</w:t>
+        <w:t xml:space="preserve">• </w:t>
+      </w:r>
+      <w:r>
+        <w:rPr>
+          <w:rFonts w:ascii="Times New Roman" w:hAnsi="Times New Roman" w:eastAsia="宋体"/>
+          <w:b/>
+          <w:color w:val="333333"/>
+          <w:sz w:val="22"/>
+        </w:rPr>
+        <w:t>48小时清单</w:t>
+      </w:r>
+      <w:r>
+        <w:rPr>
+          <w:rFonts w:ascii="Times New Roman" w:hAnsi="Times New Roman" w:eastAsia="宋体"/>
+          <w:b w:val="0"/>
+          <w:color w:val="333333"/>
+          <w:sz w:val="22"/>
+        </w:rPr>
+        <w:t>：确认考试时间、设备、网络；复习错题；准备身份证；保证睡眠</w:t>
       </w:r>
     </w:p>
     <w:sectPr>
-      <w:headerReference w:type="default" r:id="rId9"/>
-      <w:footerReference w:type="default" r:id="rId10"/>
       <w:pgSz w:w="12240" w:h="15840"/>
       <w:pgMar w:top="1440" w:right="1797" w:bottom="1440" w:left="1797" w:header="720" w:footer="720" w:gutter="0"/>
       <w:cols w:space="720"/>
@@ -2468,71 +3283,6 @@
     </w:sectPr>
   </w:body>
 </w:document>
-</file>
-
-<file path=word/footer1.xml><?xml version="1.0" encoding="utf-8"?>
-<w:ftr xmlns:m="http://schemas.openxmlformats.org/officeDocument/2006/math" xmlns:mc="http://schemas.openxmlformats.org/markup-compatibility/2006" xmlns:mo="http://schemas.microsoft.com/office/mac/office/2008/main" xmlns:mv="urn:schemas-microsoft-com:mac:vml" xmlns:o="urn:schemas-microsoft-com:office:office" xmlns:r="http://schemas.openxmlformats.org/officeDocument/2006/relationships" xmlns:v="urn:schemas-microsoft-com:vml" xmlns:w10="urn:schemas-microsoft-com:office:word" xmlns:w14="http://schemas.microsoft.com/office/word/2010/wordml" xmlns:w="http://schemas.openxmlformats.org/wordprocessingml/2006/main" xmlns:wne="http://schemas.microsoft.com/office/word/2006/wordml" xmlns:wp14="http://schemas.microsoft.com/office/word/2010/wordprocessingDrawing" xmlns:wp="http://schemas.openxmlformats.org/drawingml/2006/wordprocessingDrawing" xmlns:wpc="http://schemas.microsoft.com/office/word/2010/wordprocessingCanvas" xmlns:wpg="http://schemas.microsoft.com/office/word/2010/wordprocessingGroup" xmlns:wpi="http://schemas.microsoft.com/office/word/2010/wordprocessingInk" xmlns:wps="http://schemas.microsoft.com/office/word/2010/wordprocessingShape" mc:Ignorable="w14 wp14">
-  <w:p>
-    <w:pPr>
-      <w:pStyle w:val="Footer"/>
-      <w:jc w:val="center"/>
-    </w:pPr>
-    <w:r>
-      <w:rPr>
-        <w:rFonts w:ascii="Times New Roman" w:hAnsi="Times New Roman" w:eastAsia="宋体"/>
-        <w:b w:val="0"/>
-        <w:sz w:val="20"/>
-      </w:rPr>
-      <w:t xml:space="preserve">第 </w:t>
-    </w:r>
-    <w:r>
-      <w:fldChar w:fldCharType="begin"/>
-      <w:instrText xml:space="preserve">PAGE</w:instrText>
-      <w:fldChar w:fldCharType="end"/>
-    </w:r>
-    <w:r>
-      <w:rPr>
-        <w:rFonts w:ascii="Times New Roman" w:hAnsi="Times New Roman" w:eastAsia="宋体"/>
-        <w:b w:val="0"/>
-        <w:sz w:val="20"/>
-      </w:rPr>
-      <w:t xml:space="preserve"> 页 / 共 </w:t>
-    </w:r>
-    <w:r>
-      <w:fldChar w:fldCharType="begin"/>
-      <w:instrText xml:space="preserve">NUMPAGES</w:instrText>
-      <w:fldChar w:fldCharType="end"/>
-    </w:r>
-    <w:r>
-      <w:rPr>
-        <w:rFonts w:ascii="Times New Roman" w:hAnsi="Times New Roman" w:eastAsia="宋体"/>
-        <w:b w:val="0"/>
-        <w:sz w:val="20"/>
-      </w:rPr>
-      <w:t xml:space="preserve"> 页</w:t>
-    </w:r>
-  </w:p>
-</w:ftr>
-</file>
-
-<file path=word/header1.xml><?xml version="1.0" encoding="utf-8"?>
-<w:hdr xmlns:m="http://schemas.openxmlformats.org/officeDocument/2006/math" xmlns:mc="http://schemas.openxmlformats.org/markup-compatibility/2006" xmlns:mo="http://schemas.microsoft.com/office/mac/office/2008/main" xmlns:mv="urn:schemas-microsoft-com:mac:vml" xmlns:o="urn:schemas-microsoft-com:office:office" xmlns:r="http://schemas.openxmlformats.org/officeDocument/2006/relationships" xmlns:v="urn:schemas-microsoft-com:vml" xmlns:w10="urn:schemas-microsoft-com:office:word" xmlns:w14="http://schemas.microsoft.com/office/word/2010/wordml" xmlns:w="http://schemas.openxmlformats.org/wordprocessingml/2006/main" xmlns:wne="http://schemas.microsoft.com/office/word/2006/wordml" xmlns:wp14="http://schemas.microsoft.com/office/word/2010/wordprocessingDrawing" xmlns:wp="http://schemas.openxmlformats.org/drawingml/2006/wordprocessingDrawing" xmlns:wpc="http://schemas.microsoft.com/office/word/2010/wordprocessingCanvas" xmlns:wpg="http://schemas.microsoft.com/office/word/2010/wordprocessingGroup" xmlns:wpi="http://schemas.microsoft.com/office/word/2010/wordprocessingInk" xmlns:wps="http://schemas.microsoft.com/office/word/2010/wordprocessingShape" mc:Ignorable="w14 wp14">
-  <w:p>
-    <w:pPr>
-      <w:pStyle w:val="Header"/>
-      <w:jc w:val="center"/>
-    </w:pPr>
-    <w:r>
-      <w:rPr>
-        <w:rFonts w:ascii="Times New Roman" w:hAnsi="Times New Roman" w:eastAsia="宋体"/>
-        <w:b w:val="0"/>
-        <w:color w:val="808080"/>
-        <w:sz w:val="20"/>
-      </w:rPr>
-      <w:t>京东物流方向管理培训生（TET）面试备考资料</w:t>
-    </w:r>
-  </w:p>
-</w:hdr>
 </file>
 
 <file path=word/numbering.xml><?xml version="1.0" encoding="utf-8"?>
@@ -2900,7 +3650,7 @@
     <w:rsid w:val="00FC693F"/>
     <w:rPr>
       <w:rFonts w:ascii="Times New Roman" w:hAnsi="Times New Roman" w:eastAsia="宋体"/>
-      <w:sz w:val="24"/>
+      <w:sz w:val="22"/>
     </w:rPr>
   </w:style>
   <w:style w:type="paragraph" w:styleId="Header">
